--- a/Sem2/Data_structures_labs/Lab07/report_lab07_formatted_final.docx
+++ b/Sem2/Data_structures_labs/Lab07/report_lab07_formatted_final.docx
@@ -5,6 +5,7 @@
     <w:p>
       <w:pPr>
         <w:pStyle w:val="Standard"/>
+        <w:ind w:left="709"/>
         <w:jc w:val="center"/>
         <w:rPr>
           <w:rFonts w:asciiTheme="majorBidi" w:eastAsia="TimesNewRomanPSMT" w:hAnsiTheme="majorBidi" w:cstheme="majorBidi"/>
@@ -24,6 +25,7 @@
     <w:p>
       <w:pPr>
         <w:pStyle w:val="Standard"/>
+        <w:ind w:left="709"/>
         <w:jc w:val="center"/>
         <w:rPr>
           <w:rFonts w:asciiTheme="majorBidi" w:eastAsia="TimesNewRomanPSMT" w:hAnsiTheme="majorBidi" w:cstheme="majorBidi"/>
@@ -534,7 +536,7 @@
           <w:color w:val="000000"/>
         </w:rPr>
         <w:tab/>
-        <w:t xml:space="preserve">                    _________________ Астахов А.М.</w:t>
+        <w:t xml:space="preserve">                    _____________ Астахов А.М.</w:t>
       </w:r>
     </w:p>
     <w:p>
@@ -716,6 +718,7 @@
             </w:rPr>
           </w:pPr>
           <w:r>
+            <w:lastRenderedPageBreak/>
             <w:fldChar w:fldCharType="begin"/>
           </w:r>
           <w:r>
@@ -1517,11 +1520,9 @@
         </w:rPr>
         <w:t xml:space="preserve">7) Вывести дерево в порядке </w:t>
       </w:r>
-      <w:proofErr w:type="spellStart"/>
       <w:r>
         <w:t>inorder</w:t>
       </w:r>
-      <w:proofErr w:type="spellEnd"/>
       <w:r>
         <w:rPr>
           <w:lang w:val="ru-RU"/>
@@ -1537,11 +1538,9 @@
         </w:rPr>
         <w:t xml:space="preserve"> и </w:t>
       </w:r>
-      <w:proofErr w:type="spellStart"/>
       <w:r>
         <w:t>postorder</w:t>
       </w:r>
-      <w:proofErr w:type="spellEnd"/>
       <w:r>
         <w:rPr>
           <w:lang w:val="ru-RU"/>
@@ -2324,11 +2323,9 @@
         </w:rPr>
         <w:t xml:space="preserve">9) После завершения поиска программа один раз выводит результаты обхода АВЛ-дерева: </w:t>
       </w:r>
-      <w:proofErr w:type="spellStart"/>
       <w:r>
         <w:t>inorder</w:t>
       </w:r>
-      <w:proofErr w:type="spellEnd"/>
       <w:r>
         <w:rPr>
           <w:lang w:val="ru-RU"/>
@@ -2344,22 +2341,18 @@
         </w:rPr>
         <w:t xml:space="preserve"> и </w:t>
       </w:r>
-      <w:proofErr w:type="spellStart"/>
       <w:r>
         <w:t>postorder</w:t>
       </w:r>
-      <w:proofErr w:type="spellEnd"/>
       <w:r>
         <w:rPr>
           <w:lang w:val="ru-RU"/>
         </w:rPr>
         <w:t>. Центральный обход (</w:t>
       </w:r>
-      <w:proofErr w:type="spellStart"/>
       <w:r>
         <w:t>inorder</w:t>
       </w:r>
-      <w:proofErr w:type="spellEnd"/>
       <w:r>
         <w:rPr>
           <w:lang w:val="ru-RU"/>

--- a/Sem2/Data_structures_labs/Lab07/report_lab07_formatted_final.docx
+++ b/Sem2/Data_structures_labs/Lab07/report_lab07_formatted_final.docx
@@ -5,10 +5,9 @@
     <w:p>
       <w:pPr>
         <w:pStyle w:val="Standard"/>
-        <w:ind w:left="709"/>
         <w:jc w:val="center"/>
         <w:rPr>
-          <w:rFonts w:asciiTheme="majorBidi" w:eastAsia="TimesNewRomanPSMT" w:hAnsiTheme="majorBidi" w:cstheme="majorBidi"/>
+          <w:rFonts w:ascii="TimesNewRomanPSMT" w:eastAsia="TimesNewRomanPSMT" w:hAnsi="TimesNewRomanPSMT" w:cs="TimesNewRomanPSMT"/>
           <w:color w:val="000000"/>
         </w:rPr>
       </w:pPr>
@@ -16,7 +15,7 @@
       <w:bookmarkEnd w:id="0"/>
       <w:r>
         <w:rPr>
-          <w:rFonts w:asciiTheme="majorBidi" w:eastAsia="TimesNewRomanPSMT" w:hAnsiTheme="majorBidi" w:cstheme="majorBidi"/>
+          <w:rFonts w:ascii="TimesNewRomanPSMT" w:eastAsia="TimesNewRomanPSMT" w:hAnsi="TimesNewRomanPSMT" w:cs="TimesNewRomanPSMT"/>
           <w:color w:val="000000"/>
         </w:rPr>
         <w:t>Министерство образования и науки РФ</w:t>
@@ -25,16 +24,15 @@
     <w:p>
       <w:pPr>
         <w:pStyle w:val="Standard"/>
-        <w:ind w:left="709"/>
         <w:jc w:val="center"/>
         <w:rPr>
-          <w:rFonts w:asciiTheme="majorBidi" w:eastAsia="TimesNewRomanPSMT" w:hAnsiTheme="majorBidi" w:cstheme="majorBidi"/>
+          <w:rFonts w:ascii="TimesNewRomanPSMT" w:eastAsia="TimesNewRomanPSMT" w:hAnsi="TimesNewRomanPSMT" w:cs="TimesNewRomanPSMT"/>
           <w:color w:val="000000"/>
         </w:rPr>
       </w:pPr>
       <w:r>
         <w:rPr>
-          <w:rFonts w:asciiTheme="majorBidi" w:eastAsia="TimesNewRomanPSMT" w:hAnsiTheme="majorBidi" w:cstheme="majorBidi"/>
+          <w:rFonts w:ascii="TimesNewRomanPSMT" w:eastAsia="TimesNewRomanPSMT" w:hAnsi="TimesNewRomanPSMT" w:cs="TimesNewRomanPSMT"/>
           <w:color w:val="000000"/>
         </w:rPr>
         <w:t>Санкт-Петербургский политехнический университет Петра Великого</w:t>
@@ -46,7 +44,7 @@
         <w:autoSpaceDE w:val="0"/>
         <w:jc w:val="center"/>
         <w:rPr>
-          <w:rFonts w:asciiTheme="majorBidi" w:eastAsia="TimesNewRomanPSMT" w:hAnsiTheme="majorBidi" w:cstheme="majorBidi"/>
+          <w:rFonts w:ascii="TimesNewRomanPSMT" w:eastAsia="TimesNewRomanPSMT" w:hAnsi="TimesNewRomanPSMT" w:cs="TimesNewRomanPSMT"/>
           <w:color w:val="000000"/>
         </w:rPr>
       </w:pPr>
@@ -57,13 +55,13 @@
         <w:autoSpaceDE w:val="0"/>
         <w:jc w:val="center"/>
         <w:rPr>
-          <w:rFonts w:asciiTheme="majorBidi" w:eastAsia="TimesNewRomanPSMT" w:hAnsiTheme="majorBidi" w:cstheme="majorBidi"/>
+          <w:rFonts w:ascii="TimesNewRomanPSMT" w:eastAsia="TimesNewRomanPSMT" w:hAnsi="TimesNewRomanPSMT" w:cs="TimesNewRomanPSMT"/>
           <w:color w:val="000000"/>
         </w:rPr>
       </w:pPr>
       <w:r>
         <w:rPr>
-          <w:rFonts w:asciiTheme="majorBidi" w:eastAsia="TimesNewRomanPSMT" w:hAnsiTheme="majorBidi" w:cstheme="majorBidi"/>
+          <w:rFonts w:ascii="TimesNewRomanPSMT" w:eastAsia="TimesNewRomanPSMT" w:hAnsi="TimesNewRomanPSMT" w:cs="TimesNewRomanPSMT"/>
           <w:color w:val="000000"/>
         </w:rPr>
         <w:t>Институт компьютерных наук и технологий</w:t>
@@ -75,26 +73,16 @@
         <w:autoSpaceDE w:val="0"/>
         <w:jc w:val="center"/>
         <w:rPr>
-          <w:rFonts w:asciiTheme="majorBidi" w:eastAsia="TimesNewRomanPSMT" w:hAnsiTheme="majorBidi" w:cstheme="majorBidi"/>
+          <w:rFonts w:ascii="TimesNewRomanPSMT" w:eastAsia="TimesNewRomanPSMT" w:hAnsi="TimesNewRomanPSMT" w:cs="TimesNewRomanPSMT"/>
           <w:color w:val="000000"/>
         </w:rPr>
       </w:pPr>
       <w:r>
         <w:rPr>
-          <w:rFonts w:asciiTheme="majorBidi" w:eastAsia="TimesNewRomanPSMT" w:hAnsiTheme="majorBidi" w:cstheme="majorBidi"/>
+          <w:rFonts w:ascii="TimesNewRomanPSMT" w:eastAsia="TimesNewRomanPSMT" w:hAnsi="TimesNewRomanPSMT" w:cs="TimesNewRomanPSMT"/>
           <w:color w:val="000000"/>
         </w:rPr>
-        <w:t>Высшая школа «</w:t>
-      </w:r>
-      <w:r>
-        <w:t>Институт компьютерных наук и кибербезопасности</w:t>
-      </w:r>
-      <w:r>
-        <w:rPr>
-          <w:rFonts w:asciiTheme="majorBidi" w:eastAsia="TimesNewRomanPSMT" w:hAnsiTheme="majorBidi" w:cstheme="majorBidi"/>
-          <w:color w:val="000000"/>
-        </w:rPr>
-        <w:t>»</w:t>
+        <w:t>Высшая школа «Компьютерных технологий и информационных систем»</w:t>
       </w:r>
     </w:p>
     <w:p>
@@ -103,10 +91,100 @@
         <w:autoSpaceDE w:val="0"/>
         <w:jc w:val="center"/>
         <w:rPr>
-          <w:rFonts w:asciiTheme="majorBidi" w:eastAsia="TimesNewRomanPSMT" w:hAnsiTheme="majorBidi" w:cstheme="majorBidi"/>
+          <w:rFonts w:ascii="TimesNewRomanPSMT" w:eastAsia="TimesNewRomanPSMT" w:hAnsi="TimesNewRomanPSMT" w:cs="TimesNewRomanPSMT"/>
           <w:color w:val="000000"/>
         </w:rPr>
       </w:pPr>
+    </w:p>
+    <w:p>
+      <w:pPr>
+        <w:pStyle w:val="Standard"/>
+        <w:autoSpaceDE w:val="0"/>
+        <w:jc w:val="right"/>
+        <w:rPr>
+          <w:rFonts w:ascii="TimesNewRomanPSMT" w:eastAsia="TimesNewRomanPSMT" w:hAnsi="TimesNewRomanPSMT" w:cs="TimesNewRomanPSMT"/>
+          <w:color w:val="000000"/>
+        </w:rPr>
+      </w:pPr>
+      <w:r>
+        <w:rPr>
+          <w:rFonts w:ascii="TimesNewRomanPSMT" w:eastAsia="TimesNewRomanPSMT" w:hAnsi="TimesNewRomanPSMT" w:cs="TimesNewRomanPSMT"/>
+          <w:color w:val="000000"/>
+        </w:rPr>
+        <w:t>УТВЕРЖДАЮ</w:t>
+      </w:r>
+    </w:p>
+    <w:p>
+      <w:pPr>
+        <w:pStyle w:val="Standard"/>
+        <w:autoSpaceDE w:val="0"/>
+        <w:jc w:val="right"/>
+        <w:rPr>
+          <w:rFonts w:ascii="TimesNewRomanPSMT" w:eastAsia="TimesNewRomanPSMT" w:hAnsi="TimesNewRomanPSMT" w:cs="TimesNewRomanPSMT"/>
+          <w:color w:val="000000"/>
+        </w:rPr>
+      </w:pPr>
+      <w:r>
+        <w:rPr>
+          <w:rFonts w:ascii="TimesNewRomanPSMT" w:eastAsia="TimesNewRomanPSMT" w:hAnsi="TimesNewRomanPSMT" w:cs="TimesNewRomanPSMT"/>
+          <w:color w:val="000000"/>
+        </w:rPr>
+        <w:t>___________________________</w:t>
+      </w:r>
+    </w:p>
+    <w:p>
+      <w:pPr>
+        <w:pStyle w:val="Standard"/>
+        <w:autoSpaceDE w:val="0"/>
+        <w:jc w:val="right"/>
+        <w:rPr>
+          <w:rFonts w:ascii="TimesNewRomanPSMT" w:eastAsia="TimesNewRomanPSMT" w:hAnsi="TimesNewRomanPSMT" w:cs="TimesNewRomanPSMT"/>
+          <w:color w:val="000000"/>
+        </w:rPr>
+      </w:pPr>
+      <w:r>
+        <w:rPr>
+          <w:rFonts w:ascii="TimesNewRomanPSMT" w:eastAsia="TimesNewRomanPSMT" w:hAnsi="TimesNewRomanPSMT" w:cs="TimesNewRomanPSMT"/>
+          <w:color w:val="000000"/>
+        </w:rPr>
+        <w:t>___________________________</w:t>
+      </w:r>
+    </w:p>
+    <w:p>
+      <w:pPr>
+        <w:pStyle w:val="Standard"/>
+        <w:autoSpaceDE w:val="0"/>
+        <w:jc w:val="right"/>
+        <w:rPr>
+          <w:rFonts w:ascii="TimesNewRomanPSMT" w:eastAsia="TimesNewRomanPSMT" w:hAnsi="TimesNewRomanPSMT" w:cs="TimesNewRomanPSMT"/>
+          <w:color w:val="000000"/>
+        </w:rPr>
+      </w:pPr>
+      <w:r>
+        <w:rPr>
+          <w:rFonts w:ascii="TimesNewRomanPSMT" w:eastAsia="TimesNewRomanPSMT" w:hAnsi="TimesNewRomanPSMT" w:cs="TimesNewRomanPSMT"/>
+          <w:color w:val="000000"/>
+        </w:rPr>
+        <w:t>___________________________</w:t>
+      </w:r>
+    </w:p>
+    <w:p>
+      <w:pPr>
+        <w:pStyle w:val="Standard"/>
+        <w:autoSpaceDE w:val="0"/>
+        <w:jc w:val="right"/>
+        <w:rPr>
+          <w:rFonts w:ascii="TimesNewRomanPSMT" w:eastAsia="TimesNewRomanPSMT" w:hAnsi="TimesNewRomanPSMT" w:cs="TimesNewRomanPSMT"/>
+          <w:color w:val="000000"/>
+        </w:rPr>
+      </w:pPr>
+      <w:r>
+        <w:rPr>
+          <w:rFonts w:ascii="TimesNewRomanPSMT" w:eastAsia="TimesNewRomanPSMT" w:hAnsi="TimesNewRomanPSMT" w:cs="TimesNewRomanPSMT"/>
+          <w:color w:val="000000"/>
+        </w:rPr>
+        <w:t>«____» _____________ _____ г.</w:t>
+      </w:r>
     </w:p>
     <w:p>
       <w:pPr>
@@ -114,17 +192,20 @@
         <w:autoSpaceDE w:val="0"/>
         <w:jc w:val="center"/>
         <w:rPr>
-          <w:rFonts w:asciiTheme="majorBidi" w:eastAsia="TimesNewRomanPSMT" w:hAnsiTheme="majorBidi" w:cstheme="majorBidi"/>
+          <w:rFonts w:ascii="TimesNewRomanPSMT" w:eastAsia="TimesNewRomanPSMT" w:hAnsi="TimesNewRomanPSMT" w:cs="TimesNewRomanPSMT"/>
           <w:color w:val="000000"/>
         </w:rPr>
       </w:pPr>
-      <w:r>
-        <w:rPr>
-          <w:rFonts w:asciiTheme="majorBidi" w:eastAsia="TimesNewRomanPSMT" w:hAnsiTheme="majorBidi" w:cstheme="majorBidi"/>
+    </w:p>
+    <w:p>
+      <w:pPr>
+        <w:pStyle w:val="Standard"/>
+        <w:autoSpaceDE w:val="0"/>
+        <w:rPr>
+          <w:rFonts w:ascii="TimesNewRomanPSMT" w:eastAsia="TimesNewRomanPSMT" w:hAnsi="TimesNewRomanPSMT" w:cs="TimesNewRomanPSMT"/>
           <w:color w:val="000000"/>
         </w:rPr>
-        <w:t>УТВЕРЖДАЮ</w:t>
-      </w:r>
+      </w:pPr>
     </w:p>
     <w:p>
       <w:pPr>
@@ -132,17 +213,10 @@
         <w:autoSpaceDE w:val="0"/>
         <w:jc w:val="center"/>
         <w:rPr>
-          <w:rFonts w:asciiTheme="majorBidi" w:eastAsia="TimesNewRomanPSMT" w:hAnsiTheme="majorBidi" w:cstheme="majorBidi"/>
+          <w:rFonts w:ascii="TimesNewRomanPSMT" w:eastAsia="TimesNewRomanPSMT" w:hAnsi="TimesNewRomanPSMT" w:cs="TimesNewRomanPSMT"/>
           <w:color w:val="000000"/>
         </w:rPr>
       </w:pPr>
-      <w:r>
-        <w:rPr>
-          <w:rFonts w:asciiTheme="majorBidi" w:eastAsia="TimesNewRomanPSMT" w:hAnsiTheme="majorBidi" w:cstheme="majorBidi"/>
-          <w:color w:val="000000"/>
-        </w:rPr>
-        <w:t>___________________________</w:t>
-      </w:r>
     </w:p>
     <w:p>
       <w:pPr>
@@ -150,16 +224,16 @@
         <w:autoSpaceDE w:val="0"/>
         <w:jc w:val="center"/>
         <w:rPr>
-          <w:rFonts w:asciiTheme="majorBidi" w:eastAsia="TimesNewRomanPSMT" w:hAnsiTheme="majorBidi" w:cstheme="majorBidi"/>
+          <w:rFonts w:ascii="TimesNewRomanPSMT" w:eastAsia="TimesNewRomanPSMT" w:hAnsi="TimesNewRomanPSMT" w:cs="TimesNewRomanPSMT"/>
           <w:color w:val="000000"/>
         </w:rPr>
       </w:pPr>
       <w:r>
         <w:rPr>
-          <w:rFonts w:asciiTheme="majorBidi" w:eastAsia="TimesNewRomanPSMT" w:hAnsiTheme="majorBidi" w:cstheme="majorBidi"/>
+          <w:rFonts w:ascii="TimesNewRomanPSMT" w:eastAsia="TimesNewRomanPSMT" w:hAnsi="TimesNewRomanPSMT" w:cs="TimesNewRomanPSMT"/>
           <w:color w:val="000000"/>
         </w:rPr>
-        <w:t>___________________________</w:t>
+        <w:t>ОТЧЕТ</w:t>
       </w:r>
     </w:p>
     <w:p>
@@ -168,16 +242,16 @@
         <w:autoSpaceDE w:val="0"/>
         <w:jc w:val="center"/>
         <w:rPr>
-          <w:rFonts w:asciiTheme="majorBidi" w:eastAsia="TimesNewRomanPSMT" w:hAnsiTheme="majorBidi" w:cstheme="majorBidi"/>
+          <w:rFonts w:ascii="TimesNewRomanPSMT" w:eastAsia="TimesNewRomanPSMT" w:hAnsi="TimesNewRomanPSMT" w:cs="TimesNewRomanPSMT"/>
           <w:color w:val="000000"/>
         </w:rPr>
       </w:pPr>
       <w:r>
         <w:rPr>
-          <w:rFonts w:asciiTheme="majorBidi" w:eastAsia="TimesNewRomanPSMT" w:hAnsiTheme="majorBidi" w:cstheme="majorBidi"/>
+          <w:rFonts w:ascii="TimesNewRomanPSMT" w:eastAsia="TimesNewRomanPSMT" w:hAnsi="TimesNewRomanPSMT" w:cs="TimesNewRomanPSMT"/>
           <w:color w:val="000000"/>
         </w:rPr>
-        <w:t>___________________________</w:t>
+        <w:t>по дисциплине «Структуры данных»</w:t>
       </w:r>
     </w:p>
     <w:p>
@@ -186,83 +260,7 @@
         <w:autoSpaceDE w:val="0"/>
         <w:jc w:val="center"/>
         <w:rPr>
-          <w:rFonts w:asciiTheme="majorBidi" w:eastAsia="TimesNewRomanPSMT" w:hAnsiTheme="majorBidi" w:cstheme="majorBidi"/>
-          <w:color w:val="000000"/>
-        </w:rPr>
-      </w:pPr>
-      <w:r>
-        <w:rPr>
-          <w:rFonts w:asciiTheme="majorBidi" w:eastAsia="TimesNewRomanPSMT" w:hAnsiTheme="majorBidi" w:cstheme="majorBidi"/>
-          <w:color w:val="000000"/>
-        </w:rPr>
-        <w:t>«____» _____________ _____ г.</w:t>
-      </w:r>
-    </w:p>
-    <w:p>
-      <w:pPr>
-        <w:pStyle w:val="Standard"/>
-        <w:autoSpaceDE w:val="0"/>
-        <w:jc w:val="center"/>
-        <w:rPr>
-          <w:rFonts w:asciiTheme="majorBidi" w:eastAsia="TimesNewRomanPSMT" w:hAnsiTheme="majorBidi" w:cstheme="majorBidi"/>
-          <w:color w:val="000000"/>
-        </w:rPr>
-      </w:pPr>
-    </w:p>
-    <w:p>
-      <w:pPr>
-        <w:pStyle w:val="Standard"/>
-        <w:autoSpaceDE w:val="0"/>
-        <w:jc w:val="center"/>
-        <w:rPr>
-          <w:rFonts w:asciiTheme="majorBidi" w:eastAsia="TimesNewRomanPSMT" w:hAnsiTheme="majorBidi" w:cstheme="majorBidi"/>
-          <w:color w:val="000000"/>
-        </w:rPr>
-      </w:pPr>
-    </w:p>
-    <w:p>
-      <w:pPr>
-        <w:pStyle w:val="Standard"/>
-        <w:autoSpaceDE w:val="0"/>
-        <w:jc w:val="center"/>
-        <w:rPr>
-          <w:rFonts w:asciiTheme="majorBidi" w:eastAsia="TimesNewRomanPSMT" w:hAnsiTheme="majorBidi" w:cstheme="majorBidi"/>
-          <w:color w:val="000000"/>
-        </w:rPr>
-      </w:pPr>
-      <w:r>
-        <w:rPr>
-          <w:rFonts w:asciiTheme="majorBidi" w:eastAsia="TimesNewRomanPSMT" w:hAnsiTheme="majorBidi" w:cstheme="majorBidi"/>
-          <w:color w:val="000000"/>
-        </w:rPr>
-        <w:t>ОТЧЕТ</w:t>
-      </w:r>
-    </w:p>
-    <w:p>
-      <w:pPr>
-        <w:pStyle w:val="Standard"/>
-        <w:autoSpaceDE w:val="0"/>
-        <w:jc w:val="center"/>
-        <w:rPr>
-          <w:rFonts w:asciiTheme="majorBidi" w:eastAsia="TimesNewRomanPSMT" w:hAnsiTheme="majorBidi" w:cstheme="majorBidi"/>
-          <w:color w:val="000000"/>
-        </w:rPr>
-      </w:pPr>
-      <w:r>
-        <w:rPr>
-          <w:rFonts w:asciiTheme="majorBidi" w:eastAsia="TimesNewRomanPSMT" w:hAnsiTheme="majorBidi" w:cstheme="majorBidi"/>
-          <w:color w:val="000000"/>
-        </w:rPr>
-        <w:t>по дисциплине «Структуры данных»</w:t>
-      </w:r>
-    </w:p>
-    <w:p>
-      <w:pPr>
-        <w:pStyle w:val="Standard"/>
-        <w:autoSpaceDE w:val="0"/>
-        <w:jc w:val="center"/>
-        <w:rPr>
-          <w:rFonts w:asciiTheme="majorBidi" w:eastAsia="TimesNewRomanPSMT" w:hAnsiTheme="majorBidi" w:cstheme="majorBidi"/>
+          <w:rFonts w:ascii="TimesNewRomanPSMT" w:eastAsia="TimesNewRomanPSMT" w:hAnsi="TimesNewRomanPSMT" w:cs="TimesNewRomanPSMT"/>
           <w:b/>
           <w:bCs/>
           <w:color w:val="000000"/>
@@ -272,7 +270,7 @@
       </w:pPr>
       <w:r>
         <w:rPr>
-          <w:rFonts w:asciiTheme="majorBidi" w:eastAsia="TimesNewRomanPSMT" w:hAnsiTheme="majorBidi" w:cstheme="majorBidi"/>
+          <w:rFonts w:ascii="TimesNewRomanPSMT" w:eastAsia="TimesNewRomanPSMT" w:hAnsi="TimesNewRomanPSMT" w:cs="TimesNewRomanPSMT"/>
           <w:b/>
           <w:bCs/>
           <w:color w:val="000000"/>
@@ -288,7 +286,7 @@
         <w:autoSpaceDE w:val="0"/>
         <w:jc w:val="center"/>
         <w:rPr>
-          <w:rFonts w:asciiTheme="majorBidi" w:eastAsia="TimesNewRomanPSMT" w:hAnsiTheme="majorBidi" w:cstheme="majorBidi"/>
+          <w:rFonts w:ascii="TimesNewRomanPSMT" w:eastAsia="TimesNewRomanPSMT" w:hAnsi="TimesNewRomanPSMT" w:cs="TimesNewRomanPSMT"/>
           <w:b/>
           <w:bCs/>
           <w:color w:val="000000"/>
@@ -303,7 +301,7 @@
         <w:autoSpaceDE w:val="0"/>
         <w:jc w:val="center"/>
         <w:rPr>
-          <w:rFonts w:asciiTheme="majorBidi" w:eastAsia="TimesNewRomanPSMT" w:hAnsiTheme="majorBidi" w:cstheme="majorBidi"/>
+          <w:rFonts w:ascii="TimesNewRomanPSMT" w:eastAsia="TimesNewRomanPSMT" w:hAnsi="TimesNewRomanPSMT" w:cs="TimesNewRomanPSMT"/>
           <w:b/>
           <w:bCs/>
           <w:color w:val="000000"/>
@@ -318,7 +316,7 @@
         <w:autoSpaceDE w:val="0"/>
         <w:jc w:val="center"/>
         <w:rPr>
-          <w:rFonts w:asciiTheme="majorBidi" w:eastAsia="TimesNewRomanPSMT" w:hAnsiTheme="majorBidi" w:cstheme="majorBidi"/>
+          <w:rFonts w:ascii="TimesNewRomanPSMT" w:eastAsia="TimesNewRomanPSMT" w:hAnsi="TimesNewRomanPSMT" w:cs="TimesNewRomanPSMT"/>
           <w:b/>
           <w:bCs/>
           <w:color w:val="000000"/>
@@ -331,15 +329,13 @@
       <w:pPr>
         <w:pStyle w:val="Standard"/>
         <w:autoSpaceDE w:val="0"/>
-        <w:jc w:val="left"/>
-        <w:rPr>
-          <w:rFonts w:asciiTheme="majorBidi" w:hAnsiTheme="majorBidi" w:cstheme="majorBidi"/>
+        <w:rPr>
           <w:color w:val="000000"/>
         </w:rPr>
       </w:pPr>
       <w:r>
         <w:rPr>
-          <w:rFonts w:asciiTheme="majorBidi" w:eastAsia="TimesNewRomanPSMT" w:hAnsiTheme="majorBidi" w:cstheme="majorBidi"/>
+          <w:rFonts w:ascii="TimesNewRomanPSMT" w:eastAsia="TimesNewRomanPSMT" w:hAnsi="TimesNewRomanPSMT" w:cs="TimesNewRomanPSMT"/>
           <w:b/>
           <w:bCs/>
           <w:color w:val="000000"/>
@@ -351,71 +347,119 @@
       <w:pPr>
         <w:pStyle w:val="Standard"/>
         <w:autoSpaceDE w:val="0"/>
-        <w:jc w:val="left"/>
-        <w:rPr>
-          <w:rFonts w:asciiTheme="majorBidi" w:eastAsia="TimesNewRomanPSMT" w:hAnsiTheme="majorBidi" w:cstheme="majorBidi"/>
+        <w:rPr>
+          <w:rFonts w:ascii="TimesNewRomanPSMT" w:eastAsia="TimesNewRomanPSMT" w:hAnsi="TimesNewRomanPSMT" w:cs="TimesNewRomanPSMT"/>
           <w:color w:val="000000"/>
         </w:rPr>
       </w:pPr>
       <w:r>
         <w:rPr>
-          <w:rFonts w:asciiTheme="majorBidi" w:eastAsia="TimesNewRomanPSMT" w:hAnsiTheme="majorBidi" w:cstheme="majorBidi"/>
+          <w:rFonts w:ascii="TimesNewRomanPSMT" w:eastAsia="TimesNewRomanPSMT" w:hAnsi="TimesNewRomanPSMT" w:cs="TimesNewRomanPSMT"/>
           <w:color w:val="000000"/>
         </w:rPr>
         <w:t>студент гр.5130901/50001</w:t>
       </w:r>
       <w:r>
         <w:rPr>
-          <w:rFonts w:asciiTheme="majorBidi" w:eastAsia="TimesNewRomanPSMT" w:hAnsiTheme="majorBidi" w:cstheme="majorBidi"/>
+          <w:rFonts w:ascii="TimesNewRomanPSMT" w:eastAsia="TimesNewRomanPSMT" w:hAnsi="TimesNewRomanPSMT" w:cs="TimesNewRomanPSMT"/>
           <w:color w:val="000000"/>
         </w:rPr>
         <w:tab/>
       </w:r>
       <w:r>
         <w:rPr>
-          <w:rFonts w:asciiTheme="majorBidi" w:eastAsia="TimesNewRomanPSMT" w:hAnsiTheme="majorBidi" w:cstheme="majorBidi"/>
+          <w:rFonts w:ascii="TimesNewRomanPSMT" w:eastAsia="TimesNewRomanPSMT" w:hAnsi="TimesNewRomanPSMT" w:cs="TimesNewRomanPSMT"/>
           <w:color w:val="000000"/>
         </w:rPr>
         <w:tab/>
       </w:r>
       <w:r>
         <w:rPr>
-          <w:rFonts w:asciiTheme="majorBidi" w:eastAsia="TimesNewRomanPSMT" w:hAnsiTheme="majorBidi" w:cstheme="majorBidi"/>
+          <w:rFonts w:ascii="TimesNewRomanPSMT" w:eastAsia="TimesNewRomanPSMT" w:hAnsi="TimesNewRomanPSMT" w:cs="TimesNewRomanPSMT"/>
           <w:color w:val="000000"/>
         </w:rPr>
         <w:tab/>
       </w:r>
       <w:r>
         <w:rPr>
-          <w:rFonts w:asciiTheme="majorBidi" w:eastAsia="TimesNewRomanPSMT" w:hAnsiTheme="majorBidi" w:cstheme="majorBidi"/>
+          <w:rFonts w:ascii="TimesNewRomanPSMT" w:eastAsia="TimesNewRomanPSMT" w:hAnsi="TimesNewRomanPSMT" w:cs="TimesNewRomanPSMT"/>
           <w:color w:val="000000"/>
         </w:rPr>
         <w:tab/>
       </w:r>
       <w:r>
         <w:rPr>
-          <w:rFonts w:asciiTheme="majorBidi" w:eastAsia="TimesNewRomanPSMT" w:hAnsiTheme="majorBidi" w:cstheme="majorBidi"/>
+          <w:rFonts w:ascii="TimesNewRomanPSMT" w:eastAsia="TimesNewRomanPSMT" w:hAnsi="TimesNewRomanPSMT" w:cs="TimesNewRomanPSMT"/>
           <w:color w:val="000000"/>
         </w:rPr>
         <w:tab/>
-        <w:t>_______Хемат Мохаммад.</w:t>
+        <w:t>________Хемат Мохаммад</w:t>
       </w:r>
     </w:p>
     <w:p>
       <w:pPr>
         <w:pStyle w:val="Standard"/>
         <w:autoSpaceDE w:val="0"/>
-        <w:jc w:val="left"/>
-        <w:rPr>
-          <w:rFonts w:asciiTheme="majorBidi" w:eastAsia="TimesNewRomanPSMT" w:hAnsiTheme="majorBidi" w:cstheme="majorBidi"/>
+        <w:rPr>
+          <w:rFonts w:ascii="TimesNewRomanPSMT" w:eastAsia="TimesNewRomanPSMT" w:hAnsi="TimesNewRomanPSMT" w:cs="TimesNewRomanPSMT"/>
           <w:color w:val="000000"/>
         </w:rPr>
       </w:pPr>
       <w:r>
         <w:rPr>
-          <w:rFonts w:asciiTheme="majorBidi" w:eastAsia="TimesNewRomanPSMT" w:hAnsiTheme="majorBidi" w:cstheme="majorBidi"/>
+          <w:rFonts w:ascii="TimesNewRomanPSMT" w:eastAsia="TimesNewRomanPSMT" w:hAnsi="TimesNewRomanPSMT" w:cs="TimesNewRomanPSMT"/>
           <w:color w:val="000000"/>
         </w:rPr>
+        <w:tab/>
+      </w:r>
+      <w:r>
+        <w:rPr>
+          <w:rFonts w:ascii="TimesNewRomanPSMT" w:eastAsia="TimesNewRomanPSMT" w:hAnsi="TimesNewRomanPSMT" w:cs="TimesNewRomanPSMT"/>
+          <w:color w:val="000000"/>
+        </w:rPr>
+        <w:tab/>
+      </w:r>
+      <w:r>
+        <w:rPr>
+          <w:rFonts w:ascii="TimesNewRomanPSMT" w:eastAsia="TimesNewRomanPSMT" w:hAnsi="TimesNewRomanPSMT" w:cs="TimesNewRomanPSMT"/>
+          <w:color w:val="000000"/>
+        </w:rPr>
+        <w:tab/>
+      </w:r>
+      <w:r>
+        <w:rPr>
+          <w:rFonts w:ascii="TimesNewRomanPSMT" w:eastAsia="TimesNewRomanPSMT" w:hAnsi="TimesNewRomanPSMT" w:cs="TimesNewRomanPSMT"/>
+          <w:color w:val="000000"/>
+        </w:rPr>
+        <w:tab/>
+      </w:r>
+      <w:r>
+        <w:rPr>
+          <w:rFonts w:ascii="TimesNewRomanPSMT" w:eastAsia="TimesNewRomanPSMT" w:hAnsi="TimesNewRomanPSMT" w:cs="TimesNewRomanPSMT"/>
+          <w:color w:val="000000"/>
+        </w:rPr>
+        <w:tab/>
+      </w:r>
+      <w:r>
+        <w:rPr>
+          <w:rFonts w:ascii="TimesNewRomanPSMT" w:eastAsia="TimesNewRomanPSMT" w:hAnsi="TimesNewRomanPSMT" w:cs="TimesNewRomanPSMT"/>
+          <w:color w:val="000000"/>
+        </w:rPr>
+        <w:tab/>
+      </w:r>
+      <w:r>
+        <w:rPr>
+          <w:rFonts w:ascii="TimesNewRomanPSMT" w:eastAsia="TimesNewRomanPSMT" w:hAnsi="TimesNewRomanPSMT" w:cs="TimesNewRomanPSMT"/>
+          <w:color w:val="000000"/>
+        </w:rPr>
+        <w:tab/>
+      </w:r>
+      <w:r>
+        <w:rPr>
+          <w:rFonts w:ascii="TimesNewRomanPSMT" w:eastAsia="TimesNewRomanPSMT" w:hAnsi="TimesNewRomanPSMT" w:cs="TimesNewRomanPSMT"/>
+          <w:color w:val="000000"/>
+        </w:rPr>
+        <w:tab/>
         <w:t>подпись, дата</w:t>
       </w:r>
     </w:p>
@@ -423,9 +467,8 @@
       <w:pPr>
         <w:pStyle w:val="Standard"/>
         <w:autoSpaceDE w:val="0"/>
-        <w:jc w:val="left"/>
-        <w:rPr>
-          <w:rFonts w:asciiTheme="majorBidi" w:eastAsia="TimesNewRomanPSMT" w:hAnsiTheme="majorBidi" w:cstheme="majorBidi"/>
+        <w:rPr>
+          <w:rFonts w:ascii="TimesNewRomanPSMT" w:eastAsia="TimesNewRomanPSMT" w:hAnsi="TimesNewRomanPSMT" w:cs="TimesNewRomanPSMT"/>
           <w:color w:val="000000"/>
         </w:rPr>
       </w:pPr>
@@ -434,9 +477,8 @@
       <w:pPr>
         <w:pStyle w:val="Standard"/>
         <w:autoSpaceDE w:val="0"/>
-        <w:jc w:val="left"/>
-        <w:rPr>
-          <w:rFonts w:asciiTheme="majorBidi" w:eastAsia="TimesNewRomanPSMT" w:hAnsiTheme="majorBidi" w:cstheme="majorBidi"/>
+        <w:rPr>
+          <w:rFonts w:ascii="TimesNewRomanPSMT" w:eastAsia="TimesNewRomanPSMT" w:hAnsi="TimesNewRomanPSMT" w:cs="TimesNewRomanPSMT"/>
           <w:b/>
           <w:bCs/>
           <w:color w:val="000000"/>
@@ -444,7 +486,7 @@
       </w:pPr>
       <w:r>
         <w:rPr>
-          <w:rFonts w:asciiTheme="majorBidi" w:eastAsia="TimesNewRomanPSMT" w:hAnsiTheme="majorBidi" w:cstheme="majorBidi"/>
+          <w:rFonts w:ascii="TimesNewRomanPSMT" w:eastAsia="TimesNewRomanPSMT" w:hAnsi="TimesNewRomanPSMT" w:cs="TimesNewRomanPSMT"/>
           <w:b/>
           <w:bCs/>
           <w:color w:val="000000"/>
@@ -456,73 +498,152 @@
       <w:pPr>
         <w:pStyle w:val="Standard"/>
         <w:autoSpaceDE w:val="0"/>
-        <w:jc w:val="left"/>
-        <w:rPr>
-          <w:rFonts w:asciiTheme="majorBidi" w:eastAsia="TimesNewRomanPSMT" w:hAnsiTheme="majorBidi" w:cstheme="majorBidi"/>
+        <w:rPr>
+          <w:rFonts w:ascii="TimesNewRomanPSMT" w:eastAsia="TimesNewRomanPSMT" w:hAnsi="TimesNewRomanPSMT" w:cs="TimesNewRomanPSMT"/>
           <w:color w:val="000000"/>
         </w:rPr>
       </w:pPr>
       <w:r>
         <w:rPr>
-          <w:rFonts w:asciiTheme="majorBidi" w:eastAsia="TimesNewRomanPSMT" w:hAnsiTheme="majorBidi" w:cstheme="majorBidi"/>
+          <w:rFonts w:ascii="TimesNewRomanPSMT" w:eastAsia="TimesNewRomanPSMT" w:hAnsi="TimesNewRomanPSMT" w:cs="TimesNewRomanPSMT"/>
           <w:color w:val="000000"/>
         </w:rPr>
         <w:t>ассистент</w:t>
       </w:r>
       <w:r>
         <w:rPr>
-          <w:rFonts w:asciiTheme="majorBidi" w:eastAsia="TimesNewRomanPSMT" w:hAnsiTheme="majorBidi" w:cstheme="majorBidi"/>
+          <w:rFonts w:ascii="TimesNewRomanPSMT" w:eastAsia="TimesNewRomanPSMT" w:hAnsi="TimesNewRomanPSMT" w:cs="TimesNewRomanPSMT"/>
           <w:color w:val="000000"/>
         </w:rPr>
         <w:tab/>
       </w:r>
       <w:r>
         <w:rPr>
-          <w:rFonts w:asciiTheme="majorBidi" w:eastAsia="TimesNewRomanPSMT" w:hAnsiTheme="majorBidi" w:cstheme="majorBidi"/>
+          <w:rFonts w:ascii="TimesNewRomanPSMT" w:eastAsia="TimesNewRomanPSMT" w:hAnsi="TimesNewRomanPSMT" w:cs="TimesNewRomanPSMT"/>
           <w:color w:val="000000"/>
         </w:rPr>
         <w:tab/>
       </w:r>
       <w:r>
         <w:rPr>
-          <w:rFonts w:asciiTheme="majorBidi" w:eastAsia="TimesNewRomanPSMT" w:hAnsiTheme="majorBidi" w:cstheme="majorBidi"/>
+          <w:rFonts w:ascii="TimesNewRomanPSMT" w:eastAsia="TimesNewRomanPSMT" w:hAnsi="TimesNewRomanPSMT" w:cs="TimesNewRomanPSMT"/>
           <w:color w:val="000000"/>
         </w:rPr>
         <w:tab/>
       </w:r>
       <w:r>
         <w:rPr>
-          <w:rFonts w:asciiTheme="majorBidi" w:eastAsia="TimesNewRomanPSMT" w:hAnsiTheme="majorBidi" w:cstheme="majorBidi"/>
+          <w:rFonts w:ascii="TimesNewRomanPSMT" w:eastAsia="TimesNewRomanPSMT" w:hAnsi="TimesNewRomanPSMT" w:cs="TimesNewRomanPSMT"/>
           <w:color w:val="000000"/>
         </w:rPr>
         <w:tab/>
       </w:r>
       <w:r>
         <w:rPr>
-          <w:rFonts w:asciiTheme="majorBidi" w:eastAsia="TimesNewRomanPSMT" w:hAnsiTheme="majorBidi" w:cstheme="majorBidi"/>
+          <w:rFonts w:ascii="TimesNewRomanPSMT" w:eastAsia="TimesNewRomanPSMT" w:hAnsi="TimesNewRomanPSMT" w:cs="TimesNewRomanPSMT"/>
           <w:color w:val="000000"/>
         </w:rPr>
         <w:tab/>
-        <w:t xml:space="preserve">                    _____________ Астахов А.М.</w:t>
+        <w:t xml:space="preserve">                    _____________Астахов А.М.</w:t>
       </w:r>
     </w:p>
     <w:p>
       <w:pPr>
         <w:pStyle w:val="Standard"/>
         <w:autoSpaceDE w:val="0"/>
-        <w:jc w:val="left"/>
-        <w:rPr>
-          <w:rFonts w:asciiTheme="majorBidi" w:eastAsia="TimesNewRomanPSMT" w:hAnsiTheme="majorBidi" w:cstheme="majorBidi"/>
+        <w:rPr>
+          <w:rFonts w:ascii="TimesNewRomanPSMT" w:eastAsia="TimesNewRomanPSMT" w:hAnsi="TimesNewRomanPSMT" w:cs="TimesNewRomanPSMT"/>
           <w:color w:val="000000"/>
         </w:rPr>
       </w:pPr>
       <w:r>
         <w:rPr>
-          <w:rFonts w:asciiTheme="majorBidi" w:eastAsia="TimesNewRomanPSMT" w:hAnsiTheme="majorBidi" w:cstheme="majorBidi"/>
+          <w:rFonts w:ascii="TimesNewRomanPSMT" w:eastAsia="TimesNewRomanPSMT" w:hAnsi="TimesNewRomanPSMT" w:cs="TimesNewRomanPSMT"/>
           <w:color w:val="000000"/>
         </w:rPr>
+        <w:tab/>
+      </w:r>
+      <w:r>
+        <w:rPr>
+          <w:rFonts w:ascii="TimesNewRomanPSMT" w:eastAsia="TimesNewRomanPSMT" w:hAnsi="TimesNewRomanPSMT" w:cs="TimesNewRomanPSMT"/>
+          <w:color w:val="000000"/>
+        </w:rPr>
+        <w:tab/>
+      </w:r>
+      <w:r>
+        <w:rPr>
+          <w:rFonts w:ascii="TimesNewRomanPSMT" w:eastAsia="TimesNewRomanPSMT" w:hAnsi="TimesNewRomanPSMT" w:cs="TimesNewRomanPSMT"/>
+          <w:color w:val="000000"/>
+        </w:rPr>
+        <w:tab/>
+      </w:r>
+      <w:r>
+        <w:rPr>
+          <w:rFonts w:ascii="TimesNewRomanPSMT" w:eastAsia="TimesNewRomanPSMT" w:hAnsi="TimesNewRomanPSMT" w:cs="TimesNewRomanPSMT"/>
+          <w:color w:val="000000"/>
+        </w:rPr>
+        <w:tab/>
+      </w:r>
+      <w:r>
+        <w:rPr>
+          <w:rFonts w:ascii="TimesNewRomanPSMT" w:eastAsia="TimesNewRomanPSMT" w:hAnsi="TimesNewRomanPSMT" w:cs="TimesNewRomanPSMT"/>
+          <w:color w:val="000000"/>
+        </w:rPr>
+        <w:tab/>
+      </w:r>
+      <w:r>
+        <w:rPr>
+          <w:rFonts w:ascii="TimesNewRomanPSMT" w:eastAsia="TimesNewRomanPSMT" w:hAnsi="TimesNewRomanPSMT" w:cs="TimesNewRomanPSMT"/>
+          <w:color w:val="000000"/>
+        </w:rPr>
+        <w:tab/>
+      </w:r>
+      <w:r>
+        <w:rPr>
+          <w:rFonts w:ascii="TimesNewRomanPSMT" w:eastAsia="TimesNewRomanPSMT" w:hAnsi="TimesNewRomanPSMT" w:cs="TimesNewRomanPSMT"/>
+          <w:color w:val="000000"/>
+        </w:rPr>
+        <w:tab/>
+      </w:r>
+      <w:r>
+        <w:rPr>
+          <w:rFonts w:ascii="TimesNewRomanPSMT" w:eastAsia="TimesNewRomanPSMT" w:hAnsi="TimesNewRomanPSMT" w:cs="TimesNewRomanPSMT"/>
+          <w:color w:val="000000"/>
+        </w:rPr>
+        <w:tab/>
         <w:t>подпись, дата</w:t>
       </w:r>
+    </w:p>
+    <w:p>
+      <w:pPr>
+        <w:pStyle w:val="Standard"/>
+        <w:autoSpaceDE w:val="0"/>
+        <w:rPr>
+          <w:rFonts w:ascii="TimesNewRomanPSMT" w:eastAsia="TimesNewRomanPSMT" w:hAnsi="TimesNewRomanPSMT" w:cs="TimesNewRomanPSMT"/>
+          <w:color w:val="000000"/>
+        </w:rPr>
+      </w:pPr>
+    </w:p>
+    <w:p>
+      <w:pPr>
+        <w:pStyle w:val="Standard"/>
+        <w:autoSpaceDE w:val="0"/>
+        <w:ind w:firstLine="0"/>
+        <w:rPr>
+          <w:rFonts w:ascii="TimesNewRomanPSMT" w:eastAsia="TimesNewRomanPSMT" w:hAnsi="TimesNewRomanPSMT" w:cs="TimesNewRomanPSMT"/>
+          <w:color w:val="000000"/>
+        </w:rPr>
+      </w:pPr>
+    </w:p>
+    <w:p>
+      <w:pPr>
+        <w:pStyle w:val="Standard"/>
+        <w:autoSpaceDE w:val="0"/>
+        <w:rPr>
+          <w:rFonts w:ascii="TimesNewRomanPSMT" w:eastAsia="TimesNewRomanPSMT" w:hAnsi="TimesNewRomanPSMT" w:cs="TimesNewRomanPSMT"/>
+          <w:color w:val="000000"/>
+        </w:rPr>
+      </w:pPr>
     </w:p>
     <w:p>
       <w:pPr>
@@ -530,10 +651,17 @@
         <w:autoSpaceDE w:val="0"/>
         <w:jc w:val="center"/>
         <w:rPr>
-          <w:rFonts w:asciiTheme="majorBidi" w:eastAsia="TimesNewRomanPSMT" w:hAnsiTheme="majorBidi" w:cstheme="majorBidi"/>
+          <w:rFonts w:ascii="Times-Roman" w:eastAsia="Times-Roman" w:hAnsi="Times-Roman" w:cs="Times-Roman"/>
           <w:color w:val="000000"/>
         </w:rPr>
       </w:pPr>
+      <w:r>
+        <w:rPr>
+          <w:rFonts w:ascii="Times-Roman" w:eastAsia="Times-Roman" w:hAnsi="Times-Roman" w:cs="Times-Roman"/>
+          <w:color w:val="000000"/>
+        </w:rPr>
+        <w:t>Санкт-Петербург</w:t>
+      </w:r>
     </w:p>
     <w:p>
       <w:pPr>
@@ -541,65 +669,16 @@
         <w:autoSpaceDE w:val="0"/>
         <w:jc w:val="center"/>
         <w:rPr>
-          <w:rFonts w:asciiTheme="majorBidi" w:eastAsia="TimesNewRomanPSMT" w:hAnsiTheme="majorBidi" w:cstheme="majorBidi"/>
+          <w:rFonts w:ascii="Times-Roman" w:eastAsia="Times-Roman" w:hAnsi="Times-Roman" w:cs="Times-Roman"/>
           <w:color w:val="000000"/>
         </w:rPr>
       </w:pPr>
-    </w:p>
-    <w:p>
-      <w:pPr>
-        <w:pStyle w:val="Standard"/>
-        <w:autoSpaceDE w:val="0"/>
-        <w:jc w:val="center"/>
-        <w:rPr>
-          <w:rFonts w:asciiTheme="majorBidi" w:eastAsia="Times-Roman" w:hAnsiTheme="majorBidi" w:cstheme="majorBidi"/>
+      <w:r>
+        <w:rPr>
+          <w:rFonts w:ascii="Times-Roman" w:eastAsia="Times-Roman" w:hAnsi="Times-Roman" w:cs="Times-Roman"/>
           <w:color w:val="000000"/>
         </w:rPr>
-      </w:pPr>
-      <w:r>
-        <w:rPr>
-          <w:rFonts w:asciiTheme="majorBidi" w:eastAsia="Times-Roman" w:hAnsiTheme="majorBidi" w:cstheme="majorBidi"/>
-          <w:color w:val="000000"/>
-        </w:rPr>
-        <w:t>Санкт-Петербург</w:t>
-      </w:r>
-    </w:p>
-    <w:p>
-      <w:pPr>
-        <w:pStyle w:val="Standard"/>
-        <w:autoSpaceDE w:val="0"/>
-        <w:jc w:val="center"/>
-        <w:rPr>
-          <w:rFonts w:asciiTheme="majorBidi" w:eastAsia="Times-Roman" w:hAnsiTheme="majorBidi" w:cstheme="majorBidi"/>
-          <w:color w:val="000000"/>
-        </w:rPr>
-      </w:pPr>
-      <w:r>
-        <w:rPr>
-          <w:rFonts w:asciiTheme="majorBidi" w:eastAsia="Times-Roman" w:hAnsiTheme="majorBidi" w:cstheme="majorBidi"/>
-          <w:color w:val="000000"/>
-        </w:rPr>
-        <w:t>2026</w:t>
-      </w:r>
-    </w:p>
-    <w:p>
-      <w:pPr>
-        <w:jc w:val="both"/>
-        <w:rPr>
-          <w:rFonts w:asciiTheme="majorBidi" w:eastAsia="Times-Roman" w:hAnsiTheme="majorBidi" w:cstheme="majorBidi"/>
-          <w:color w:val="000000"/>
-          <w:kern w:val="3"/>
-          <w:szCs w:val="24"/>
-          <w:lang w:val="ru-RU" w:eastAsia="zh-CN" w:bidi="hi-IN"/>
-        </w:rPr>
-      </w:pPr>
-      <w:r>
-        <w:rPr>
-          <w:rFonts w:asciiTheme="majorBidi" w:eastAsia="Times-Roman" w:hAnsiTheme="majorBidi" w:cstheme="majorBidi"/>
-          <w:color w:val="000000"/>
-          <w:lang w:val="ru-RU"/>
-        </w:rPr>
-        <w:br w:type="page"/>
+        <w:t xml:space="preserve"> 2026</w:t>
       </w:r>
     </w:p>
     <w:p>
@@ -1508,11 +1587,9 @@
         </w:rPr>
         <w:t xml:space="preserve">7) Вывести дерево в порядке </w:t>
       </w:r>
-      <w:proofErr w:type="spellStart"/>
       <w:r>
         <w:t>inorder</w:t>
       </w:r>
-      <w:proofErr w:type="spellEnd"/>
       <w:r>
         <w:rPr>
           <w:lang w:val="ru-RU"/>
@@ -1528,11 +1605,9 @@
         </w:rPr>
         <w:t xml:space="preserve"> и </w:t>
       </w:r>
-      <w:proofErr w:type="spellStart"/>
       <w:r>
         <w:t>postorder</w:t>
       </w:r>
-      <w:proofErr w:type="spellEnd"/>
       <w:r>
         <w:rPr>
           <w:lang w:val="ru-RU"/>
@@ -2430,11 +2505,9 @@
         </w:rPr>
         <w:t xml:space="preserve">9) После завершения поиска программа один раз выводит результаты обхода АВЛ-дерева: </w:t>
       </w:r>
-      <w:proofErr w:type="spellStart"/>
       <w:r>
         <w:t>inorder</w:t>
       </w:r>
-      <w:proofErr w:type="spellEnd"/>
       <w:r>
         <w:rPr>
           <w:lang w:val="ru-RU"/>
@@ -2450,22 +2523,18 @@
         </w:rPr>
         <w:t xml:space="preserve"> и </w:t>
       </w:r>
-      <w:proofErr w:type="spellStart"/>
       <w:r>
         <w:t>postorder</w:t>
       </w:r>
-      <w:proofErr w:type="spellEnd"/>
       <w:r>
         <w:rPr>
           <w:lang w:val="ru-RU"/>
         </w:rPr>
         <w:t>. Центральный обход (</w:t>
       </w:r>
-      <w:proofErr w:type="spellStart"/>
       <w:r>
         <w:t>inorder</w:t>
       </w:r>
-      <w:proofErr w:type="spellEnd"/>
       <w:r>
         <w:rPr>
           <w:lang w:val="ru-RU"/>
@@ -2750,33 +2819,17 @@
         <w:jc w:val="both"/>
       </w:pPr>
       <w:r>
-        <w:t>#include &lt;</w:t>
-      </w:r>
-      <w:proofErr w:type="spellStart"/>
-      <w:r>
-        <w:t>cstdlib</w:t>
-      </w:r>
-      <w:proofErr w:type="spellEnd"/>
-      <w:r>
-        <w:t>&gt;</w:t>
-      </w:r>
-    </w:p>
-    <w:p>
-      <w:pPr>
-        <w:pStyle w:val="CodeStyle"/>
-        <w:keepLines/>
-        <w:jc w:val="both"/>
-      </w:pPr>
-      <w:r>
-        <w:t>#include &lt;</w:t>
-      </w:r>
-      <w:proofErr w:type="spellStart"/>
-      <w:r>
-        <w:t>iomanip</w:t>
-      </w:r>
-      <w:proofErr w:type="spellEnd"/>
-      <w:r>
-        <w:t>&gt;</w:t>
+        <w:t>#include &lt;cstdlib&gt;</w:t>
+      </w:r>
+    </w:p>
+    <w:p>
+      <w:pPr>
+        <w:pStyle w:val="CodeStyle"/>
+        <w:keepLines/>
+        <w:jc w:val="both"/>
+      </w:pPr>
+      <w:r>
+        <w:t>#include &lt;iomanip&gt;</w:t>
       </w:r>
     </w:p>
     <w:p>
@@ -2840,15 +2893,7 @@
         <w:jc w:val="both"/>
       </w:pPr>
       <w:r>
-        <w:t xml:space="preserve">struct </w:t>
-      </w:r>
-      <w:proofErr w:type="spellStart"/>
-      <w:r>
-        <w:t>AVLNode</w:t>
-      </w:r>
-      <w:proofErr w:type="spellEnd"/>
-      <w:r>
-        <w:t xml:space="preserve"> {</w:t>
+        <w:t>struct AVLNode {</w:t>
       </w:r>
     </w:p>
     <w:p>
@@ -2888,74 +2933,34 @@
         <w:jc w:val="both"/>
       </w:pPr>
       <w:r>
-        <w:t xml:space="preserve">    </w:t>
-      </w:r>
-      <w:proofErr w:type="spellStart"/>
-      <w:r>
-        <w:t>AVLNode</w:t>
-      </w:r>
-      <w:proofErr w:type="spellEnd"/>
-      <w:r>
-        <w:t>* left;</w:t>
-      </w:r>
-    </w:p>
-    <w:p>
-      <w:pPr>
-        <w:pStyle w:val="CodeStyle"/>
-        <w:keepLines/>
-        <w:jc w:val="both"/>
-      </w:pPr>
-      <w:r>
-        <w:t xml:space="preserve">    </w:t>
-      </w:r>
-      <w:proofErr w:type="spellStart"/>
-      <w:r>
-        <w:t>AVLNode</w:t>
-      </w:r>
-      <w:proofErr w:type="spellEnd"/>
-      <w:r>
-        <w:t>* right;</w:t>
-      </w:r>
-    </w:p>
-    <w:p>
-      <w:pPr>
-        <w:pStyle w:val="CodeStyle"/>
-        <w:keepLines/>
-        <w:jc w:val="both"/>
-      </w:pPr>
-    </w:p>
-    <w:p>
-      <w:pPr>
-        <w:pStyle w:val="CodeStyle"/>
-        <w:keepLines/>
-        <w:jc w:val="both"/>
-      </w:pPr>
-      <w:r>
-        <w:t xml:space="preserve">    </w:t>
-      </w:r>
-      <w:proofErr w:type="spellStart"/>
-      <w:r>
-        <w:t>AVLNode</w:t>
-      </w:r>
-      <w:proofErr w:type="spellEnd"/>
-      <w:r>
-        <w:t>(int v) : value(v), height(1), count(1), left(</w:t>
-      </w:r>
-      <w:proofErr w:type="spellStart"/>
-      <w:r>
-        <w:t>nullptr</w:t>
-      </w:r>
-      <w:proofErr w:type="spellEnd"/>
-      <w:r>
-        <w:t>), right(</w:t>
-      </w:r>
-      <w:proofErr w:type="spellStart"/>
-      <w:r>
-        <w:t>nullptr</w:t>
-      </w:r>
-      <w:proofErr w:type="spellEnd"/>
-      <w:r>
-        <w:t>) {}</w:t>
+        <w:t xml:space="preserve">    AVLNode* left;</w:t>
+      </w:r>
+    </w:p>
+    <w:p>
+      <w:pPr>
+        <w:pStyle w:val="CodeStyle"/>
+        <w:keepLines/>
+        <w:jc w:val="both"/>
+      </w:pPr>
+      <w:r>
+        <w:t xml:space="preserve">    AVLNode* right;</w:t>
+      </w:r>
+    </w:p>
+    <w:p>
+      <w:pPr>
+        <w:pStyle w:val="CodeStyle"/>
+        <w:keepLines/>
+        <w:jc w:val="both"/>
+      </w:pPr>
+    </w:p>
+    <w:p>
+      <w:pPr>
+        <w:pStyle w:val="CodeStyle"/>
+        <w:keepLines/>
+        <w:jc w:val="both"/>
+      </w:pPr>
+      <w:r>
+        <w:t xml:space="preserve">    AVLNode(int v) : value(v), height(1), count(1), left(nullptr), right(nullptr) {}</w:t>
       </w:r>
     </w:p>
     <w:p>
@@ -2982,569 +2987,242 @@
         <w:jc w:val="both"/>
       </w:pPr>
       <w:r>
-        <w:t xml:space="preserve">int </w:t>
-      </w:r>
-      <w:proofErr w:type="spellStart"/>
-      <w:r>
-        <w:t>ReadPositiveInt</w:t>
-      </w:r>
-      <w:proofErr w:type="spellEnd"/>
-      <w:r>
-        <w:t xml:space="preserve">(const string&amp; prompt, int </w:t>
-      </w:r>
-      <w:proofErr w:type="spellStart"/>
-      <w:r>
-        <w:t>MaxValue</w:t>
-      </w:r>
-      <w:proofErr w:type="spellEnd"/>
-      <w:r>
-        <w:t>);</w:t>
-      </w:r>
-    </w:p>
-    <w:p>
-      <w:pPr>
-        <w:pStyle w:val="CodeStyle"/>
-        <w:keepLines/>
-        <w:jc w:val="both"/>
-      </w:pPr>
-      <w:r>
-        <w:t xml:space="preserve">int </w:t>
-      </w:r>
-      <w:proofErr w:type="spellStart"/>
-      <w:r>
-        <w:t>ReadAnyInt</w:t>
-      </w:r>
-      <w:proofErr w:type="spellEnd"/>
-      <w:r>
-        <w:t>(const string&amp; prompt);</w:t>
-      </w:r>
-    </w:p>
-    <w:p>
-      <w:pPr>
-        <w:pStyle w:val="CodeStyle"/>
-        <w:keepLines/>
-        <w:jc w:val="both"/>
-      </w:pPr>
-      <w:r>
-        <w:t xml:space="preserve">vector&lt;int&gt; </w:t>
-      </w:r>
-      <w:proofErr w:type="spellStart"/>
-      <w:r>
-        <w:t>SpiralOrder</w:t>
-      </w:r>
-      <w:proofErr w:type="spellEnd"/>
-      <w:r>
-        <w:t xml:space="preserve">(int** </w:t>
-      </w:r>
-      <w:proofErr w:type="spellStart"/>
-      <w:r>
-        <w:t>Arr</w:t>
-      </w:r>
-      <w:proofErr w:type="spellEnd"/>
-      <w:r>
-        <w:t>, int N, int M);</w:t>
-      </w:r>
-    </w:p>
-    <w:p>
-      <w:pPr>
-        <w:pStyle w:val="CodeStyle"/>
-        <w:keepLines/>
-        <w:jc w:val="both"/>
-      </w:pPr>
-      <w:r>
-        <w:t xml:space="preserve">vector&lt;int&gt; </w:t>
-      </w:r>
-      <w:proofErr w:type="spellStart"/>
-      <w:r>
-        <w:t>CopySort</w:t>
-      </w:r>
-      <w:proofErr w:type="spellEnd"/>
-      <w:r>
-        <w:t xml:space="preserve">(const vector&lt;int&gt;&amp; </w:t>
-      </w:r>
-      <w:proofErr w:type="spellStart"/>
-      <w:r>
-        <w:t>Arr</w:t>
-      </w:r>
-      <w:proofErr w:type="spellEnd"/>
-      <w:r>
-        <w:t>);</w:t>
-      </w:r>
-    </w:p>
-    <w:p>
-      <w:pPr>
-        <w:pStyle w:val="CodeStyle"/>
-        <w:keepLines/>
-        <w:jc w:val="both"/>
-      </w:pPr>
-      <w:r>
-        <w:t xml:space="preserve">vector&lt;int&gt; </w:t>
-      </w:r>
-      <w:proofErr w:type="spellStart"/>
-      <w:r>
-        <w:t>ReadTargetList</w:t>
-      </w:r>
-      <w:proofErr w:type="spellEnd"/>
-      <w:r>
-        <w:t>(int size);</w:t>
-      </w:r>
-    </w:p>
-    <w:p>
-      <w:pPr>
-        <w:pStyle w:val="CodeStyle"/>
-        <w:keepLines/>
-        <w:jc w:val="both"/>
-      </w:pPr>
-      <w:r>
-        <w:t xml:space="preserve">void </w:t>
-      </w:r>
-      <w:proofErr w:type="spellStart"/>
-      <w:r>
-        <w:t>BinarySearch</w:t>
-      </w:r>
-      <w:proofErr w:type="spellEnd"/>
-      <w:r>
-        <w:t xml:space="preserve">(const vector&lt;int&gt;&amp; </w:t>
-      </w:r>
-      <w:proofErr w:type="spellStart"/>
-      <w:r>
-        <w:t>Arr</w:t>
-      </w:r>
-      <w:proofErr w:type="spellEnd"/>
-      <w:r>
-        <w:t>, int n);</w:t>
-      </w:r>
-    </w:p>
-    <w:p>
-      <w:pPr>
-        <w:pStyle w:val="CodeStyle"/>
-        <w:keepLines/>
-        <w:jc w:val="both"/>
-      </w:pPr>
-      <w:r>
-        <w:t xml:space="preserve">void </w:t>
-      </w:r>
-      <w:proofErr w:type="spellStart"/>
-      <w:r>
-        <w:t>GenerateMatrix</w:t>
-      </w:r>
-      <w:proofErr w:type="spellEnd"/>
-      <w:r>
-        <w:t xml:space="preserve">(int** </w:t>
-      </w:r>
-      <w:proofErr w:type="spellStart"/>
-      <w:r>
-        <w:t>Arr</w:t>
-      </w:r>
-      <w:proofErr w:type="spellEnd"/>
-      <w:r>
-        <w:t>, int N, int M);</w:t>
-      </w:r>
-    </w:p>
-    <w:p>
-      <w:pPr>
-        <w:pStyle w:val="CodeStyle"/>
-        <w:keepLines/>
-        <w:jc w:val="both"/>
-      </w:pPr>
-      <w:r>
-        <w:t xml:space="preserve">void </w:t>
-      </w:r>
-      <w:proofErr w:type="spellStart"/>
-      <w:r>
-        <w:t>PrintMatrix</w:t>
-      </w:r>
-      <w:proofErr w:type="spellEnd"/>
-      <w:r>
-        <w:t>(int** A, int N, int M);</w:t>
-      </w:r>
-    </w:p>
-    <w:p>
-      <w:pPr>
-        <w:pStyle w:val="CodeStyle"/>
-        <w:keepLines/>
-        <w:jc w:val="both"/>
-      </w:pPr>
-      <w:r>
-        <w:t xml:space="preserve">void </w:t>
-      </w:r>
-      <w:proofErr w:type="spellStart"/>
-      <w:r>
-        <w:t>LinearSearch</w:t>
-      </w:r>
-      <w:proofErr w:type="spellEnd"/>
-      <w:r>
-        <w:t xml:space="preserve">(const vector&lt;int&gt;&amp; </w:t>
-      </w:r>
-      <w:proofErr w:type="spellStart"/>
-      <w:r>
-        <w:t>Arr</w:t>
-      </w:r>
-      <w:proofErr w:type="spellEnd"/>
-      <w:r>
-        <w:t>, int n);</w:t>
-      </w:r>
-    </w:p>
-    <w:p>
-      <w:pPr>
-        <w:pStyle w:val="CodeStyle"/>
-        <w:keepLines/>
-        <w:jc w:val="both"/>
-      </w:pPr>
-      <w:r>
-        <w:t xml:space="preserve">void </w:t>
-      </w:r>
-      <w:proofErr w:type="spellStart"/>
-      <w:r>
-        <w:t>FoundNumber</w:t>
-      </w:r>
-      <w:proofErr w:type="spellEnd"/>
-      <w:r>
-        <w:t xml:space="preserve">(bool found, int comparisons, int position, const string&amp; </w:t>
-      </w:r>
-      <w:proofErr w:type="spellStart"/>
-      <w:r>
-        <w:t>positionLabel</w:t>
-      </w:r>
-      <w:proofErr w:type="spellEnd"/>
-      <w:r>
-        <w:t>);</w:t>
-      </w:r>
-    </w:p>
-    <w:p>
-      <w:pPr>
-        <w:pStyle w:val="CodeStyle"/>
-        <w:keepLines/>
-        <w:jc w:val="both"/>
-      </w:pPr>
-    </w:p>
-    <w:p>
-      <w:pPr>
-        <w:pStyle w:val="CodeStyle"/>
-        <w:keepLines/>
-        <w:jc w:val="both"/>
-      </w:pPr>
-      <w:r>
-        <w:t xml:space="preserve">int </w:t>
-      </w:r>
-      <w:proofErr w:type="spellStart"/>
-      <w:r>
-        <w:t>GetHeight</w:t>
-      </w:r>
-      <w:proofErr w:type="spellEnd"/>
-      <w:r>
-        <w:t>(</w:t>
-      </w:r>
-      <w:proofErr w:type="spellStart"/>
-      <w:r>
-        <w:t>AVLNode</w:t>
-      </w:r>
-      <w:proofErr w:type="spellEnd"/>
-      <w:r>
-        <w:t>* node);</w:t>
-      </w:r>
-    </w:p>
-    <w:p>
-      <w:pPr>
-        <w:pStyle w:val="CodeStyle"/>
-        <w:keepLines/>
-        <w:jc w:val="both"/>
-      </w:pPr>
-      <w:r>
-        <w:t xml:space="preserve">int </w:t>
-      </w:r>
-      <w:proofErr w:type="spellStart"/>
-      <w:r>
-        <w:t>GetBalance</w:t>
-      </w:r>
-      <w:proofErr w:type="spellEnd"/>
-      <w:r>
-        <w:t>(</w:t>
-      </w:r>
-      <w:proofErr w:type="spellStart"/>
-      <w:r>
-        <w:t>AVLNode</w:t>
-      </w:r>
-      <w:proofErr w:type="spellEnd"/>
-      <w:r>
-        <w:t>* node);</w:t>
-      </w:r>
-    </w:p>
-    <w:p>
-      <w:pPr>
-        <w:pStyle w:val="CodeStyle"/>
-        <w:keepLines/>
-        <w:jc w:val="both"/>
-      </w:pPr>
-      <w:r>
-        <w:t xml:space="preserve">void </w:t>
-      </w:r>
-      <w:proofErr w:type="spellStart"/>
-      <w:r>
-        <w:t>UpdateHeight</w:t>
-      </w:r>
-      <w:proofErr w:type="spellEnd"/>
-      <w:r>
-        <w:t>(</w:t>
-      </w:r>
-      <w:proofErr w:type="spellStart"/>
-      <w:r>
-        <w:t>AVLNode</w:t>
-      </w:r>
-      <w:proofErr w:type="spellEnd"/>
-      <w:r>
-        <w:t>* node);</w:t>
-      </w:r>
-    </w:p>
-    <w:p>
-      <w:pPr>
-        <w:pStyle w:val="CodeStyle"/>
-        <w:keepLines/>
-        <w:jc w:val="both"/>
-      </w:pPr>
-    </w:p>
-    <w:p>
-      <w:pPr>
-        <w:pStyle w:val="CodeStyle"/>
-        <w:keepLines/>
-        <w:jc w:val="both"/>
-      </w:pPr>
-      <w:proofErr w:type="spellStart"/>
-      <w:r>
-        <w:t>AVLNode</w:t>
-      </w:r>
-      <w:proofErr w:type="spellEnd"/>
-      <w:r>
-        <w:t xml:space="preserve">* </w:t>
-      </w:r>
-      <w:proofErr w:type="spellStart"/>
-      <w:r>
-        <w:t>RotateRight</w:t>
-      </w:r>
-      <w:proofErr w:type="spellEnd"/>
-      <w:r>
-        <w:t>(</w:t>
-      </w:r>
-      <w:proofErr w:type="spellStart"/>
-      <w:r>
-        <w:t>AVLNode</w:t>
-      </w:r>
-      <w:proofErr w:type="spellEnd"/>
-      <w:r>
-        <w:t>* y);</w:t>
-      </w:r>
-    </w:p>
-    <w:p>
-      <w:pPr>
-        <w:pStyle w:val="CodeStyle"/>
-        <w:keepLines/>
-        <w:jc w:val="both"/>
-      </w:pPr>
-      <w:proofErr w:type="spellStart"/>
-      <w:r>
-        <w:t>AVLNode</w:t>
-      </w:r>
-      <w:proofErr w:type="spellEnd"/>
-      <w:r>
-        <w:t xml:space="preserve">* </w:t>
-      </w:r>
-      <w:proofErr w:type="spellStart"/>
-      <w:r>
-        <w:t>RotateLeft</w:t>
-      </w:r>
-      <w:proofErr w:type="spellEnd"/>
-      <w:r>
-        <w:t>(</w:t>
-      </w:r>
-      <w:proofErr w:type="spellStart"/>
-      <w:r>
-        <w:t>AVLNode</w:t>
-      </w:r>
-      <w:proofErr w:type="spellEnd"/>
-      <w:r>
-        <w:t>* x);</w:t>
-      </w:r>
-    </w:p>
-    <w:p>
-      <w:pPr>
-        <w:pStyle w:val="CodeStyle"/>
-        <w:keepLines/>
-        <w:jc w:val="both"/>
-      </w:pPr>
-    </w:p>
-    <w:p>
-      <w:pPr>
-        <w:pStyle w:val="CodeStyle"/>
-        <w:keepLines/>
-        <w:jc w:val="both"/>
-      </w:pPr>
-      <w:proofErr w:type="spellStart"/>
-      <w:r>
-        <w:t>AVLNode</w:t>
-      </w:r>
-      <w:proofErr w:type="spellEnd"/>
-      <w:r>
-        <w:t xml:space="preserve">* </w:t>
-      </w:r>
-      <w:proofErr w:type="spellStart"/>
-      <w:r>
-        <w:t>InsertAVL</w:t>
-      </w:r>
-      <w:proofErr w:type="spellEnd"/>
-      <w:r>
-        <w:t>(</w:t>
-      </w:r>
-      <w:proofErr w:type="spellStart"/>
-      <w:r>
-        <w:t>AVLNode</w:t>
-      </w:r>
-      <w:proofErr w:type="spellEnd"/>
-      <w:r>
-        <w:t>* node, int value);</w:t>
-      </w:r>
-    </w:p>
-    <w:p>
-      <w:pPr>
-        <w:pStyle w:val="CodeStyle"/>
-        <w:keepLines/>
-        <w:jc w:val="both"/>
-      </w:pPr>
-      <w:r>
-        <w:t xml:space="preserve">bool </w:t>
-      </w:r>
-      <w:proofErr w:type="spellStart"/>
-      <w:r>
-        <w:t>SearchAVL</w:t>
-      </w:r>
-      <w:proofErr w:type="spellEnd"/>
-      <w:r>
-        <w:t>(</w:t>
-      </w:r>
-      <w:proofErr w:type="spellStart"/>
-      <w:r>
-        <w:t>AVLNode</w:t>
-      </w:r>
-      <w:proofErr w:type="spellEnd"/>
-      <w:r>
-        <w:t>* root, int value, int&amp; comparisons);</w:t>
-      </w:r>
-    </w:p>
-    <w:p>
-      <w:pPr>
-        <w:pStyle w:val="CodeStyle"/>
-        <w:keepLines/>
-        <w:jc w:val="both"/>
-      </w:pPr>
-    </w:p>
-    <w:p>
-      <w:pPr>
-        <w:pStyle w:val="CodeStyle"/>
-        <w:keepLines/>
-        <w:jc w:val="both"/>
-      </w:pPr>
-      <w:r>
-        <w:t xml:space="preserve">void </w:t>
-      </w:r>
-      <w:proofErr w:type="spellStart"/>
-      <w:r>
-        <w:t>PrintInOrder</w:t>
-      </w:r>
-      <w:proofErr w:type="spellEnd"/>
-      <w:r>
-        <w:t>(</w:t>
-      </w:r>
-      <w:proofErr w:type="spellStart"/>
-      <w:r>
-        <w:t>AVLNode</w:t>
-      </w:r>
-      <w:proofErr w:type="spellEnd"/>
-      <w:r>
-        <w:t>* root);</w:t>
-      </w:r>
-    </w:p>
-    <w:p>
-      <w:pPr>
-        <w:pStyle w:val="CodeStyle"/>
-        <w:keepLines/>
-        <w:jc w:val="both"/>
-      </w:pPr>
-      <w:r>
-        <w:t xml:space="preserve">void </w:t>
-      </w:r>
-      <w:proofErr w:type="spellStart"/>
-      <w:r>
-        <w:t>PrintPreOrder</w:t>
-      </w:r>
-      <w:proofErr w:type="spellEnd"/>
-      <w:r>
-        <w:t>(</w:t>
-      </w:r>
-      <w:proofErr w:type="spellStart"/>
-      <w:r>
-        <w:t>AVLNode</w:t>
-      </w:r>
-      <w:proofErr w:type="spellEnd"/>
-      <w:r>
-        <w:t>* root);</w:t>
-      </w:r>
-    </w:p>
-    <w:p>
-      <w:pPr>
-        <w:pStyle w:val="CodeStyle"/>
-        <w:keepLines/>
-        <w:jc w:val="both"/>
-      </w:pPr>
-      <w:r>
-        <w:t xml:space="preserve">void </w:t>
-      </w:r>
-      <w:proofErr w:type="spellStart"/>
-      <w:r>
-        <w:t>PrintPostOrder</w:t>
-      </w:r>
-      <w:proofErr w:type="spellEnd"/>
-      <w:r>
-        <w:t>(</w:t>
-      </w:r>
-      <w:proofErr w:type="spellStart"/>
-      <w:r>
-        <w:t>AVLNode</w:t>
-      </w:r>
-      <w:proofErr w:type="spellEnd"/>
-      <w:r>
-        <w:t>* root);</w:t>
-      </w:r>
-    </w:p>
-    <w:p>
-      <w:pPr>
-        <w:pStyle w:val="CodeStyle"/>
-        <w:keepLines/>
-        <w:jc w:val="both"/>
-      </w:pPr>
-    </w:p>
-    <w:p>
-      <w:pPr>
-        <w:pStyle w:val="CodeStyle"/>
-        <w:keepLines/>
-        <w:jc w:val="both"/>
-      </w:pPr>
-      <w:r>
-        <w:t xml:space="preserve">void </w:t>
-      </w:r>
-      <w:proofErr w:type="spellStart"/>
-      <w:r>
-        <w:t>DeleteTree</w:t>
-      </w:r>
-      <w:proofErr w:type="spellEnd"/>
-      <w:r>
-        <w:t>(</w:t>
-      </w:r>
-      <w:proofErr w:type="spellStart"/>
-      <w:r>
-        <w:t>AVLNode</w:t>
-      </w:r>
-      <w:proofErr w:type="spellEnd"/>
-      <w:r>
-        <w:t>* root);</w:t>
+        <w:t>int ReadPositiveInt(const string&amp; prompt, int MaxValue);</w:t>
+      </w:r>
+    </w:p>
+    <w:p>
+      <w:pPr>
+        <w:pStyle w:val="CodeStyle"/>
+        <w:keepLines/>
+        <w:jc w:val="both"/>
+      </w:pPr>
+      <w:r>
+        <w:t>int ReadAnyInt(const string&amp; prompt);</w:t>
+      </w:r>
+    </w:p>
+    <w:p>
+      <w:pPr>
+        <w:pStyle w:val="CodeStyle"/>
+        <w:keepLines/>
+        <w:jc w:val="both"/>
+      </w:pPr>
+      <w:r>
+        <w:t>vector&lt;int&gt; SpiralOrder(int** Arr, int N, int M);</w:t>
+      </w:r>
+    </w:p>
+    <w:p>
+      <w:pPr>
+        <w:pStyle w:val="CodeStyle"/>
+        <w:keepLines/>
+        <w:jc w:val="both"/>
+      </w:pPr>
+      <w:r>
+        <w:t>vector&lt;int&gt; CopySort(const vector&lt;int&gt;&amp; Arr);</w:t>
+      </w:r>
+    </w:p>
+    <w:p>
+      <w:pPr>
+        <w:pStyle w:val="CodeStyle"/>
+        <w:keepLines/>
+        <w:jc w:val="both"/>
+      </w:pPr>
+      <w:r>
+        <w:t>vector&lt;int&gt; ReadTargetList(int size);</w:t>
+      </w:r>
+    </w:p>
+    <w:p>
+      <w:pPr>
+        <w:pStyle w:val="CodeStyle"/>
+        <w:keepLines/>
+        <w:jc w:val="both"/>
+      </w:pPr>
+      <w:r>
+        <w:t>void BinarySearch(const vector&lt;int&gt;&amp; Arr, int n);</w:t>
+      </w:r>
+    </w:p>
+    <w:p>
+      <w:pPr>
+        <w:pStyle w:val="CodeStyle"/>
+        <w:keepLines/>
+        <w:jc w:val="both"/>
+      </w:pPr>
+      <w:r>
+        <w:t>void GenerateMatrix(int** Arr, int N, int M);</w:t>
+      </w:r>
+    </w:p>
+    <w:p>
+      <w:pPr>
+        <w:pStyle w:val="CodeStyle"/>
+        <w:keepLines/>
+        <w:jc w:val="both"/>
+      </w:pPr>
+      <w:r>
+        <w:t>void PrintMatrix(int** A, int N, int M);</w:t>
+      </w:r>
+    </w:p>
+    <w:p>
+      <w:pPr>
+        <w:pStyle w:val="CodeStyle"/>
+        <w:keepLines/>
+        <w:jc w:val="both"/>
+      </w:pPr>
+      <w:r>
+        <w:t>void LinearSearch(const vector&lt;int&gt;&amp; Arr, int n);</w:t>
+      </w:r>
+    </w:p>
+    <w:p>
+      <w:pPr>
+        <w:pStyle w:val="CodeStyle"/>
+        <w:keepLines/>
+        <w:jc w:val="both"/>
+      </w:pPr>
+      <w:r>
+        <w:t>void FoundNumber(bool found, int comparisons, int position, const string&amp; positionLabel);</w:t>
+      </w:r>
+    </w:p>
+    <w:p>
+      <w:pPr>
+        <w:pStyle w:val="CodeStyle"/>
+        <w:keepLines/>
+        <w:jc w:val="both"/>
+      </w:pPr>
+    </w:p>
+    <w:p>
+      <w:pPr>
+        <w:pStyle w:val="CodeStyle"/>
+        <w:keepLines/>
+        <w:jc w:val="both"/>
+      </w:pPr>
+      <w:r>
+        <w:t>int GetHeight(AVLNode* node);</w:t>
+      </w:r>
+    </w:p>
+    <w:p>
+      <w:pPr>
+        <w:pStyle w:val="CodeStyle"/>
+        <w:keepLines/>
+        <w:jc w:val="both"/>
+      </w:pPr>
+      <w:r>
+        <w:t>int GetBalance(AVLNode* node);</w:t>
+      </w:r>
+    </w:p>
+    <w:p>
+      <w:pPr>
+        <w:pStyle w:val="CodeStyle"/>
+        <w:keepLines/>
+        <w:jc w:val="both"/>
+      </w:pPr>
+      <w:r>
+        <w:t>void UpdateHeight(AVLNode* node);</w:t>
+      </w:r>
+    </w:p>
+    <w:p>
+      <w:pPr>
+        <w:pStyle w:val="CodeStyle"/>
+        <w:keepLines/>
+        <w:jc w:val="both"/>
+      </w:pPr>
+    </w:p>
+    <w:p>
+      <w:pPr>
+        <w:pStyle w:val="CodeStyle"/>
+        <w:keepLines/>
+        <w:jc w:val="both"/>
+      </w:pPr>
+      <w:r>
+        <w:t>AVLNode* RotateRight(AVLNode* y);</w:t>
+      </w:r>
+    </w:p>
+    <w:p>
+      <w:pPr>
+        <w:pStyle w:val="CodeStyle"/>
+        <w:keepLines/>
+        <w:jc w:val="both"/>
+      </w:pPr>
+      <w:r>
+        <w:t>AVLNode* RotateLeft(AVLNode* x);</w:t>
+      </w:r>
+    </w:p>
+    <w:p>
+      <w:pPr>
+        <w:pStyle w:val="CodeStyle"/>
+        <w:keepLines/>
+        <w:jc w:val="both"/>
+      </w:pPr>
+    </w:p>
+    <w:p>
+      <w:pPr>
+        <w:pStyle w:val="CodeStyle"/>
+        <w:keepLines/>
+        <w:jc w:val="both"/>
+      </w:pPr>
+      <w:r>
+        <w:t>AVLNode* InsertAVL(AVLNode* node, int value);</w:t>
+      </w:r>
+    </w:p>
+    <w:p>
+      <w:pPr>
+        <w:pStyle w:val="CodeStyle"/>
+        <w:keepLines/>
+        <w:jc w:val="both"/>
+      </w:pPr>
+      <w:r>
+        <w:t>bool SearchAVL(AVLNode* root, int value, int&amp; comparisons);</w:t>
+      </w:r>
+    </w:p>
+    <w:p>
+      <w:pPr>
+        <w:pStyle w:val="CodeStyle"/>
+        <w:keepLines/>
+        <w:jc w:val="both"/>
+      </w:pPr>
+    </w:p>
+    <w:p>
+      <w:pPr>
+        <w:pStyle w:val="CodeStyle"/>
+        <w:keepLines/>
+        <w:jc w:val="both"/>
+      </w:pPr>
+      <w:r>
+        <w:t>void PrintInOrder(AVLNode* root);</w:t>
+      </w:r>
+    </w:p>
+    <w:p>
+      <w:pPr>
+        <w:pStyle w:val="CodeStyle"/>
+        <w:keepLines/>
+        <w:jc w:val="both"/>
+      </w:pPr>
+      <w:r>
+        <w:t>void PrintPreOrder(AVLNode* root);</w:t>
+      </w:r>
+    </w:p>
+    <w:p>
+      <w:pPr>
+        <w:pStyle w:val="CodeStyle"/>
+        <w:keepLines/>
+        <w:jc w:val="both"/>
+      </w:pPr>
+      <w:r>
+        <w:t>void PrintPostOrder(AVLNode* root);</w:t>
+      </w:r>
+    </w:p>
+    <w:p>
+      <w:pPr>
+        <w:pStyle w:val="CodeStyle"/>
+        <w:keepLines/>
+        <w:jc w:val="both"/>
+      </w:pPr>
+    </w:p>
+    <w:p>
+      <w:pPr>
+        <w:pStyle w:val="CodeStyle"/>
+        <w:keepLines/>
+        <w:jc w:val="both"/>
+      </w:pPr>
+      <w:r>
+        <w:t>void DeleteTree(AVLNode* root);</w:t>
       </w:r>
     </w:p>
     <w:p>
@@ -3598,118 +3276,54 @@
         <w:jc w:val="both"/>
       </w:pPr>
       <w:r>
-        <w:t xml:space="preserve">    int N = </w:t>
-      </w:r>
-      <w:proofErr w:type="spellStart"/>
-      <w:r>
-        <w:t>ReadPositiveInt</w:t>
-      </w:r>
-      <w:proofErr w:type="spellEnd"/>
-      <w:r>
-        <w:t>("Enter number of rows N: ", MAXN);</w:t>
-      </w:r>
-    </w:p>
-    <w:p>
-      <w:pPr>
-        <w:pStyle w:val="CodeStyle"/>
-        <w:keepLines/>
-        <w:jc w:val="both"/>
-      </w:pPr>
-      <w:r>
-        <w:t xml:space="preserve">    int M = </w:t>
-      </w:r>
-      <w:proofErr w:type="spellStart"/>
-      <w:r>
-        <w:t>ReadPositiveInt</w:t>
-      </w:r>
-      <w:proofErr w:type="spellEnd"/>
-      <w:r>
-        <w:t>("Enter number of columns M: ", MAXM);</w:t>
-      </w:r>
-    </w:p>
-    <w:p>
-      <w:pPr>
-        <w:pStyle w:val="CodeStyle"/>
-        <w:keepLines/>
-        <w:jc w:val="both"/>
-      </w:pPr>
-    </w:p>
-    <w:p>
-      <w:pPr>
-        <w:pStyle w:val="CodeStyle"/>
-        <w:keepLines/>
-        <w:jc w:val="both"/>
-      </w:pPr>
-      <w:r>
-        <w:t xml:space="preserve">    int** </w:t>
-      </w:r>
-      <w:proofErr w:type="spellStart"/>
-      <w:r>
-        <w:t>Arr</w:t>
-      </w:r>
-      <w:proofErr w:type="spellEnd"/>
-      <w:r>
-        <w:t xml:space="preserve"> = new int*[N];</w:t>
-      </w:r>
-    </w:p>
-    <w:p>
-      <w:pPr>
-        <w:pStyle w:val="CodeStyle"/>
-        <w:keepLines/>
-        <w:jc w:val="both"/>
-      </w:pPr>
-      <w:r>
-        <w:t xml:space="preserve">    for (int </w:t>
-      </w:r>
-      <w:proofErr w:type="spellStart"/>
-      <w:r>
-        <w:t>i</w:t>
-      </w:r>
-      <w:proofErr w:type="spellEnd"/>
-      <w:r>
-        <w:t xml:space="preserve"> = 0; </w:t>
-      </w:r>
-      <w:proofErr w:type="spellStart"/>
-      <w:r>
-        <w:t>i</w:t>
-      </w:r>
-      <w:proofErr w:type="spellEnd"/>
-      <w:r>
-        <w:t xml:space="preserve"> &lt; N; ++</w:t>
-      </w:r>
-      <w:proofErr w:type="spellStart"/>
-      <w:r>
-        <w:t>i</w:t>
-      </w:r>
-      <w:proofErr w:type="spellEnd"/>
-      <w:r>
-        <w:t>) {</w:t>
-      </w:r>
-    </w:p>
-    <w:p>
-      <w:pPr>
-        <w:pStyle w:val="CodeStyle"/>
-        <w:keepLines/>
-        <w:jc w:val="both"/>
-      </w:pPr>
-      <w:r>
-        <w:t xml:space="preserve">        </w:t>
-      </w:r>
-      <w:proofErr w:type="spellStart"/>
-      <w:r>
-        <w:t>Arr</w:t>
-      </w:r>
-      <w:proofErr w:type="spellEnd"/>
-      <w:r>
-        <w:t>[</w:t>
-      </w:r>
-      <w:proofErr w:type="spellStart"/>
-      <w:r>
-        <w:t>i</w:t>
-      </w:r>
-      <w:proofErr w:type="spellEnd"/>
-      <w:r>
-        <w:t>] = new int[M];</w:t>
+        <w:t xml:space="preserve">    int N = ReadPositiveInt("Enter number of rows N: ", MAXN);</w:t>
+      </w:r>
+    </w:p>
+    <w:p>
+      <w:pPr>
+        <w:pStyle w:val="CodeStyle"/>
+        <w:keepLines/>
+        <w:jc w:val="both"/>
+      </w:pPr>
+      <w:r>
+        <w:t xml:space="preserve">    int M = ReadPositiveInt("Enter number of columns M: ", MAXM);</w:t>
+      </w:r>
+    </w:p>
+    <w:p>
+      <w:pPr>
+        <w:pStyle w:val="CodeStyle"/>
+        <w:keepLines/>
+        <w:jc w:val="both"/>
+      </w:pPr>
+    </w:p>
+    <w:p>
+      <w:pPr>
+        <w:pStyle w:val="CodeStyle"/>
+        <w:keepLines/>
+        <w:jc w:val="both"/>
+      </w:pPr>
+      <w:r>
+        <w:t xml:space="preserve">    int** Arr = new int*[N];</w:t>
+      </w:r>
+    </w:p>
+    <w:p>
+      <w:pPr>
+        <w:pStyle w:val="CodeStyle"/>
+        <w:keepLines/>
+        <w:jc w:val="both"/>
+      </w:pPr>
+      <w:r>
+        <w:t xml:space="preserve">    for (int i = 0; i &lt; N; ++i) {</w:t>
+      </w:r>
+    </w:p>
+    <w:p>
+      <w:pPr>
+        <w:pStyle w:val="CodeStyle"/>
+        <w:keepLines/>
+        <w:jc w:val="both"/>
+      </w:pPr>
+      <w:r>
+        <w:t xml:space="preserve">        Arr[i] = new int[M];</w:t>
       </w:r>
     </w:p>
     <w:p>
@@ -3736,217 +3350,81 @@
         <w:jc w:val="both"/>
       </w:pPr>
       <w:r>
-        <w:t xml:space="preserve">    </w:t>
-      </w:r>
-      <w:proofErr w:type="spellStart"/>
-      <w:r>
-        <w:t>GenerateMatrix</w:t>
-      </w:r>
-      <w:proofErr w:type="spellEnd"/>
-      <w:r>
-        <w:t>(</w:t>
-      </w:r>
-      <w:proofErr w:type="spellStart"/>
-      <w:r>
-        <w:t>Arr</w:t>
-      </w:r>
-      <w:proofErr w:type="spellEnd"/>
-      <w:r>
-        <w:t>, N, M);</w:t>
-      </w:r>
-    </w:p>
-    <w:p>
-      <w:pPr>
-        <w:pStyle w:val="CodeStyle"/>
-        <w:keepLines/>
-        <w:jc w:val="both"/>
-      </w:pPr>
-      <w:r>
-        <w:t xml:space="preserve">    </w:t>
-      </w:r>
-      <w:proofErr w:type="spellStart"/>
-      <w:r>
-        <w:t>cout</w:t>
-      </w:r>
-      <w:proofErr w:type="spellEnd"/>
-      <w:r>
-        <w:t xml:space="preserve"> &lt;&lt; "\</w:t>
-      </w:r>
-      <w:proofErr w:type="spellStart"/>
-      <w:r>
-        <w:t>nThe</w:t>
-      </w:r>
-      <w:proofErr w:type="spellEnd"/>
-      <w:r>
-        <w:t xml:space="preserve"> Original Matrix:\n";</w:t>
-      </w:r>
-    </w:p>
-    <w:p>
-      <w:pPr>
-        <w:pStyle w:val="CodeStyle"/>
-        <w:keepLines/>
-        <w:jc w:val="both"/>
-      </w:pPr>
-      <w:r>
-        <w:t xml:space="preserve">    </w:t>
-      </w:r>
-      <w:proofErr w:type="spellStart"/>
-      <w:r>
-        <w:t>PrintMatrix</w:t>
-      </w:r>
-      <w:proofErr w:type="spellEnd"/>
-      <w:r>
-        <w:t>(</w:t>
-      </w:r>
-      <w:proofErr w:type="spellStart"/>
-      <w:r>
-        <w:t>Arr</w:t>
-      </w:r>
-      <w:proofErr w:type="spellEnd"/>
-      <w:r>
-        <w:t>, N, M);</w:t>
-      </w:r>
-    </w:p>
-    <w:p>
-      <w:pPr>
-        <w:pStyle w:val="CodeStyle"/>
-        <w:keepLines/>
-        <w:jc w:val="both"/>
-      </w:pPr>
-    </w:p>
-    <w:p>
-      <w:pPr>
-        <w:pStyle w:val="CodeStyle"/>
-        <w:keepLines/>
-        <w:jc w:val="both"/>
-      </w:pPr>
-      <w:r>
-        <w:t xml:space="preserve">    vector&lt;int&gt; </w:t>
-      </w:r>
-      <w:proofErr w:type="spellStart"/>
-      <w:r>
-        <w:t>SpiralMatrix</w:t>
-      </w:r>
-      <w:proofErr w:type="spellEnd"/>
-      <w:r>
-        <w:t xml:space="preserve"> = </w:t>
-      </w:r>
-      <w:proofErr w:type="spellStart"/>
-      <w:r>
-        <w:t>SpiralOrder</w:t>
-      </w:r>
-      <w:proofErr w:type="spellEnd"/>
-      <w:r>
-        <w:t>(</w:t>
-      </w:r>
-      <w:proofErr w:type="spellStart"/>
-      <w:r>
-        <w:t>Arr</w:t>
-      </w:r>
-      <w:proofErr w:type="spellEnd"/>
-      <w:r>
-        <w:t>, N, M);</w:t>
-      </w:r>
-    </w:p>
-    <w:p>
-      <w:pPr>
-        <w:pStyle w:val="CodeStyle"/>
-        <w:keepLines/>
-        <w:jc w:val="both"/>
-      </w:pPr>
-    </w:p>
-    <w:p>
-      <w:pPr>
-        <w:pStyle w:val="CodeStyle"/>
-        <w:keepLines/>
-        <w:jc w:val="both"/>
-      </w:pPr>
-      <w:r>
-        <w:t xml:space="preserve">    </w:t>
-      </w:r>
-      <w:proofErr w:type="spellStart"/>
-      <w:r>
-        <w:t>cout</w:t>
-      </w:r>
-      <w:proofErr w:type="spellEnd"/>
-      <w:r>
-        <w:t xml:space="preserve"> &lt;&lt; "[+] The spiral traversal of the matrix:\n";</w:t>
-      </w:r>
-    </w:p>
-    <w:p>
-      <w:pPr>
-        <w:pStyle w:val="CodeStyle"/>
-        <w:keepLines/>
-        <w:jc w:val="both"/>
-      </w:pPr>
-      <w:r>
-        <w:t xml:space="preserve">    for (int </w:t>
-      </w:r>
-      <w:proofErr w:type="spellStart"/>
-      <w:r>
-        <w:t>i</w:t>
-      </w:r>
-      <w:proofErr w:type="spellEnd"/>
-      <w:r>
-        <w:t xml:space="preserve"> = 0; </w:t>
-      </w:r>
-      <w:proofErr w:type="spellStart"/>
-      <w:r>
-        <w:t>i</w:t>
-      </w:r>
-      <w:proofErr w:type="spellEnd"/>
-      <w:r>
-        <w:t xml:space="preserve"> &lt; </w:t>
-      </w:r>
-      <w:proofErr w:type="spellStart"/>
-      <w:r>
-        <w:t>SpiralMatrix.size</w:t>
-      </w:r>
-      <w:proofErr w:type="spellEnd"/>
-      <w:r>
-        <w:t>(); ++</w:t>
-      </w:r>
-      <w:proofErr w:type="spellStart"/>
-      <w:r>
-        <w:t>i</w:t>
-      </w:r>
-      <w:proofErr w:type="spellEnd"/>
-      <w:r>
-        <w:t>) {</w:t>
-      </w:r>
-    </w:p>
-    <w:p>
-      <w:pPr>
-        <w:pStyle w:val="CodeStyle"/>
-        <w:keepLines/>
-        <w:jc w:val="both"/>
-      </w:pPr>
-      <w:r>
-        <w:t xml:space="preserve">        </w:t>
-      </w:r>
-      <w:proofErr w:type="spellStart"/>
-      <w:r>
-        <w:t>cout</w:t>
-      </w:r>
-      <w:proofErr w:type="spellEnd"/>
-      <w:r>
-        <w:t xml:space="preserve"> &lt;&lt; </w:t>
-      </w:r>
-      <w:proofErr w:type="spellStart"/>
-      <w:r>
-        <w:t>SpiralMatrix</w:t>
-      </w:r>
-      <w:proofErr w:type="spellEnd"/>
-      <w:r>
-        <w:t>[</w:t>
-      </w:r>
-      <w:proofErr w:type="spellStart"/>
-      <w:r>
-        <w:t>i</w:t>
-      </w:r>
-      <w:proofErr w:type="spellEnd"/>
-      <w:r>
-        <w:t>] &lt;&lt; "\t";</w:t>
+        <w:t xml:space="preserve">    GenerateMatrix(Arr, N, M);</w:t>
+      </w:r>
+    </w:p>
+    <w:p>
+      <w:pPr>
+        <w:pStyle w:val="CodeStyle"/>
+        <w:keepLines/>
+        <w:jc w:val="both"/>
+      </w:pPr>
+      <w:r>
+        <w:t xml:space="preserve">    cout &lt;&lt; "\nThe Original Matrix:\n";</w:t>
+      </w:r>
+    </w:p>
+    <w:p>
+      <w:pPr>
+        <w:pStyle w:val="CodeStyle"/>
+        <w:keepLines/>
+        <w:jc w:val="both"/>
+      </w:pPr>
+      <w:r>
+        <w:t xml:space="preserve">    PrintMatrix(Arr, N, M);</w:t>
+      </w:r>
+    </w:p>
+    <w:p>
+      <w:pPr>
+        <w:pStyle w:val="CodeStyle"/>
+        <w:keepLines/>
+        <w:jc w:val="both"/>
+      </w:pPr>
+    </w:p>
+    <w:p>
+      <w:pPr>
+        <w:pStyle w:val="CodeStyle"/>
+        <w:keepLines/>
+        <w:jc w:val="both"/>
+      </w:pPr>
+      <w:r>
+        <w:t xml:space="preserve">    vector&lt;int&gt; SpiralMatrix = SpiralOrder(Arr, N, M);</w:t>
+      </w:r>
+    </w:p>
+    <w:p>
+      <w:pPr>
+        <w:pStyle w:val="CodeStyle"/>
+        <w:keepLines/>
+        <w:jc w:val="both"/>
+      </w:pPr>
+    </w:p>
+    <w:p>
+      <w:pPr>
+        <w:pStyle w:val="CodeStyle"/>
+        <w:keepLines/>
+        <w:jc w:val="both"/>
+      </w:pPr>
+      <w:r>
+        <w:t xml:space="preserve">    cout &lt;&lt; "[+] The spiral traversal of the matrix:\n";</w:t>
+      </w:r>
+    </w:p>
+    <w:p>
+      <w:pPr>
+        <w:pStyle w:val="CodeStyle"/>
+        <w:keepLines/>
+        <w:jc w:val="both"/>
+      </w:pPr>
+      <w:r>
+        <w:t xml:space="preserve">    for (int i = 0; i &lt; SpiralMatrix.size(); ++i) {</w:t>
+      </w:r>
+    </w:p>
+    <w:p>
+      <w:pPr>
+        <w:pStyle w:val="CodeStyle"/>
+        <w:keepLines/>
+        <w:jc w:val="both"/>
+      </w:pPr>
+      <w:r>
+        <w:t xml:space="preserve">        cout &lt;&lt; SpiralMatrix[i] &lt;&lt; "\t";</w:t>
       </w:r>
     </w:p>
     <w:p>
@@ -3967,150 +3445,54 @@
       </w:pPr>
       <w:r>
         <w:lastRenderedPageBreak/>
-        <w:t xml:space="preserve">    </w:t>
-      </w:r>
-      <w:proofErr w:type="spellStart"/>
-      <w:r>
-        <w:t>cout</w:t>
-      </w:r>
-      <w:proofErr w:type="spellEnd"/>
-      <w:r>
-        <w:t xml:space="preserve"> &lt;&lt; "\n";</w:t>
-      </w:r>
-    </w:p>
-    <w:p>
-      <w:pPr>
-        <w:pStyle w:val="CodeStyle"/>
-        <w:keepLines/>
-        <w:jc w:val="both"/>
-      </w:pPr>
-    </w:p>
-    <w:p>
-      <w:pPr>
-        <w:pStyle w:val="CodeStyle"/>
-        <w:keepLines/>
-        <w:jc w:val="both"/>
-      </w:pPr>
-      <w:r>
-        <w:t xml:space="preserve">    </w:t>
-      </w:r>
-      <w:proofErr w:type="spellStart"/>
-      <w:r>
-        <w:t>cout</w:t>
-      </w:r>
-      <w:proofErr w:type="spellEnd"/>
-      <w:r>
-        <w:t xml:space="preserve"> &lt;&lt; "\n[+] The sorted form of the spiral array:\n";</w:t>
-      </w:r>
-    </w:p>
-    <w:p>
-      <w:pPr>
-        <w:pStyle w:val="CodeStyle"/>
-        <w:keepLines/>
-        <w:jc w:val="both"/>
-      </w:pPr>
-      <w:r>
-        <w:t xml:space="preserve">    vector&lt;int&gt; </w:t>
-      </w:r>
-      <w:proofErr w:type="spellStart"/>
-      <w:r>
-        <w:t>SortedMatrix</w:t>
-      </w:r>
-      <w:proofErr w:type="spellEnd"/>
-      <w:r>
-        <w:t xml:space="preserve"> = </w:t>
-      </w:r>
-      <w:proofErr w:type="spellStart"/>
-      <w:r>
-        <w:t>CopySort</w:t>
-      </w:r>
-      <w:proofErr w:type="spellEnd"/>
-      <w:r>
-        <w:t>(</w:t>
-      </w:r>
-      <w:proofErr w:type="spellStart"/>
-      <w:r>
-        <w:t>SpiralMatrix</w:t>
-      </w:r>
-      <w:proofErr w:type="spellEnd"/>
-      <w:r>
-        <w:t>);</w:t>
-      </w:r>
-    </w:p>
-    <w:p>
-      <w:pPr>
-        <w:pStyle w:val="CodeStyle"/>
-        <w:keepLines/>
-        <w:jc w:val="both"/>
-      </w:pPr>
-      <w:r>
-        <w:t xml:space="preserve">    for (int </w:t>
-      </w:r>
-      <w:proofErr w:type="spellStart"/>
-      <w:r>
-        <w:t>i</w:t>
-      </w:r>
-      <w:proofErr w:type="spellEnd"/>
-      <w:r>
-        <w:t xml:space="preserve"> = 0; </w:t>
-      </w:r>
-      <w:proofErr w:type="spellStart"/>
-      <w:r>
-        <w:t>i</w:t>
-      </w:r>
-      <w:proofErr w:type="spellEnd"/>
-      <w:r>
-        <w:t xml:space="preserve"> &lt; </w:t>
-      </w:r>
-      <w:proofErr w:type="spellStart"/>
-      <w:r>
-        <w:t>SortedMatrix.size</w:t>
-      </w:r>
-      <w:proofErr w:type="spellEnd"/>
-      <w:r>
-        <w:t>(); ++</w:t>
-      </w:r>
-      <w:proofErr w:type="spellStart"/>
-      <w:r>
-        <w:t>i</w:t>
-      </w:r>
-      <w:proofErr w:type="spellEnd"/>
-      <w:r>
-        <w:t>) {</w:t>
-      </w:r>
-    </w:p>
-    <w:p>
-      <w:pPr>
-        <w:pStyle w:val="CodeStyle"/>
-        <w:keepLines/>
-        <w:jc w:val="both"/>
-      </w:pPr>
-      <w:r>
-        <w:t xml:space="preserve">        </w:t>
-      </w:r>
-      <w:proofErr w:type="spellStart"/>
-      <w:r>
-        <w:t>cout</w:t>
-      </w:r>
-      <w:proofErr w:type="spellEnd"/>
-      <w:r>
-        <w:t xml:space="preserve"> &lt;&lt; </w:t>
-      </w:r>
-      <w:proofErr w:type="spellStart"/>
-      <w:r>
-        <w:t>SortedMatrix</w:t>
-      </w:r>
-      <w:proofErr w:type="spellEnd"/>
-      <w:r>
-        <w:t>[</w:t>
-      </w:r>
-      <w:proofErr w:type="spellStart"/>
-      <w:r>
-        <w:t>i</w:t>
-      </w:r>
-      <w:proofErr w:type="spellEnd"/>
-      <w:r>
-        <w:t>] &lt;&lt; "\t";</w:t>
+        <w:t xml:space="preserve">    cout &lt;&lt; "\n";</w:t>
+      </w:r>
+    </w:p>
+    <w:p>
+      <w:pPr>
+        <w:pStyle w:val="CodeStyle"/>
+        <w:keepLines/>
+        <w:jc w:val="both"/>
+      </w:pPr>
+    </w:p>
+    <w:p>
+      <w:pPr>
+        <w:pStyle w:val="CodeStyle"/>
+        <w:keepLines/>
+        <w:jc w:val="both"/>
+      </w:pPr>
+      <w:r>
+        <w:t xml:space="preserve">    cout &lt;&lt; "\n[+] The sorted form of the spiral array:\n";</w:t>
+      </w:r>
+    </w:p>
+    <w:p>
+      <w:pPr>
+        <w:pStyle w:val="CodeStyle"/>
+        <w:keepLines/>
+        <w:jc w:val="both"/>
+      </w:pPr>
+      <w:r>
+        <w:t xml:space="preserve">    vector&lt;int&gt; SortedMatrix = CopySort(SpiralMatrix);</w:t>
+      </w:r>
+    </w:p>
+    <w:p>
+      <w:pPr>
+        <w:pStyle w:val="CodeStyle"/>
+        <w:keepLines/>
+        <w:jc w:val="both"/>
+      </w:pPr>
+      <w:r>
+        <w:t xml:space="preserve">    for (int i = 0; i &lt; SortedMatrix.size(); ++i) {</w:t>
+      </w:r>
+    </w:p>
+    <w:p>
+      <w:pPr>
+        <w:pStyle w:val="CodeStyle"/>
+        <w:keepLines/>
+        <w:jc w:val="both"/>
+      </w:pPr>
+      <w:r>
+        <w:t xml:space="preserve">        cout &lt;&lt; SortedMatrix[i] &lt;&lt; "\t";</w:t>
       </w:r>
     </w:p>
     <w:p>
@@ -4130,124 +3512,44 @@
         <w:jc w:val="both"/>
       </w:pPr>
       <w:r>
-        <w:t xml:space="preserve">    </w:t>
-      </w:r>
-      <w:proofErr w:type="spellStart"/>
-      <w:r>
-        <w:t>cout</w:t>
-      </w:r>
-      <w:proofErr w:type="spellEnd"/>
-      <w:r>
-        <w:t xml:space="preserve"> &lt;&lt; "\n";</w:t>
-      </w:r>
-    </w:p>
-    <w:p>
-      <w:pPr>
-        <w:pStyle w:val="CodeStyle"/>
-        <w:keepLines/>
-        <w:jc w:val="both"/>
-      </w:pPr>
-    </w:p>
-    <w:p>
-      <w:pPr>
-        <w:pStyle w:val="CodeStyle"/>
-        <w:keepLines/>
-        <w:jc w:val="both"/>
-      </w:pPr>
-      <w:r>
-        <w:t xml:space="preserve">    </w:t>
-      </w:r>
-      <w:proofErr w:type="spellStart"/>
-      <w:r>
-        <w:t>AVLNode</w:t>
-      </w:r>
-      <w:proofErr w:type="spellEnd"/>
-      <w:r>
-        <w:t xml:space="preserve">* root = </w:t>
-      </w:r>
-      <w:proofErr w:type="spellStart"/>
-      <w:r>
-        <w:t>nullptr</w:t>
-      </w:r>
-      <w:proofErr w:type="spellEnd"/>
-      <w:r>
-        <w:t>;</w:t>
-      </w:r>
-    </w:p>
-    <w:p>
-      <w:pPr>
-        <w:pStyle w:val="CodeStyle"/>
-        <w:keepLines/>
-        <w:jc w:val="both"/>
-      </w:pPr>
-      <w:r>
-        <w:t xml:space="preserve">    for (int </w:t>
-      </w:r>
-      <w:proofErr w:type="spellStart"/>
-      <w:r>
-        <w:t>i</w:t>
-      </w:r>
-      <w:proofErr w:type="spellEnd"/>
-      <w:r>
-        <w:t xml:space="preserve"> = 0; </w:t>
-      </w:r>
-      <w:proofErr w:type="spellStart"/>
-      <w:r>
-        <w:t>i</w:t>
-      </w:r>
-      <w:proofErr w:type="spellEnd"/>
-      <w:r>
-        <w:t xml:space="preserve"> &lt; </w:t>
-      </w:r>
-      <w:proofErr w:type="spellStart"/>
-      <w:r>
-        <w:t>SpiralMatrix.size</w:t>
-      </w:r>
-      <w:proofErr w:type="spellEnd"/>
-      <w:r>
-        <w:t>(); ++</w:t>
-      </w:r>
-      <w:proofErr w:type="spellStart"/>
-      <w:r>
-        <w:t>i</w:t>
-      </w:r>
-      <w:proofErr w:type="spellEnd"/>
-      <w:r>
-        <w:t>) {</w:t>
-      </w:r>
-    </w:p>
-    <w:p>
-      <w:pPr>
-        <w:pStyle w:val="CodeStyle"/>
-        <w:keepLines/>
-        <w:jc w:val="both"/>
-      </w:pPr>
-      <w:r>
-        <w:t xml:space="preserve">        root = </w:t>
-      </w:r>
-      <w:proofErr w:type="spellStart"/>
-      <w:r>
-        <w:t>InsertAVL</w:t>
-      </w:r>
-      <w:proofErr w:type="spellEnd"/>
-      <w:r>
-        <w:t xml:space="preserve">(root, </w:t>
-      </w:r>
-      <w:proofErr w:type="spellStart"/>
-      <w:r>
-        <w:t>SpiralMatrix</w:t>
-      </w:r>
-      <w:proofErr w:type="spellEnd"/>
-      <w:r>
-        <w:t>[</w:t>
-      </w:r>
-      <w:proofErr w:type="spellStart"/>
-      <w:r>
-        <w:t>i</w:t>
-      </w:r>
-      <w:proofErr w:type="spellEnd"/>
-      <w:r>
-        <w:t>]);</w:t>
+        <w:t xml:space="preserve">    cout &lt;&lt; "\n";</w:t>
+      </w:r>
+    </w:p>
+    <w:p>
+      <w:pPr>
+        <w:pStyle w:val="CodeStyle"/>
+        <w:keepLines/>
+        <w:jc w:val="both"/>
+      </w:pPr>
+    </w:p>
+    <w:p>
+      <w:pPr>
+        <w:pStyle w:val="CodeStyle"/>
+        <w:keepLines/>
+        <w:jc w:val="both"/>
+      </w:pPr>
+      <w:r>
+        <w:t xml:space="preserve">    AVLNode* root = nullptr;</w:t>
+      </w:r>
+    </w:p>
+    <w:p>
+      <w:pPr>
+        <w:pStyle w:val="CodeStyle"/>
+        <w:keepLines/>
+        <w:jc w:val="both"/>
+      </w:pPr>
+      <w:r>
+        <w:t xml:space="preserve">    for (int i = 0; i &lt; SpiralMatrix.size(); ++i) {</w:t>
+      </w:r>
+    </w:p>
+    <w:p>
+      <w:pPr>
+        <w:pStyle w:val="CodeStyle"/>
+        <w:keepLines/>
+        <w:jc w:val="both"/>
+      </w:pPr>
+      <w:r>
+        <w:t xml:space="preserve">        root = InsertAVL(root, SpiralMatrix[i]);</w:t>
       </w:r>
     </w:p>
     <w:p>
@@ -4274,346 +3576,162 @@
         <w:jc w:val="both"/>
       </w:pPr>
       <w:r>
-        <w:t xml:space="preserve">    vector&lt;int&gt; targets = </w:t>
-      </w:r>
-      <w:proofErr w:type="spellStart"/>
-      <w:r>
-        <w:t>ReadTargetList</w:t>
-      </w:r>
-      <w:proofErr w:type="spellEnd"/>
-      <w:r>
-        <w:t>(</w:t>
-      </w:r>
-      <w:proofErr w:type="spellStart"/>
-      <w:r>
-        <w:t>SpiralMatrix.size</w:t>
-      </w:r>
-      <w:proofErr w:type="spellEnd"/>
-      <w:r>
-        <w:t>());</w:t>
-      </w:r>
-    </w:p>
-    <w:p>
-      <w:pPr>
-        <w:pStyle w:val="CodeStyle"/>
-        <w:keepLines/>
-        <w:jc w:val="both"/>
-      </w:pPr>
-    </w:p>
-    <w:p>
-      <w:pPr>
-        <w:pStyle w:val="CodeStyle"/>
-        <w:keepLines/>
-        <w:jc w:val="both"/>
-      </w:pPr>
-      <w:r>
-        <w:t xml:space="preserve">    for (int </w:t>
-      </w:r>
-      <w:proofErr w:type="spellStart"/>
-      <w:r>
-        <w:t>i</w:t>
-      </w:r>
-      <w:proofErr w:type="spellEnd"/>
-      <w:r>
-        <w:t xml:space="preserve"> = 0; </w:t>
-      </w:r>
-      <w:proofErr w:type="spellStart"/>
-      <w:r>
-        <w:t>i</w:t>
-      </w:r>
-      <w:proofErr w:type="spellEnd"/>
-      <w:r>
-        <w:t xml:space="preserve"> &lt; </w:t>
-      </w:r>
-      <w:proofErr w:type="spellStart"/>
-      <w:r>
-        <w:t>targets.size</w:t>
-      </w:r>
-      <w:proofErr w:type="spellEnd"/>
-      <w:r>
-        <w:t>(); ++</w:t>
-      </w:r>
-      <w:proofErr w:type="spellStart"/>
-      <w:r>
-        <w:t>i</w:t>
-      </w:r>
-      <w:proofErr w:type="spellEnd"/>
-      <w:r>
-        <w:t>) {</w:t>
-      </w:r>
-    </w:p>
-    <w:p>
-      <w:pPr>
-        <w:pStyle w:val="CodeStyle"/>
-        <w:keepLines/>
-        <w:jc w:val="both"/>
-      </w:pPr>
-      <w:r>
-        <w:t xml:space="preserve">        int target = targets[</w:t>
-      </w:r>
-      <w:proofErr w:type="spellStart"/>
-      <w:r>
-        <w:t>i</w:t>
-      </w:r>
-      <w:proofErr w:type="spellEnd"/>
-      <w:r>
-        <w:t>];</w:t>
-      </w:r>
-    </w:p>
-    <w:p>
-      <w:pPr>
-        <w:pStyle w:val="CodeStyle"/>
-        <w:keepLines/>
-        <w:jc w:val="both"/>
-      </w:pPr>
-    </w:p>
-    <w:p>
-      <w:pPr>
-        <w:pStyle w:val="CodeStyle"/>
-        <w:keepLines/>
-        <w:jc w:val="both"/>
-      </w:pPr>
-      <w:r>
-        <w:t xml:space="preserve">        </w:t>
-      </w:r>
-      <w:proofErr w:type="spellStart"/>
-      <w:r>
-        <w:t>cout</w:t>
-      </w:r>
-      <w:proofErr w:type="spellEnd"/>
-      <w:r>
-        <w:t xml:space="preserve"> &lt;&lt; "\n\n==============================\n";</w:t>
-      </w:r>
-    </w:p>
-    <w:p>
-      <w:pPr>
-        <w:pStyle w:val="CodeStyle"/>
-        <w:keepLines/>
-        <w:jc w:val="both"/>
-      </w:pPr>
-      <w:r>
-        <w:t xml:space="preserve">        </w:t>
-      </w:r>
-      <w:proofErr w:type="spellStart"/>
-      <w:r>
-        <w:t>cout</w:t>
-      </w:r>
-      <w:proofErr w:type="spellEnd"/>
-      <w:r>
-        <w:t xml:space="preserve"> &lt;&lt; "[+] Searching for " &lt;&lt; target &lt;&lt; "\n\n";</w:t>
-      </w:r>
-    </w:p>
-    <w:p>
-      <w:pPr>
-        <w:pStyle w:val="CodeStyle"/>
-        <w:keepLines/>
-        <w:jc w:val="both"/>
-      </w:pPr>
-    </w:p>
-    <w:p>
-      <w:pPr>
-        <w:pStyle w:val="CodeStyle"/>
-        <w:keepLines/>
-        <w:jc w:val="both"/>
-      </w:pPr>
-      <w:r>
-        <w:t xml:space="preserve">        </w:t>
-      </w:r>
-      <w:proofErr w:type="spellStart"/>
-      <w:r>
-        <w:t>LinearSearch</w:t>
-      </w:r>
-      <w:proofErr w:type="spellEnd"/>
-      <w:r>
-        <w:t>(</w:t>
-      </w:r>
-      <w:proofErr w:type="spellStart"/>
-      <w:r>
-        <w:t>SpiralMatrix</w:t>
-      </w:r>
-      <w:proofErr w:type="spellEnd"/>
-      <w:r>
-        <w:t>, target);</w:t>
-      </w:r>
-    </w:p>
-    <w:p>
-      <w:pPr>
-        <w:pStyle w:val="CodeStyle"/>
-        <w:keepLines/>
-        <w:jc w:val="both"/>
-      </w:pPr>
-      <w:r>
-        <w:t xml:space="preserve">        </w:t>
-      </w:r>
-      <w:proofErr w:type="spellStart"/>
-      <w:r>
-        <w:t>BinarySearch</w:t>
-      </w:r>
-      <w:proofErr w:type="spellEnd"/>
-      <w:r>
-        <w:t>(</w:t>
-      </w:r>
-      <w:proofErr w:type="spellStart"/>
-      <w:r>
-        <w:t>SortedMatrix</w:t>
-      </w:r>
-      <w:proofErr w:type="spellEnd"/>
-      <w:r>
-        <w:t>, target);</w:t>
-      </w:r>
-    </w:p>
-    <w:p>
-      <w:pPr>
-        <w:pStyle w:val="CodeStyle"/>
-        <w:keepLines/>
-        <w:jc w:val="both"/>
-      </w:pPr>
-    </w:p>
-    <w:p>
-      <w:pPr>
-        <w:pStyle w:val="CodeStyle"/>
-        <w:keepLines/>
-        <w:jc w:val="both"/>
-      </w:pPr>
-      <w:r>
-        <w:t xml:space="preserve">        int </w:t>
-      </w:r>
-      <w:proofErr w:type="spellStart"/>
-      <w:r>
-        <w:t>avlComparisons</w:t>
-      </w:r>
-      <w:proofErr w:type="spellEnd"/>
-      <w:r>
-        <w:t xml:space="preserve"> = 0;</w:t>
-      </w:r>
-    </w:p>
-    <w:p>
-      <w:pPr>
-        <w:pStyle w:val="CodeStyle"/>
-        <w:keepLines/>
-        <w:jc w:val="both"/>
-      </w:pPr>
-      <w:r>
-        <w:t xml:space="preserve">        bool </w:t>
-      </w:r>
-      <w:proofErr w:type="spellStart"/>
-      <w:r>
-        <w:t>avlFound</w:t>
-      </w:r>
-      <w:proofErr w:type="spellEnd"/>
-      <w:r>
-        <w:t xml:space="preserve"> = </w:t>
-      </w:r>
-      <w:proofErr w:type="spellStart"/>
-      <w:r>
-        <w:t>SearchAVL</w:t>
-      </w:r>
-      <w:proofErr w:type="spellEnd"/>
-      <w:r>
-        <w:t xml:space="preserve">(root, target, </w:t>
-      </w:r>
-      <w:proofErr w:type="spellStart"/>
-      <w:r>
-        <w:t>avlComparisons</w:t>
-      </w:r>
-      <w:proofErr w:type="spellEnd"/>
-      <w:r>
-        <w:t>);</w:t>
-      </w:r>
-    </w:p>
-    <w:p>
-      <w:pPr>
-        <w:pStyle w:val="CodeStyle"/>
-        <w:keepLines/>
-        <w:jc w:val="both"/>
-      </w:pPr>
-    </w:p>
-    <w:p>
-      <w:pPr>
-        <w:pStyle w:val="CodeStyle"/>
-        <w:keepLines/>
-        <w:jc w:val="both"/>
-      </w:pPr>
-      <w:r>
-        <w:t xml:space="preserve">        </w:t>
-      </w:r>
-      <w:proofErr w:type="spellStart"/>
-      <w:r>
-        <w:t>cout</w:t>
-      </w:r>
-      <w:proofErr w:type="spellEnd"/>
-      <w:r>
-        <w:t xml:space="preserve"> &lt;&lt; "\</w:t>
-      </w:r>
-      <w:proofErr w:type="spellStart"/>
-      <w:r>
-        <w:t>nAVL</w:t>
-      </w:r>
-      <w:proofErr w:type="spellEnd"/>
-      <w:r>
-        <w:t xml:space="preserve"> Tree Search: ";</w:t>
-      </w:r>
-    </w:p>
-    <w:p>
-      <w:pPr>
-        <w:pStyle w:val="CodeStyle"/>
-        <w:keepLines/>
-        <w:jc w:val="both"/>
-      </w:pPr>
-      <w:r>
-        <w:t xml:space="preserve">        if (</w:t>
-      </w:r>
-      <w:proofErr w:type="spellStart"/>
-      <w:r>
-        <w:t>avlFound</w:t>
-      </w:r>
-      <w:proofErr w:type="spellEnd"/>
-      <w:r>
-        <w:t>) {</w:t>
-      </w:r>
-    </w:p>
-    <w:p>
-      <w:pPr>
-        <w:pStyle w:val="CodeStyle"/>
-        <w:keepLines/>
-        <w:jc w:val="both"/>
-      </w:pPr>
-      <w:r>
-        <w:t xml:space="preserve">            </w:t>
-      </w:r>
-      <w:proofErr w:type="spellStart"/>
-      <w:r>
-        <w:t>cout</w:t>
-      </w:r>
-      <w:proofErr w:type="spellEnd"/>
-      <w:r>
-        <w:t xml:space="preserve"> &lt;&lt; "\n[+] The number was found!";</w:t>
-      </w:r>
-    </w:p>
-    <w:p>
-      <w:pPr>
-        <w:pStyle w:val="CodeStyle"/>
-        <w:keepLines/>
-        <w:jc w:val="both"/>
-      </w:pPr>
-      <w:r>
-        <w:t xml:space="preserve">            </w:t>
-      </w:r>
-      <w:proofErr w:type="spellStart"/>
-      <w:r>
-        <w:t>cout</w:t>
-      </w:r>
-      <w:proofErr w:type="spellEnd"/>
-      <w:r>
-        <w:t xml:space="preserve"> &lt;&lt; "\n[+] Number of comparisons: " &lt;&lt; </w:t>
-      </w:r>
-      <w:proofErr w:type="spellStart"/>
-      <w:r>
-        <w:t>avlComparisons</w:t>
-      </w:r>
-      <w:proofErr w:type="spellEnd"/>
-      <w:r>
-        <w:t xml:space="preserve"> &lt;&lt; "\n";</w:t>
+        <w:t xml:space="preserve">    vector&lt;int&gt; targets = ReadTargetList(SpiralMatrix.size());</w:t>
+      </w:r>
+    </w:p>
+    <w:p>
+      <w:pPr>
+        <w:pStyle w:val="CodeStyle"/>
+        <w:keepLines/>
+        <w:jc w:val="both"/>
+      </w:pPr>
+    </w:p>
+    <w:p>
+      <w:pPr>
+        <w:pStyle w:val="CodeStyle"/>
+        <w:keepLines/>
+        <w:jc w:val="both"/>
+      </w:pPr>
+      <w:r>
+        <w:t xml:space="preserve">    for (int i = 0; i &lt; targets.size(); ++i) {</w:t>
+      </w:r>
+    </w:p>
+    <w:p>
+      <w:pPr>
+        <w:pStyle w:val="CodeStyle"/>
+        <w:keepLines/>
+        <w:jc w:val="both"/>
+      </w:pPr>
+      <w:r>
+        <w:t xml:space="preserve">        int target = targets[i];</w:t>
+      </w:r>
+    </w:p>
+    <w:p>
+      <w:pPr>
+        <w:pStyle w:val="CodeStyle"/>
+        <w:keepLines/>
+        <w:jc w:val="both"/>
+      </w:pPr>
+    </w:p>
+    <w:p>
+      <w:pPr>
+        <w:pStyle w:val="CodeStyle"/>
+        <w:keepLines/>
+        <w:jc w:val="both"/>
+      </w:pPr>
+      <w:r>
+        <w:t xml:space="preserve">        cout &lt;&lt; "\n\n==============================\n";</w:t>
+      </w:r>
+    </w:p>
+    <w:p>
+      <w:pPr>
+        <w:pStyle w:val="CodeStyle"/>
+        <w:keepLines/>
+        <w:jc w:val="both"/>
+      </w:pPr>
+      <w:r>
+        <w:t xml:space="preserve">        cout &lt;&lt; "[+] Searching for " &lt;&lt; target &lt;&lt; "\n\n";</w:t>
+      </w:r>
+    </w:p>
+    <w:p>
+      <w:pPr>
+        <w:pStyle w:val="CodeStyle"/>
+        <w:keepLines/>
+        <w:jc w:val="both"/>
+      </w:pPr>
+    </w:p>
+    <w:p>
+      <w:pPr>
+        <w:pStyle w:val="CodeStyle"/>
+        <w:keepLines/>
+        <w:jc w:val="both"/>
+      </w:pPr>
+      <w:r>
+        <w:t xml:space="preserve">        LinearSearch(SpiralMatrix, target);</w:t>
+      </w:r>
+    </w:p>
+    <w:p>
+      <w:pPr>
+        <w:pStyle w:val="CodeStyle"/>
+        <w:keepLines/>
+        <w:jc w:val="both"/>
+      </w:pPr>
+      <w:r>
+        <w:t xml:space="preserve">        BinarySearch(SortedMatrix, target);</w:t>
+      </w:r>
+    </w:p>
+    <w:p>
+      <w:pPr>
+        <w:pStyle w:val="CodeStyle"/>
+        <w:keepLines/>
+        <w:jc w:val="both"/>
+      </w:pPr>
+    </w:p>
+    <w:p>
+      <w:pPr>
+        <w:pStyle w:val="CodeStyle"/>
+        <w:keepLines/>
+        <w:jc w:val="both"/>
+      </w:pPr>
+      <w:r>
+        <w:t xml:space="preserve">        int avlComparisons = 0;</w:t>
+      </w:r>
+    </w:p>
+    <w:p>
+      <w:pPr>
+        <w:pStyle w:val="CodeStyle"/>
+        <w:keepLines/>
+        <w:jc w:val="both"/>
+      </w:pPr>
+      <w:r>
+        <w:t xml:space="preserve">        bool avlFound = SearchAVL(root, target, avlComparisons);</w:t>
+      </w:r>
+    </w:p>
+    <w:p>
+      <w:pPr>
+        <w:pStyle w:val="CodeStyle"/>
+        <w:keepLines/>
+        <w:jc w:val="both"/>
+      </w:pPr>
+    </w:p>
+    <w:p>
+      <w:pPr>
+        <w:pStyle w:val="CodeStyle"/>
+        <w:keepLines/>
+        <w:jc w:val="both"/>
+      </w:pPr>
+      <w:r>
+        <w:t xml:space="preserve">        cout &lt;&lt; "\nAVL Tree Search: ";</w:t>
+      </w:r>
+    </w:p>
+    <w:p>
+      <w:pPr>
+        <w:pStyle w:val="CodeStyle"/>
+        <w:keepLines/>
+        <w:jc w:val="both"/>
+      </w:pPr>
+      <w:r>
+        <w:t xml:space="preserve">        if (avlFound) {</w:t>
+      </w:r>
+    </w:p>
+    <w:p>
+      <w:pPr>
+        <w:pStyle w:val="CodeStyle"/>
+        <w:keepLines/>
+        <w:jc w:val="both"/>
+      </w:pPr>
+      <w:r>
+        <w:t xml:space="preserve">            cout &lt;&lt; "\n[+] The number was found!";</w:t>
+      </w:r>
+    </w:p>
+    <w:p>
+      <w:pPr>
+        <w:pStyle w:val="CodeStyle"/>
+        <w:keepLines/>
+        <w:jc w:val="both"/>
+      </w:pPr>
+      <w:r>
+        <w:t xml:space="preserve">            cout &lt;&lt; "\n[+] Number of comparisons: " &lt;&lt; avlComparisons &lt;&lt; "\n";</w:t>
       </w:r>
     </w:p>
     <w:p>
@@ -4633,41 +3751,17 @@
         <w:jc w:val="both"/>
       </w:pPr>
       <w:r>
-        <w:t xml:space="preserve">            </w:t>
-      </w:r>
-      <w:proofErr w:type="spellStart"/>
-      <w:r>
-        <w:t>cout</w:t>
-      </w:r>
-      <w:proofErr w:type="spellEnd"/>
-      <w:r>
-        <w:t xml:space="preserve"> &lt;&lt; "\n[-] The number was not found!";</w:t>
-      </w:r>
-    </w:p>
-    <w:p>
-      <w:pPr>
-        <w:pStyle w:val="CodeStyle"/>
-        <w:keepLines/>
-        <w:jc w:val="both"/>
-      </w:pPr>
-      <w:r>
-        <w:t xml:space="preserve">            </w:t>
-      </w:r>
-      <w:proofErr w:type="spellStart"/>
-      <w:r>
-        <w:t>cout</w:t>
-      </w:r>
-      <w:proofErr w:type="spellEnd"/>
-      <w:r>
-        <w:t xml:space="preserve"> &lt;&lt; "\n[+] Number of comparisons: " &lt;&lt; </w:t>
-      </w:r>
-      <w:proofErr w:type="spellStart"/>
-      <w:r>
-        <w:t>avlComparisons</w:t>
-      </w:r>
-      <w:proofErr w:type="spellEnd"/>
-      <w:r>
-        <w:t xml:space="preserve"> &lt;&lt; "\n";</w:t>
+        <w:t xml:space="preserve">            cout &lt;&lt; "\n[-] The number was not found!";</w:t>
+      </w:r>
+    </w:p>
+    <w:p>
+      <w:pPr>
+        <w:pStyle w:val="CodeStyle"/>
+        <w:keepLines/>
+        <w:jc w:val="both"/>
+      </w:pPr>
+      <w:r>
+        <w:t xml:space="preserve">            cout &lt;&lt; "\n[+] Number of comparisons: " &lt;&lt; avlComparisons &lt;&lt; "\n";</w:t>
       </w:r>
     </w:p>
     <w:p>
@@ -4704,274 +3798,138 @@
         <w:jc w:val="both"/>
       </w:pPr>
       <w:r>
-        <w:t xml:space="preserve">    </w:t>
-      </w:r>
-      <w:proofErr w:type="spellStart"/>
-      <w:r>
-        <w:t>cout</w:t>
-      </w:r>
-      <w:proofErr w:type="spellEnd"/>
-      <w:r>
-        <w:t xml:space="preserve"> &lt;&lt; "\n[+] AVL Tree </w:t>
-      </w:r>
-      <w:proofErr w:type="spellStart"/>
-      <w:r>
-        <w:t>Inorder</w:t>
-      </w:r>
-      <w:proofErr w:type="spellEnd"/>
-      <w:r>
-        <w:t xml:space="preserve"> Traversal:\n";</w:t>
-      </w:r>
-    </w:p>
-    <w:p>
-      <w:pPr>
-        <w:pStyle w:val="CodeStyle"/>
-        <w:keepLines/>
-        <w:jc w:val="both"/>
-      </w:pPr>
-      <w:r>
-        <w:t xml:space="preserve">    </w:t>
-      </w:r>
-      <w:proofErr w:type="spellStart"/>
-      <w:r>
-        <w:t>PrintInOrder</w:t>
-      </w:r>
-      <w:proofErr w:type="spellEnd"/>
-      <w:r>
-        <w:t>(root);</w:t>
-      </w:r>
-    </w:p>
-    <w:p>
-      <w:pPr>
-        <w:pStyle w:val="CodeStyle"/>
-        <w:keepLines/>
-        <w:jc w:val="both"/>
-      </w:pPr>
-      <w:r>
-        <w:t xml:space="preserve">    </w:t>
-      </w:r>
-      <w:proofErr w:type="spellStart"/>
-      <w:r>
-        <w:t>cout</w:t>
-      </w:r>
-      <w:proofErr w:type="spellEnd"/>
-      <w:r>
-        <w:t xml:space="preserve"> &lt;&lt; "\n";</w:t>
-      </w:r>
-    </w:p>
-    <w:p>
-      <w:pPr>
-        <w:pStyle w:val="CodeStyle"/>
-        <w:keepLines/>
-        <w:jc w:val="both"/>
-      </w:pPr>
-    </w:p>
-    <w:p>
-      <w:pPr>
-        <w:pStyle w:val="CodeStyle"/>
-        <w:keepLines/>
-        <w:jc w:val="both"/>
-      </w:pPr>
-      <w:r>
-        <w:t xml:space="preserve">    </w:t>
-      </w:r>
-      <w:proofErr w:type="spellStart"/>
-      <w:r>
-        <w:t>cout</w:t>
-      </w:r>
-      <w:proofErr w:type="spellEnd"/>
-      <w:r>
-        <w:t xml:space="preserve"> &lt;&lt; "\n[+] AVL Tree Preorder Traversal:\n";</w:t>
-      </w:r>
-    </w:p>
-    <w:p>
-      <w:pPr>
-        <w:pStyle w:val="CodeStyle"/>
-        <w:keepLines/>
-        <w:jc w:val="both"/>
-      </w:pPr>
-      <w:r>
-        <w:t xml:space="preserve">    </w:t>
-      </w:r>
-      <w:proofErr w:type="spellStart"/>
-      <w:r>
-        <w:t>PrintPreOrder</w:t>
-      </w:r>
-      <w:proofErr w:type="spellEnd"/>
-      <w:r>
-        <w:t>(root);</w:t>
-      </w:r>
-    </w:p>
-    <w:p>
-      <w:pPr>
-        <w:pStyle w:val="CodeStyle"/>
-        <w:keepLines/>
-        <w:jc w:val="both"/>
-      </w:pPr>
-      <w:r>
-        <w:t xml:space="preserve">    </w:t>
-      </w:r>
-      <w:proofErr w:type="spellStart"/>
-      <w:r>
-        <w:t>cout</w:t>
-      </w:r>
-      <w:proofErr w:type="spellEnd"/>
-      <w:r>
-        <w:t xml:space="preserve"> &lt;&lt; "\n";</w:t>
-      </w:r>
-    </w:p>
-    <w:p>
-      <w:pPr>
-        <w:pStyle w:val="CodeStyle"/>
-        <w:keepLines/>
-        <w:jc w:val="both"/>
-      </w:pPr>
-    </w:p>
-    <w:p>
-      <w:pPr>
-        <w:pStyle w:val="CodeStyle"/>
-        <w:keepLines/>
-        <w:jc w:val="both"/>
-      </w:pPr>
-      <w:r>
-        <w:t xml:space="preserve">    </w:t>
-      </w:r>
-      <w:proofErr w:type="spellStart"/>
-      <w:r>
-        <w:t>cout</w:t>
-      </w:r>
-      <w:proofErr w:type="spellEnd"/>
-      <w:r>
-        <w:t xml:space="preserve"> &lt;&lt; "\n[+] AVL Tree </w:t>
-      </w:r>
-      <w:proofErr w:type="spellStart"/>
-      <w:r>
-        <w:t>Postorder</w:t>
-      </w:r>
-      <w:proofErr w:type="spellEnd"/>
-      <w:r>
-        <w:t xml:space="preserve"> Traversal:\n";</w:t>
-      </w:r>
-    </w:p>
-    <w:p>
-      <w:pPr>
-        <w:pStyle w:val="CodeStyle"/>
-        <w:keepLines/>
-        <w:jc w:val="both"/>
-      </w:pPr>
-      <w:r>
-        <w:t xml:space="preserve">    </w:t>
-      </w:r>
-      <w:proofErr w:type="spellStart"/>
-      <w:r>
-        <w:t>PrintPostOrder</w:t>
-      </w:r>
-      <w:proofErr w:type="spellEnd"/>
-      <w:r>
-        <w:t>(root);</w:t>
-      </w:r>
-    </w:p>
-    <w:p>
-      <w:pPr>
-        <w:pStyle w:val="CodeStyle"/>
-        <w:keepLines/>
-        <w:jc w:val="both"/>
-      </w:pPr>
-      <w:r>
-        <w:t xml:space="preserve">    </w:t>
-      </w:r>
-      <w:proofErr w:type="spellStart"/>
-      <w:r>
-        <w:t>cout</w:t>
-      </w:r>
-      <w:proofErr w:type="spellEnd"/>
-      <w:r>
-        <w:t xml:space="preserve"> &lt;&lt; "\n";</w:t>
-      </w:r>
-    </w:p>
-    <w:p>
-      <w:pPr>
-        <w:pStyle w:val="CodeStyle"/>
-        <w:keepLines/>
-        <w:jc w:val="both"/>
-      </w:pPr>
-    </w:p>
-    <w:p>
-      <w:pPr>
-        <w:pStyle w:val="CodeStyle"/>
-        <w:keepLines/>
-        <w:jc w:val="both"/>
-      </w:pPr>
-      <w:r>
-        <w:t xml:space="preserve">    </w:t>
-      </w:r>
-      <w:proofErr w:type="spellStart"/>
-      <w:r>
-        <w:t>DeleteTree</w:t>
-      </w:r>
-      <w:proofErr w:type="spellEnd"/>
-      <w:r>
-        <w:t>(root);</w:t>
-      </w:r>
-    </w:p>
-    <w:p>
-      <w:pPr>
-        <w:pStyle w:val="CodeStyle"/>
-        <w:keepLines/>
-        <w:jc w:val="both"/>
-      </w:pPr>
-      <w:r>
-        <w:t xml:space="preserve">    for (int </w:t>
-      </w:r>
-      <w:proofErr w:type="spellStart"/>
-      <w:r>
-        <w:t>i</w:t>
-      </w:r>
-      <w:proofErr w:type="spellEnd"/>
-      <w:r>
-        <w:t xml:space="preserve"> = 0; </w:t>
-      </w:r>
-      <w:proofErr w:type="spellStart"/>
-      <w:r>
-        <w:t>i</w:t>
-      </w:r>
-      <w:proofErr w:type="spellEnd"/>
-      <w:r>
-        <w:t xml:space="preserve"> &lt; N; ++</w:t>
-      </w:r>
-      <w:proofErr w:type="spellStart"/>
-      <w:r>
-        <w:t>i</w:t>
-      </w:r>
-      <w:proofErr w:type="spellEnd"/>
-      <w:r>
-        <w:t>) {</w:t>
-      </w:r>
-    </w:p>
-    <w:p>
-      <w:pPr>
-        <w:pStyle w:val="CodeStyle"/>
-        <w:keepLines/>
-        <w:jc w:val="both"/>
-      </w:pPr>
-      <w:r>
-        <w:t xml:space="preserve">        delete[] </w:t>
-      </w:r>
-      <w:proofErr w:type="spellStart"/>
-      <w:r>
-        <w:t>Arr</w:t>
-      </w:r>
-      <w:proofErr w:type="spellEnd"/>
-      <w:r>
-        <w:t>[</w:t>
-      </w:r>
-      <w:proofErr w:type="spellStart"/>
-      <w:r>
-        <w:t>i</w:t>
-      </w:r>
-      <w:proofErr w:type="spellEnd"/>
-      <w:r>
-        <w:t>];</w:t>
+        <w:t xml:space="preserve">    cout &lt;&lt; "\n[+] AVL Tree Inorder Traversal:\n";</w:t>
+      </w:r>
+    </w:p>
+    <w:p>
+      <w:pPr>
+        <w:pStyle w:val="CodeStyle"/>
+        <w:keepLines/>
+        <w:jc w:val="both"/>
+      </w:pPr>
+      <w:r>
+        <w:t xml:space="preserve">    PrintInOrder(root);</w:t>
+      </w:r>
+    </w:p>
+    <w:p>
+      <w:pPr>
+        <w:pStyle w:val="CodeStyle"/>
+        <w:keepLines/>
+        <w:jc w:val="both"/>
+      </w:pPr>
+      <w:r>
+        <w:t xml:space="preserve">    cout &lt;&lt; "\n";</w:t>
+      </w:r>
+    </w:p>
+    <w:p>
+      <w:pPr>
+        <w:pStyle w:val="CodeStyle"/>
+        <w:keepLines/>
+        <w:jc w:val="both"/>
+      </w:pPr>
+    </w:p>
+    <w:p>
+      <w:pPr>
+        <w:pStyle w:val="CodeStyle"/>
+        <w:keepLines/>
+        <w:jc w:val="both"/>
+      </w:pPr>
+      <w:r>
+        <w:t xml:space="preserve">    cout &lt;&lt; "\n[+] AVL Tree Preorder Traversal:\n";</w:t>
+      </w:r>
+    </w:p>
+    <w:p>
+      <w:pPr>
+        <w:pStyle w:val="CodeStyle"/>
+        <w:keepLines/>
+        <w:jc w:val="both"/>
+      </w:pPr>
+      <w:r>
+        <w:t xml:space="preserve">    PrintPreOrder(root);</w:t>
+      </w:r>
+    </w:p>
+    <w:p>
+      <w:pPr>
+        <w:pStyle w:val="CodeStyle"/>
+        <w:keepLines/>
+        <w:jc w:val="both"/>
+      </w:pPr>
+      <w:r>
+        <w:t xml:space="preserve">    cout &lt;&lt; "\n";</w:t>
+      </w:r>
+    </w:p>
+    <w:p>
+      <w:pPr>
+        <w:pStyle w:val="CodeStyle"/>
+        <w:keepLines/>
+        <w:jc w:val="both"/>
+      </w:pPr>
+    </w:p>
+    <w:p>
+      <w:pPr>
+        <w:pStyle w:val="CodeStyle"/>
+        <w:keepLines/>
+        <w:jc w:val="both"/>
+      </w:pPr>
+      <w:r>
+        <w:t xml:space="preserve">    cout &lt;&lt; "\n[+] AVL Tree Postorder Traversal:\n";</w:t>
+      </w:r>
+    </w:p>
+    <w:p>
+      <w:pPr>
+        <w:pStyle w:val="CodeStyle"/>
+        <w:keepLines/>
+        <w:jc w:val="both"/>
+      </w:pPr>
+      <w:r>
+        <w:t xml:space="preserve">    PrintPostOrder(root);</w:t>
+      </w:r>
+    </w:p>
+    <w:p>
+      <w:pPr>
+        <w:pStyle w:val="CodeStyle"/>
+        <w:keepLines/>
+        <w:jc w:val="both"/>
+      </w:pPr>
+      <w:r>
+        <w:t xml:space="preserve">    cout &lt;&lt; "\n";</w:t>
+      </w:r>
+    </w:p>
+    <w:p>
+      <w:pPr>
+        <w:pStyle w:val="CodeStyle"/>
+        <w:keepLines/>
+        <w:jc w:val="both"/>
+      </w:pPr>
+    </w:p>
+    <w:p>
+      <w:pPr>
+        <w:pStyle w:val="CodeStyle"/>
+        <w:keepLines/>
+        <w:jc w:val="both"/>
+      </w:pPr>
+      <w:r>
+        <w:t xml:space="preserve">    DeleteTree(root);</w:t>
+      </w:r>
+    </w:p>
+    <w:p>
+      <w:pPr>
+        <w:pStyle w:val="CodeStyle"/>
+        <w:keepLines/>
+        <w:jc w:val="both"/>
+      </w:pPr>
+      <w:r>
+        <w:t xml:space="preserve">    for (int i = 0; i &lt; N; ++i) {</w:t>
+      </w:r>
+    </w:p>
+    <w:p>
+      <w:pPr>
+        <w:pStyle w:val="CodeStyle"/>
+        <w:keepLines/>
+        <w:jc w:val="both"/>
+      </w:pPr>
+      <w:r>
+        <w:t xml:space="preserve">        delete[] Arr[i];</w:t>
       </w:r>
     </w:p>
     <w:p>
@@ -4991,15 +3949,7 @@
         <w:jc w:val="both"/>
       </w:pPr>
       <w:r>
-        <w:t xml:space="preserve">    delete[] </w:t>
-      </w:r>
-      <w:proofErr w:type="spellStart"/>
-      <w:r>
-        <w:t>Arr</w:t>
-      </w:r>
-      <w:proofErr w:type="spellEnd"/>
-      <w:r>
-        <w:t>;</w:t>
+        <w:t xml:space="preserve">    delete[] Arr;</w:t>
       </w:r>
     </w:p>
     <w:p>
@@ -5043,23 +3993,7 @@
         <w:jc w:val="both"/>
       </w:pPr>
       <w:r>
-        <w:t xml:space="preserve">void </w:t>
-      </w:r>
-      <w:proofErr w:type="spellStart"/>
-      <w:r>
-        <w:t>FoundNumber</w:t>
-      </w:r>
-      <w:proofErr w:type="spellEnd"/>
-      <w:r>
-        <w:t xml:space="preserve">(bool found, int comparisons, int position, const string&amp; </w:t>
-      </w:r>
-      <w:proofErr w:type="spellStart"/>
-      <w:r>
-        <w:t>positionLabel</w:t>
-      </w:r>
-      <w:proofErr w:type="spellEnd"/>
-      <w:r>
-        <w:t>) {</w:t>
+        <w:t>void FoundNumber(bool found, int comparisons, int position, const string&amp; positionLabel) {</w:t>
       </w:r>
     </w:p>
     <w:p>
@@ -5079,15 +4013,7 @@
         <w:jc w:val="both"/>
       </w:pPr>
       <w:r>
-        <w:t xml:space="preserve">        </w:t>
-      </w:r>
-      <w:proofErr w:type="spellStart"/>
-      <w:r>
-        <w:t>cout</w:t>
-      </w:r>
-      <w:proofErr w:type="spellEnd"/>
-      <w:r>
-        <w:t xml:space="preserve"> &lt;&lt; "\n[+] The number was found!";</w:t>
+        <w:t xml:space="preserve">        cout &lt;&lt; "\n[+] The number was found!";</w:t>
       </w:r>
     </w:p>
     <w:p>
@@ -5107,23 +4033,7 @@
         <w:jc w:val="both"/>
       </w:pPr>
       <w:r>
-        <w:t xml:space="preserve">            </w:t>
-      </w:r>
-      <w:proofErr w:type="spellStart"/>
-      <w:r>
-        <w:t>cout</w:t>
-      </w:r>
-      <w:proofErr w:type="spellEnd"/>
-      <w:r>
-        <w:t xml:space="preserve"> &lt;&lt; "\n[+] " &lt;&lt; </w:t>
-      </w:r>
-      <w:proofErr w:type="spellStart"/>
-      <w:r>
-        <w:t>positionLabel</w:t>
-      </w:r>
-      <w:proofErr w:type="spellEnd"/>
-      <w:r>
-        <w:t xml:space="preserve"> &lt;&lt; ": " &lt;&lt; position;</w:t>
+        <w:t xml:space="preserve">            cout &lt;&lt; "\n[+] " &lt;&lt; positionLabel &lt;&lt; ": " &lt;&lt; position;</w:t>
       </w:r>
     </w:p>
     <w:p>
@@ -5143,15 +4053,7 @@
         <w:jc w:val="both"/>
       </w:pPr>
       <w:r>
-        <w:t xml:space="preserve">        </w:t>
-      </w:r>
-      <w:proofErr w:type="spellStart"/>
-      <w:r>
-        <w:t>cout</w:t>
-      </w:r>
-      <w:proofErr w:type="spellEnd"/>
-      <w:r>
-        <w:t xml:space="preserve"> &lt;&lt; "\n[+] Number of comparisons: " &lt;&lt; comparisons &lt;&lt; "\n";</w:t>
+        <w:t xml:space="preserve">        cout &lt;&lt; "\n[+] Number of comparisons: " &lt;&lt; comparisons &lt;&lt; "\n";</w:t>
       </w:r>
     </w:p>
     <w:p>
@@ -5171,33 +4073,17 @@
         <w:jc w:val="both"/>
       </w:pPr>
       <w:r>
-        <w:t xml:space="preserve">        </w:t>
-      </w:r>
-      <w:proofErr w:type="spellStart"/>
-      <w:r>
-        <w:t>cout</w:t>
-      </w:r>
-      <w:proofErr w:type="spellEnd"/>
-      <w:r>
-        <w:t xml:space="preserve"> &lt;&lt; "\n[-] The number was not found!";</w:t>
-      </w:r>
-    </w:p>
-    <w:p>
-      <w:pPr>
-        <w:pStyle w:val="CodeStyle"/>
-        <w:keepLines/>
-        <w:jc w:val="both"/>
-      </w:pPr>
-      <w:r>
-        <w:t xml:space="preserve">        </w:t>
-      </w:r>
-      <w:proofErr w:type="spellStart"/>
-      <w:r>
-        <w:t>cout</w:t>
-      </w:r>
-      <w:proofErr w:type="spellEnd"/>
-      <w:r>
-        <w:t xml:space="preserve"> &lt;&lt; "\n[+] Number of comparisons: " &lt;&lt; comparisons &lt;&lt; "\n";</w:t>
+        <w:t xml:space="preserve">        cout &lt;&lt; "\n[-] The number was not found!";</w:t>
+      </w:r>
+    </w:p>
+    <w:p>
+      <w:pPr>
+        <w:pStyle w:val="CodeStyle"/>
+        <w:keepLines/>
+        <w:jc w:val="both"/>
+      </w:pPr>
+      <w:r>
+        <w:t xml:space="preserve">        cout &lt;&lt; "\n[+] Number of comparisons: " &lt;&lt; comparisons &lt;&lt; "\n";</w:t>
       </w:r>
     </w:p>
     <w:p>
@@ -5234,23 +4120,7 @@
         <w:jc w:val="both"/>
       </w:pPr>
       <w:r>
-        <w:t xml:space="preserve">vector&lt;int&gt; </w:t>
-      </w:r>
-      <w:proofErr w:type="spellStart"/>
-      <w:r>
-        <w:t>SpiralOrder</w:t>
-      </w:r>
-      <w:proofErr w:type="spellEnd"/>
-      <w:r>
-        <w:t xml:space="preserve">(int** </w:t>
-      </w:r>
-      <w:proofErr w:type="spellStart"/>
-      <w:r>
-        <w:t>Arr</w:t>
-      </w:r>
-      <w:proofErr w:type="spellEnd"/>
-      <w:r>
-        <w:t>, int N, int M) {</w:t>
+        <w:t>vector&lt;int&gt; SpiralOrder(int** Arr, int N, int M) {</w:t>
       </w:r>
     </w:p>
     <w:p>
@@ -5335,65 +4205,17 @@
         <w:jc w:val="both"/>
       </w:pPr>
       <w:r>
-        <w:t xml:space="preserve">        for (int </w:t>
-      </w:r>
-      <w:proofErr w:type="spellStart"/>
-      <w:r>
-        <w:t>i</w:t>
-      </w:r>
-      <w:proofErr w:type="spellEnd"/>
-      <w:r>
-        <w:t xml:space="preserve"> = left; </w:t>
-      </w:r>
-      <w:proofErr w:type="spellStart"/>
-      <w:r>
-        <w:t>i</w:t>
-      </w:r>
-      <w:proofErr w:type="spellEnd"/>
-      <w:r>
-        <w:t xml:space="preserve"> &lt;= right; ++</w:t>
-      </w:r>
-      <w:proofErr w:type="spellStart"/>
-      <w:r>
-        <w:t>i</w:t>
-      </w:r>
-      <w:proofErr w:type="spellEnd"/>
-      <w:r>
-        <w:t>) {</w:t>
-      </w:r>
-    </w:p>
-    <w:p>
-      <w:pPr>
-        <w:pStyle w:val="CodeStyle"/>
-        <w:keepLines/>
-        <w:jc w:val="both"/>
-      </w:pPr>
-      <w:r>
-        <w:t xml:space="preserve">            </w:t>
-      </w:r>
-      <w:proofErr w:type="spellStart"/>
-      <w:r>
-        <w:t>spiral.push_back</w:t>
-      </w:r>
-      <w:proofErr w:type="spellEnd"/>
-      <w:r>
-        <w:t>(</w:t>
-      </w:r>
-      <w:proofErr w:type="spellStart"/>
-      <w:r>
-        <w:t>Arr</w:t>
-      </w:r>
-      <w:proofErr w:type="spellEnd"/>
-      <w:r>
-        <w:t>[top][</w:t>
-      </w:r>
-      <w:proofErr w:type="spellStart"/>
-      <w:r>
-        <w:t>i</w:t>
-      </w:r>
-      <w:proofErr w:type="spellEnd"/>
-      <w:r>
-        <w:t>]);</w:t>
+        <w:t xml:space="preserve">        for (int i = left; i &lt;= right; ++i) {</w:t>
+      </w:r>
+    </w:p>
+    <w:p>
+      <w:pPr>
+        <w:pStyle w:val="CodeStyle"/>
+        <w:keepLines/>
+        <w:jc w:val="both"/>
+      </w:pPr>
+      <w:r>
+        <w:t xml:space="preserve">            spiral.push_back(Arr[top][i]);</w:t>
       </w:r>
     </w:p>
     <w:p>
@@ -5430,65 +4252,17 @@
         <w:jc w:val="both"/>
       </w:pPr>
       <w:r>
-        <w:t xml:space="preserve">        for (int </w:t>
-      </w:r>
-      <w:proofErr w:type="spellStart"/>
-      <w:r>
-        <w:t>i</w:t>
-      </w:r>
-      <w:proofErr w:type="spellEnd"/>
-      <w:r>
-        <w:t xml:space="preserve"> = top; </w:t>
-      </w:r>
-      <w:proofErr w:type="spellStart"/>
-      <w:r>
-        <w:t>i</w:t>
-      </w:r>
-      <w:proofErr w:type="spellEnd"/>
-      <w:r>
-        <w:t xml:space="preserve"> &lt;= bottom; ++</w:t>
-      </w:r>
-      <w:proofErr w:type="spellStart"/>
-      <w:r>
-        <w:t>i</w:t>
-      </w:r>
-      <w:proofErr w:type="spellEnd"/>
-      <w:r>
-        <w:t>) {</w:t>
-      </w:r>
-    </w:p>
-    <w:p>
-      <w:pPr>
-        <w:pStyle w:val="CodeStyle"/>
-        <w:keepLines/>
-        <w:jc w:val="both"/>
-      </w:pPr>
-      <w:r>
-        <w:t xml:space="preserve">            </w:t>
-      </w:r>
-      <w:proofErr w:type="spellStart"/>
-      <w:r>
-        <w:t>spiral.push_back</w:t>
-      </w:r>
-      <w:proofErr w:type="spellEnd"/>
-      <w:r>
-        <w:t>(</w:t>
-      </w:r>
-      <w:proofErr w:type="spellStart"/>
-      <w:r>
-        <w:t>Arr</w:t>
-      </w:r>
-      <w:proofErr w:type="spellEnd"/>
-      <w:r>
-        <w:t>[</w:t>
-      </w:r>
-      <w:proofErr w:type="spellStart"/>
-      <w:r>
-        <w:t>i</w:t>
-      </w:r>
-      <w:proofErr w:type="spellEnd"/>
-      <w:r>
-        <w:t>][right]);</w:t>
+        <w:t xml:space="preserve">        for (int i = top; i &lt;= bottom; ++i) {</w:t>
+      </w:r>
+    </w:p>
+    <w:p>
+      <w:pPr>
+        <w:pStyle w:val="CodeStyle"/>
+        <w:keepLines/>
+        <w:jc w:val="both"/>
+      </w:pPr>
+      <w:r>
+        <w:t xml:space="preserve">            spiral.push_back(Arr[i][right]);</w:t>
       </w:r>
     </w:p>
     <w:p>
@@ -5535,65 +4309,17 @@
         <w:jc w:val="both"/>
       </w:pPr>
       <w:r>
-        <w:t xml:space="preserve">            for (int </w:t>
-      </w:r>
-      <w:proofErr w:type="spellStart"/>
-      <w:r>
-        <w:t>i</w:t>
-      </w:r>
-      <w:proofErr w:type="spellEnd"/>
-      <w:r>
-        <w:t xml:space="preserve"> = right; </w:t>
-      </w:r>
-      <w:proofErr w:type="spellStart"/>
-      <w:r>
-        <w:t>i</w:t>
-      </w:r>
-      <w:proofErr w:type="spellEnd"/>
-      <w:r>
-        <w:t xml:space="preserve"> &gt;= left; --</w:t>
-      </w:r>
-      <w:proofErr w:type="spellStart"/>
-      <w:r>
-        <w:t>i</w:t>
-      </w:r>
-      <w:proofErr w:type="spellEnd"/>
-      <w:r>
-        <w:t>) {</w:t>
-      </w:r>
-    </w:p>
-    <w:p>
-      <w:pPr>
-        <w:pStyle w:val="CodeStyle"/>
-        <w:keepLines/>
-        <w:jc w:val="both"/>
-      </w:pPr>
-      <w:r>
-        <w:t xml:space="preserve">                </w:t>
-      </w:r>
-      <w:proofErr w:type="spellStart"/>
-      <w:r>
-        <w:t>spiral.push_back</w:t>
-      </w:r>
-      <w:proofErr w:type="spellEnd"/>
-      <w:r>
-        <w:t>(</w:t>
-      </w:r>
-      <w:proofErr w:type="spellStart"/>
-      <w:r>
-        <w:t>Arr</w:t>
-      </w:r>
-      <w:proofErr w:type="spellEnd"/>
-      <w:r>
-        <w:t>[bottom][</w:t>
-      </w:r>
-      <w:proofErr w:type="spellStart"/>
-      <w:r>
-        <w:t>i</w:t>
-      </w:r>
-      <w:proofErr w:type="spellEnd"/>
-      <w:r>
-        <w:t>]);</w:t>
+        <w:t xml:space="preserve">            for (int i = right; i &gt;= left; --i) {</w:t>
+      </w:r>
+    </w:p>
+    <w:p>
+      <w:pPr>
+        <w:pStyle w:val="CodeStyle"/>
+        <w:keepLines/>
+        <w:jc w:val="both"/>
+      </w:pPr>
+      <w:r>
+        <w:t xml:space="preserve">                spiral.push_back(Arr[bottom][i]);</w:t>
       </w:r>
     </w:p>
     <w:p>
@@ -5650,65 +4376,17 @@
         <w:jc w:val="both"/>
       </w:pPr>
       <w:r>
-        <w:t xml:space="preserve">            for (int </w:t>
-      </w:r>
-      <w:proofErr w:type="spellStart"/>
-      <w:r>
-        <w:t>i</w:t>
-      </w:r>
-      <w:proofErr w:type="spellEnd"/>
-      <w:r>
-        <w:t xml:space="preserve"> = bottom; </w:t>
-      </w:r>
-      <w:proofErr w:type="spellStart"/>
-      <w:r>
-        <w:t>i</w:t>
-      </w:r>
-      <w:proofErr w:type="spellEnd"/>
-      <w:r>
-        <w:t xml:space="preserve"> &gt;= top; --</w:t>
-      </w:r>
-      <w:proofErr w:type="spellStart"/>
-      <w:r>
-        <w:t>i</w:t>
-      </w:r>
-      <w:proofErr w:type="spellEnd"/>
-      <w:r>
-        <w:t>) {</w:t>
-      </w:r>
-    </w:p>
-    <w:p>
-      <w:pPr>
-        <w:pStyle w:val="CodeStyle"/>
-        <w:keepLines/>
-        <w:jc w:val="both"/>
-      </w:pPr>
-      <w:r>
-        <w:t xml:space="preserve">                </w:t>
-      </w:r>
-      <w:proofErr w:type="spellStart"/>
-      <w:r>
-        <w:t>spiral.push_back</w:t>
-      </w:r>
-      <w:proofErr w:type="spellEnd"/>
-      <w:r>
-        <w:t>(</w:t>
-      </w:r>
-      <w:proofErr w:type="spellStart"/>
-      <w:r>
-        <w:t>Arr</w:t>
-      </w:r>
-      <w:proofErr w:type="spellEnd"/>
-      <w:r>
-        <w:t>[</w:t>
-      </w:r>
-      <w:proofErr w:type="spellStart"/>
-      <w:r>
-        <w:t>i</w:t>
-      </w:r>
-      <w:proofErr w:type="spellEnd"/>
-      <w:r>
-        <w:t>][left]);</w:t>
+        <w:t xml:space="preserve">            for (int i = bottom; i &gt;= top; --i) {</w:t>
+      </w:r>
+    </w:p>
+    <w:p>
+      <w:pPr>
+        <w:pStyle w:val="CodeStyle"/>
+        <w:keepLines/>
+        <w:jc w:val="both"/>
+      </w:pPr>
+      <w:r>
+        <w:t xml:space="preserve">                spiral.push_back(Arr[i][left]);</w:t>
       </w:r>
     </w:p>
     <w:p>
@@ -5792,33 +4470,17 @@
         <w:jc w:val="both"/>
       </w:pPr>
       <w:r>
-        <w:t xml:space="preserve">vector&lt;int&gt; </w:t>
-      </w:r>
-      <w:proofErr w:type="spellStart"/>
-      <w:r>
-        <w:t>ReadTargetList</w:t>
-      </w:r>
-      <w:proofErr w:type="spellEnd"/>
-      <w:r>
-        <w:t>(int size) {</w:t>
-      </w:r>
-    </w:p>
-    <w:p>
-      <w:pPr>
-        <w:pStyle w:val="CodeStyle"/>
-        <w:keepLines/>
-        <w:jc w:val="both"/>
-      </w:pPr>
-      <w:r>
-        <w:t xml:space="preserve">    int k = </w:t>
-      </w:r>
-      <w:proofErr w:type="spellStart"/>
-      <w:r>
-        <w:t>ReadPositiveInt</w:t>
-      </w:r>
-      <w:proofErr w:type="spellEnd"/>
-      <w:r>
-        <w:t>("[?] How many numbers do you want to search for: ", size);</w:t>
+        <w:t>vector&lt;int&gt; ReadTargetList(int size) {</w:t>
+      </w:r>
+    </w:p>
+    <w:p>
+      <w:pPr>
+        <w:pStyle w:val="CodeStyle"/>
+        <w:keepLines/>
+        <w:jc w:val="both"/>
+      </w:pPr>
+      <w:r>
+        <w:t xml:space="preserve">    int k = ReadPositiveInt("[?] How many numbers do you want to search for: ", size);</w:t>
       </w:r>
     </w:p>
     <w:p>
@@ -5845,108 +4507,44 @@
         <w:jc w:val="both"/>
       </w:pPr>
       <w:r>
-        <w:t xml:space="preserve">    </w:t>
-      </w:r>
-      <w:proofErr w:type="spellStart"/>
-      <w:r>
-        <w:t>targets.reserve</w:t>
-      </w:r>
-      <w:proofErr w:type="spellEnd"/>
-      <w:r>
-        <w:t>(k);</w:t>
-      </w:r>
-    </w:p>
-    <w:p>
-      <w:pPr>
-        <w:pStyle w:val="CodeStyle"/>
-        <w:keepLines/>
-        <w:jc w:val="both"/>
-      </w:pPr>
-    </w:p>
-    <w:p>
-      <w:pPr>
-        <w:pStyle w:val="CodeStyle"/>
-        <w:keepLines/>
-        <w:jc w:val="both"/>
-      </w:pPr>
-      <w:r>
-        <w:t xml:space="preserve">    for (int </w:t>
-      </w:r>
-      <w:proofErr w:type="spellStart"/>
-      <w:r>
-        <w:t>i</w:t>
-      </w:r>
-      <w:proofErr w:type="spellEnd"/>
-      <w:r>
-        <w:t xml:space="preserve"> = 0; </w:t>
-      </w:r>
-      <w:proofErr w:type="spellStart"/>
-      <w:r>
-        <w:t>i</w:t>
-      </w:r>
-      <w:proofErr w:type="spellEnd"/>
-      <w:r>
-        <w:t xml:space="preserve"> &lt; k; ++</w:t>
-      </w:r>
-      <w:proofErr w:type="spellStart"/>
-      <w:r>
-        <w:t>i</w:t>
-      </w:r>
-      <w:proofErr w:type="spellEnd"/>
-      <w:r>
-        <w:t>) {</w:t>
-      </w:r>
-    </w:p>
-    <w:p>
-      <w:pPr>
-        <w:pStyle w:val="CodeStyle"/>
-        <w:keepLines/>
-        <w:jc w:val="both"/>
-      </w:pPr>
-      <w:r>
-        <w:t xml:space="preserve">        string prompt = "[?] Enter target #" + </w:t>
-      </w:r>
-      <w:proofErr w:type="spellStart"/>
-      <w:r>
-        <w:t>to_string</w:t>
-      </w:r>
-      <w:proofErr w:type="spellEnd"/>
-      <w:r>
-        <w:t>(</w:t>
-      </w:r>
-      <w:proofErr w:type="spellStart"/>
-      <w:r>
-        <w:t>i</w:t>
-      </w:r>
-      <w:proofErr w:type="spellEnd"/>
-      <w:r>
-        <w:t xml:space="preserve"> + 1) + ": ";</w:t>
-      </w:r>
-    </w:p>
-    <w:p>
-      <w:pPr>
-        <w:pStyle w:val="CodeStyle"/>
-        <w:keepLines/>
-        <w:jc w:val="both"/>
-      </w:pPr>
-      <w:r>
-        <w:t xml:space="preserve">        </w:t>
-      </w:r>
-      <w:proofErr w:type="spellStart"/>
-      <w:r>
-        <w:t>targets.push_back</w:t>
-      </w:r>
-      <w:proofErr w:type="spellEnd"/>
-      <w:r>
-        <w:t>(</w:t>
-      </w:r>
-      <w:proofErr w:type="spellStart"/>
-      <w:r>
-        <w:t>ReadAnyInt</w:t>
-      </w:r>
-      <w:proofErr w:type="spellEnd"/>
-      <w:r>
-        <w:t>(prompt));</w:t>
+        <w:t xml:space="preserve">    targets.reserve(k);</w:t>
+      </w:r>
+    </w:p>
+    <w:p>
+      <w:pPr>
+        <w:pStyle w:val="CodeStyle"/>
+        <w:keepLines/>
+        <w:jc w:val="both"/>
+      </w:pPr>
+    </w:p>
+    <w:p>
+      <w:pPr>
+        <w:pStyle w:val="CodeStyle"/>
+        <w:keepLines/>
+        <w:jc w:val="both"/>
+      </w:pPr>
+      <w:r>
+        <w:t xml:space="preserve">    for (int i = 0; i &lt; k; ++i) {</w:t>
+      </w:r>
+    </w:p>
+    <w:p>
+      <w:pPr>
+        <w:pStyle w:val="CodeStyle"/>
+        <w:keepLines/>
+        <w:jc w:val="both"/>
+      </w:pPr>
+      <w:r>
+        <w:t xml:space="preserve">        string prompt = "[?] Enter target #" + to_string(i + 1) + ": ";</w:t>
+      </w:r>
+    </w:p>
+    <w:p>
+      <w:pPr>
+        <w:pStyle w:val="CodeStyle"/>
+        <w:keepLines/>
+        <w:jc w:val="both"/>
+      </w:pPr>
+      <w:r>
+        <w:t xml:space="preserve">        targets.push_back(ReadAnyInt(prompt));</w:t>
       </w:r>
     </w:p>
     <w:p>
@@ -6000,49 +4598,17 @@
         <w:jc w:val="both"/>
       </w:pPr>
       <w:r>
-        <w:t xml:space="preserve">void </w:t>
-      </w:r>
-      <w:proofErr w:type="spellStart"/>
-      <w:r>
-        <w:t>BinarySearch</w:t>
-      </w:r>
-      <w:proofErr w:type="spellEnd"/>
-      <w:r>
-        <w:t xml:space="preserve">(const vector&lt;int&gt;&amp; </w:t>
-      </w:r>
-      <w:proofErr w:type="spellStart"/>
-      <w:r>
-        <w:t>Arr</w:t>
-      </w:r>
-      <w:proofErr w:type="spellEnd"/>
-      <w:r>
-        <w:t>, int n) {</w:t>
-      </w:r>
-    </w:p>
-    <w:p>
-      <w:pPr>
-        <w:pStyle w:val="CodeStyle"/>
-        <w:keepLines/>
-        <w:jc w:val="both"/>
-      </w:pPr>
-      <w:r>
-        <w:t xml:space="preserve">    </w:t>
-      </w:r>
-      <w:proofErr w:type="spellStart"/>
-      <w:r>
-        <w:t>cout</w:t>
-      </w:r>
-      <w:proofErr w:type="spellEnd"/>
-      <w:r>
-        <w:t xml:space="preserve"> &lt;&lt; "\</w:t>
-      </w:r>
-      <w:proofErr w:type="spellStart"/>
-      <w:r>
-        <w:t>nBinary</w:t>
-      </w:r>
-      <w:proofErr w:type="spellEnd"/>
-      <w:r>
-        <w:t xml:space="preserve"> Search: ";</w:t>
+        <w:t>void BinarySearch(const vector&lt;int&gt;&amp; Arr, int n) {</w:t>
+      </w:r>
+    </w:p>
+    <w:p>
+      <w:pPr>
+        <w:pStyle w:val="CodeStyle"/>
+        <w:keepLines/>
+        <w:jc w:val="both"/>
+      </w:pPr>
+      <w:r>
+        <w:t xml:space="preserve">    cout &lt;&lt; "\nBinary Search: ";</w:t>
       </w:r>
     </w:p>
     <w:p>
@@ -6062,15 +4628,7 @@
         <w:jc w:val="both"/>
       </w:pPr>
       <w:r>
-        <w:t xml:space="preserve">    int right = </w:t>
-      </w:r>
-      <w:proofErr w:type="spellStart"/>
-      <w:r>
-        <w:t>Arr.size</w:t>
-      </w:r>
-      <w:proofErr w:type="spellEnd"/>
-      <w:r>
-        <w:t>() - 1;</w:t>
+        <w:t xml:space="preserve">    int right = Arr.size() - 1;</w:t>
       </w:r>
     </w:p>
     <w:p>
@@ -6154,15 +4712,7 @@
         <w:jc w:val="both"/>
       </w:pPr>
       <w:r>
-        <w:t xml:space="preserve">        if (</w:t>
-      </w:r>
-      <w:proofErr w:type="spellStart"/>
-      <w:r>
-        <w:t>Arr</w:t>
-      </w:r>
-      <w:proofErr w:type="spellEnd"/>
-      <w:r>
-        <w:t>[mid] == n) {</w:t>
+        <w:t xml:space="preserve">        if (Arr[mid] == n) {</w:t>
       </w:r>
     </w:p>
     <w:p>
@@ -6202,15 +4752,7 @@
         <w:jc w:val="both"/>
       </w:pPr>
       <w:r>
-        <w:t xml:space="preserve">        } else if (</w:t>
-      </w:r>
-      <w:proofErr w:type="spellStart"/>
-      <w:r>
-        <w:t>Arr</w:t>
-      </w:r>
-      <w:proofErr w:type="spellEnd"/>
-      <w:r>
-        <w:t>[mid] &gt; n) {</w:t>
+        <w:t xml:space="preserve">        } else if (Arr[mid] &gt; n) {</w:t>
       </w:r>
     </w:p>
     <w:p>
@@ -6277,15 +4819,7 @@
         <w:jc w:val="both"/>
       </w:pPr>
       <w:r>
-        <w:t xml:space="preserve">    </w:t>
-      </w:r>
-      <w:proofErr w:type="spellStart"/>
-      <w:r>
-        <w:t>FoundNumber</w:t>
-      </w:r>
-      <w:proofErr w:type="spellEnd"/>
-      <w:r>
-        <w:t>(found, comparisons, position, "Position in sorted array");</w:t>
+        <w:t xml:space="preserve">    FoundNumber(found, comparisons, position, "Position in sorted array");</w:t>
       </w:r>
     </w:p>
     <w:p>
@@ -6312,23 +4846,7 @@
         <w:jc w:val="both"/>
       </w:pPr>
       <w:r>
-        <w:t xml:space="preserve">void </w:t>
-      </w:r>
-      <w:proofErr w:type="spellStart"/>
-      <w:r>
-        <w:t>LinearSearch</w:t>
-      </w:r>
-      <w:proofErr w:type="spellEnd"/>
-      <w:r>
-        <w:t xml:space="preserve">(const vector&lt;int&gt;&amp; </w:t>
-      </w:r>
-      <w:proofErr w:type="spellStart"/>
-      <w:r>
-        <w:t>Arr</w:t>
-      </w:r>
-      <w:proofErr w:type="spellEnd"/>
-      <w:r>
-        <w:t>, int n) {</w:t>
+        <w:t>void LinearSearch(const vector&lt;int&gt;&amp; Arr, int n) {</w:t>
       </w:r>
     </w:p>
     <w:p>
@@ -6339,23 +4857,7 @@
       </w:pPr>
       <w:r>
         <w:lastRenderedPageBreak/>
-        <w:t xml:space="preserve">    </w:t>
-      </w:r>
-      <w:proofErr w:type="spellStart"/>
-      <w:r>
-        <w:t>cout</w:t>
-      </w:r>
-      <w:proofErr w:type="spellEnd"/>
-      <w:r>
-        <w:t xml:space="preserve"> &lt;&lt; "\</w:t>
-      </w:r>
-      <w:proofErr w:type="spellStart"/>
-      <w:r>
-        <w:t>nLinear</w:t>
-      </w:r>
-      <w:proofErr w:type="spellEnd"/>
-      <w:r>
-        <w:t xml:space="preserve"> Search: ";</w:t>
+        <w:t xml:space="preserve">    cout &lt;&lt; "\nLinear Search: ";</w:t>
       </w:r>
     </w:p>
     <w:p>
@@ -6402,39 +4904,7 @@
         <w:jc w:val="both"/>
       </w:pPr>
       <w:r>
-        <w:t xml:space="preserve">    for (int </w:t>
-      </w:r>
-      <w:proofErr w:type="spellStart"/>
-      <w:r>
-        <w:t>i</w:t>
-      </w:r>
-      <w:proofErr w:type="spellEnd"/>
-      <w:r>
-        <w:t xml:space="preserve"> = 0; </w:t>
-      </w:r>
-      <w:proofErr w:type="spellStart"/>
-      <w:r>
-        <w:t>i</w:t>
-      </w:r>
-      <w:proofErr w:type="spellEnd"/>
-      <w:r>
-        <w:t xml:space="preserve"> &lt; </w:t>
-      </w:r>
-      <w:proofErr w:type="spellStart"/>
-      <w:r>
-        <w:t>Arr.size</w:t>
-      </w:r>
-      <w:proofErr w:type="spellEnd"/>
-      <w:r>
-        <w:t>(); ++</w:t>
-      </w:r>
-      <w:proofErr w:type="spellStart"/>
-      <w:r>
-        <w:t>i</w:t>
-      </w:r>
-      <w:proofErr w:type="spellEnd"/>
-      <w:r>
-        <w:t>) {</w:t>
+        <w:t xml:space="preserve">    for (int i = 0; i &lt; Arr.size(); ++i) {</w:t>
       </w:r>
     </w:p>
     <w:p>
@@ -6454,23 +4924,7 @@
         <w:jc w:val="both"/>
       </w:pPr>
       <w:r>
-        <w:t xml:space="preserve">        if (</w:t>
-      </w:r>
-      <w:proofErr w:type="spellStart"/>
-      <w:r>
-        <w:t>Arr</w:t>
-      </w:r>
-      <w:proofErr w:type="spellEnd"/>
-      <w:r>
-        <w:t>[</w:t>
-      </w:r>
-      <w:proofErr w:type="spellStart"/>
-      <w:r>
-        <w:t>i</w:t>
-      </w:r>
-      <w:proofErr w:type="spellEnd"/>
-      <w:r>
-        <w:t>] == n) {</w:t>
+        <w:t xml:space="preserve">        if (Arr[i] == n) {</w:t>
       </w:r>
     </w:p>
     <w:p>
@@ -6490,15 +4944,7 @@
         <w:jc w:val="both"/>
       </w:pPr>
       <w:r>
-        <w:t xml:space="preserve">            position = </w:t>
-      </w:r>
-      <w:proofErr w:type="spellStart"/>
-      <w:r>
-        <w:t>i</w:t>
-      </w:r>
-      <w:proofErr w:type="spellEnd"/>
-      <w:r>
-        <w:t>;</w:t>
+        <w:t xml:space="preserve">            position = i;</w:t>
       </w:r>
     </w:p>
     <w:p>
@@ -6545,15 +4991,7 @@
         <w:jc w:val="both"/>
       </w:pPr>
       <w:r>
-        <w:t xml:space="preserve">    </w:t>
-      </w:r>
-      <w:proofErr w:type="spellStart"/>
-      <w:r>
-        <w:t>FoundNumber</w:t>
-      </w:r>
-      <w:proofErr w:type="spellEnd"/>
-      <w:r>
-        <w:t>(found, comparisons, position, "Position in spiral array");</w:t>
+        <w:t xml:space="preserve">    FoundNumber(found, comparisons, position, "Position in spiral array");</w:t>
       </w:r>
     </w:p>
     <w:p>
@@ -6580,23 +5018,7 @@
         <w:jc w:val="both"/>
       </w:pPr>
       <w:r>
-        <w:t xml:space="preserve">int </w:t>
-      </w:r>
-      <w:proofErr w:type="spellStart"/>
-      <w:r>
-        <w:t>ReadPositiveInt</w:t>
-      </w:r>
-      <w:proofErr w:type="spellEnd"/>
-      <w:r>
-        <w:t xml:space="preserve">(const string&amp; prompt, int </w:t>
-      </w:r>
-      <w:proofErr w:type="spellStart"/>
-      <w:r>
-        <w:t>MaxValue</w:t>
-      </w:r>
-      <w:proofErr w:type="spellEnd"/>
-      <w:r>
-        <w:t>) {</w:t>
+        <w:t>int ReadPositiveInt(const string&amp; prompt, int MaxValue) {</w:t>
       </w:r>
     </w:p>
     <w:p>
@@ -6626,15 +5048,7 @@
         <w:jc w:val="both"/>
       </w:pPr>
       <w:r>
-        <w:t xml:space="preserve">        </w:t>
-      </w:r>
-      <w:proofErr w:type="spellStart"/>
-      <w:r>
-        <w:t>cout</w:t>
-      </w:r>
-      <w:proofErr w:type="spellEnd"/>
-      <w:r>
-        <w:t xml:space="preserve"> &lt;&lt; prompt;</w:t>
+        <w:t xml:space="preserve">        cout &lt;&lt; prompt;</w:t>
       </w:r>
     </w:p>
     <w:p>
@@ -6654,51 +5068,27 @@
         <w:jc w:val="both"/>
       </w:pPr>
       <w:r>
-        <w:t xml:space="preserve">        if (!(</w:t>
-      </w:r>
-      <w:proofErr w:type="spellStart"/>
-      <w:r>
-        <w:t>cin</w:t>
-      </w:r>
-      <w:proofErr w:type="spellEnd"/>
-      <w:r>
-        <w:t xml:space="preserve"> &gt;&gt; token)) {</w:t>
-      </w:r>
-    </w:p>
-    <w:p>
-      <w:pPr>
-        <w:pStyle w:val="CodeStyle"/>
-        <w:keepLines/>
-        <w:jc w:val="both"/>
-      </w:pPr>
-      <w:r>
-        <w:t xml:space="preserve">            </w:t>
-      </w:r>
-      <w:proofErr w:type="spellStart"/>
-      <w:r>
-        <w:t>cout</w:t>
-      </w:r>
-      <w:proofErr w:type="spellEnd"/>
-      <w:r>
-        <w:t xml:space="preserve"> &lt;&lt; "[-] Invalid input, please try again!\n";</w:t>
-      </w:r>
-    </w:p>
-    <w:p>
-      <w:pPr>
-        <w:pStyle w:val="CodeStyle"/>
-        <w:keepLines/>
-        <w:jc w:val="both"/>
-      </w:pPr>
-      <w:r>
-        <w:t xml:space="preserve">            </w:t>
-      </w:r>
-      <w:proofErr w:type="spellStart"/>
-      <w:r>
-        <w:t>cin.clear</w:t>
-      </w:r>
-      <w:proofErr w:type="spellEnd"/>
-      <w:r>
-        <w:t>();</w:t>
+        <w:t xml:space="preserve">        if (!(cin &gt;&gt; token)) {</w:t>
+      </w:r>
+    </w:p>
+    <w:p>
+      <w:pPr>
+        <w:pStyle w:val="CodeStyle"/>
+        <w:keepLines/>
+        <w:jc w:val="both"/>
+      </w:pPr>
+      <w:r>
+        <w:t xml:space="preserve">            cout &lt;&lt; "[-] Invalid input, please try again!\n";</w:t>
+      </w:r>
+    </w:p>
+    <w:p>
+      <w:pPr>
+        <w:pStyle w:val="CodeStyle"/>
+        <w:keepLines/>
+        <w:jc w:val="both"/>
+      </w:pPr>
+      <w:r>
+        <w:t xml:space="preserve">            cin.clear();</w:t>
       </w:r>
     </w:p>
     <w:p>
@@ -6735,15 +5125,7 @@
         <w:jc w:val="both"/>
       </w:pPr>
       <w:r>
-        <w:t xml:space="preserve">        </w:t>
-      </w:r>
-      <w:proofErr w:type="spellStart"/>
-      <w:r>
-        <w:t>size_t</w:t>
-      </w:r>
-      <w:proofErr w:type="spellEnd"/>
-      <w:r>
-        <w:t xml:space="preserve"> pos = 0;</w:t>
+        <w:t xml:space="preserve">        size_t pos = 0;</w:t>
       </w:r>
     </w:p>
     <w:p>
@@ -6763,67 +5145,27 @@
         <w:jc w:val="both"/>
       </w:pPr>
       <w:r>
-        <w:t xml:space="preserve">            long </w:t>
-      </w:r>
-      <w:proofErr w:type="spellStart"/>
-      <w:r>
-        <w:t>long</w:t>
-      </w:r>
-      <w:proofErr w:type="spellEnd"/>
-      <w:r>
-        <w:t xml:space="preserve"> </w:t>
-      </w:r>
-      <w:proofErr w:type="spellStart"/>
-      <w:r>
-        <w:t>val</w:t>
-      </w:r>
-      <w:proofErr w:type="spellEnd"/>
-      <w:r>
-        <w:t xml:space="preserve"> = </w:t>
-      </w:r>
-      <w:proofErr w:type="spellStart"/>
-      <w:r>
-        <w:t>stoll</w:t>
-      </w:r>
-      <w:proofErr w:type="spellEnd"/>
-      <w:r>
-        <w:t>(token, &amp;pos);</w:t>
-      </w:r>
-    </w:p>
-    <w:p>
-      <w:pPr>
-        <w:pStyle w:val="CodeStyle"/>
-        <w:keepLines/>
-        <w:jc w:val="both"/>
-      </w:pPr>
-      <w:r>
-        <w:t xml:space="preserve">            if (pos != </w:t>
-      </w:r>
-      <w:proofErr w:type="spellStart"/>
-      <w:r>
-        <w:t>token.size</w:t>
-      </w:r>
-      <w:proofErr w:type="spellEnd"/>
-      <w:r>
-        <w:t>()) {</w:t>
-      </w:r>
-    </w:p>
-    <w:p>
-      <w:pPr>
-        <w:pStyle w:val="CodeStyle"/>
-        <w:keepLines/>
-        <w:jc w:val="both"/>
-      </w:pPr>
-      <w:r>
-        <w:t xml:space="preserve">                </w:t>
-      </w:r>
-      <w:proofErr w:type="spellStart"/>
-      <w:r>
-        <w:t>cout</w:t>
-      </w:r>
-      <w:proofErr w:type="spellEnd"/>
-      <w:r>
-        <w:t xml:space="preserve"> &lt;&lt; "[-] Invalid input, please try again!\n";</w:t>
+        <w:t xml:space="preserve">            long long val = stoll(token, &amp;pos);</w:t>
+      </w:r>
+    </w:p>
+    <w:p>
+      <w:pPr>
+        <w:pStyle w:val="CodeStyle"/>
+        <w:keepLines/>
+        <w:jc w:val="both"/>
+      </w:pPr>
+      <w:r>
+        <w:t xml:space="preserve">            if (pos != token.size()) {</w:t>
+      </w:r>
+    </w:p>
+    <w:p>
+      <w:pPr>
+        <w:pStyle w:val="CodeStyle"/>
+        <w:keepLines/>
+        <w:jc w:val="both"/>
+      </w:pPr>
+      <w:r>
+        <w:t xml:space="preserve">                cout &lt;&lt; "[-] Invalid input, please try again!\n";</w:t>
       </w:r>
     </w:p>
     <w:p>
@@ -6853,57 +5195,17 @@
         <w:jc w:val="both"/>
       </w:pPr>
       <w:r>
-        <w:t xml:space="preserve">            if (</w:t>
-      </w:r>
-      <w:proofErr w:type="spellStart"/>
-      <w:r>
-        <w:t>val</w:t>
-      </w:r>
-      <w:proofErr w:type="spellEnd"/>
-      <w:r>
-        <w:t xml:space="preserve"> &lt;= 0 || </w:t>
-      </w:r>
-      <w:proofErr w:type="spellStart"/>
-      <w:r>
-        <w:t>val</w:t>
-      </w:r>
-      <w:proofErr w:type="spellEnd"/>
-      <w:r>
-        <w:t xml:space="preserve"> &gt; </w:t>
-      </w:r>
-      <w:proofErr w:type="spellStart"/>
-      <w:r>
-        <w:t>MaxValue</w:t>
-      </w:r>
-      <w:proofErr w:type="spellEnd"/>
-      <w:r>
-        <w:t>) {</w:t>
-      </w:r>
-    </w:p>
-    <w:p>
-      <w:pPr>
-        <w:pStyle w:val="CodeStyle"/>
-        <w:keepLines/>
-        <w:jc w:val="both"/>
-      </w:pPr>
-      <w:r>
-        <w:t xml:space="preserve">                </w:t>
-      </w:r>
-      <w:proofErr w:type="spellStart"/>
-      <w:r>
-        <w:t>cout</w:t>
-      </w:r>
-      <w:proofErr w:type="spellEnd"/>
-      <w:r>
-        <w:t xml:space="preserve"> &lt;&lt; "[-] The input must be between 1 and " &lt;&lt; </w:t>
-      </w:r>
-      <w:proofErr w:type="spellStart"/>
-      <w:r>
-        <w:t>MaxValue</w:t>
-      </w:r>
-      <w:proofErr w:type="spellEnd"/>
-      <w:r>
-        <w:t xml:space="preserve"> &lt;&lt; ". Try again.\n";</w:t>
+        <w:t xml:space="preserve">            if (val &lt;= 0 || val &gt; MaxValue) {</w:t>
+      </w:r>
+    </w:p>
+    <w:p>
+      <w:pPr>
+        <w:pStyle w:val="CodeStyle"/>
+        <w:keepLines/>
+        <w:jc w:val="both"/>
+      </w:pPr>
+      <w:r>
+        <w:t xml:space="preserve">                cout &lt;&lt; "[-] The input must be between 1 and " &lt;&lt; MaxValue &lt;&lt; ". Try again.\n";</w:t>
       </w:r>
     </w:p>
     <w:p>
@@ -6933,23 +5235,7 @@
         <w:jc w:val="both"/>
       </w:pPr>
       <w:r>
-        <w:t xml:space="preserve">            x = </w:t>
-      </w:r>
-      <w:proofErr w:type="spellStart"/>
-      <w:r>
-        <w:t>static_cast</w:t>
-      </w:r>
-      <w:proofErr w:type="spellEnd"/>
-      <w:r>
-        <w:t>&lt;int&gt;(</w:t>
-      </w:r>
-      <w:proofErr w:type="spellStart"/>
-      <w:r>
-        <w:t>val</w:t>
-      </w:r>
-      <w:proofErr w:type="spellEnd"/>
-      <w:r>
-        <w:t>);</w:t>
+        <w:t xml:space="preserve">            x = static_cast&lt;int&gt;(val);</w:t>
       </w:r>
     </w:p>
     <w:p>
@@ -6979,15 +5265,7 @@
         <w:jc w:val="both"/>
       </w:pPr>
       <w:r>
-        <w:t xml:space="preserve">            </w:t>
-      </w:r>
-      <w:proofErr w:type="spellStart"/>
-      <w:r>
-        <w:t>cout</w:t>
-      </w:r>
-      <w:proofErr w:type="spellEnd"/>
-      <w:r>
-        <w:t xml:space="preserve"> &lt;&lt; "[-] Invalid input, please try again!\n";</w:t>
+        <w:t xml:space="preserve">            cout &lt;&lt; "[-] Invalid input, please try again!\n";</w:t>
       </w:r>
     </w:p>
     <w:p>
@@ -7044,15 +5322,7 @@
         <w:jc w:val="both"/>
       </w:pPr>
       <w:r>
-        <w:t xml:space="preserve">int </w:t>
-      </w:r>
-      <w:proofErr w:type="spellStart"/>
-      <w:r>
-        <w:t>ReadAnyInt</w:t>
-      </w:r>
-      <w:proofErr w:type="spellEnd"/>
-      <w:r>
-        <w:t>(const string&amp; prompt) {</w:t>
+        <w:t>int ReadAnyInt(const string&amp; prompt) {</w:t>
       </w:r>
     </w:p>
     <w:p>
@@ -7082,15 +5352,7 @@
         <w:jc w:val="both"/>
       </w:pPr>
       <w:r>
-        <w:t xml:space="preserve">        </w:t>
-      </w:r>
-      <w:proofErr w:type="spellStart"/>
-      <w:r>
-        <w:t>cout</w:t>
-      </w:r>
-      <w:proofErr w:type="spellEnd"/>
-      <w:r>
-        <w:t xml:space="preserve"> &lt;&lt; prompt;</w:t>
+        <w:t xml:space="preserve">        cout &lt;&lt; prompt;</w:t>
       </w:r>
     </w:p>
     <w:p>
@@ -7110,51 +5372,27 @@
         <w:jc w:val="both"/>
       </w:pPr>
       <w:r>
-        <w:t xml:space="preserve">        if (!(</w:t>
-      </w:r>
-      <w:proofErr w:type="spellStart"/>
-      <w:r>
-        <w:t>cin</w:t>
-      </w:r>
-      <w:proofErr w:type="spellEnd"/>
-      <w:r>
-        <w:t xml:space="preserve"> &gt;&gt; token)) {</w:t>
-      </w:r>
-    </w:p>
-    <w:p>
-      <w:pPr>
-        <w:pStyle w:val="CodeStyle"/>
-        <w:keepLines/>
-        <w:jc w:val="both"/>
-      </w:pPr>
-      <w:r>
-        <w:t xml:space="preserve">            </w:t>
-      </w:r>
-      <w:proofErr w:type="spellStart"/>
-      <w:r>
-        <w:t>cout</w:t>
-      </w:r>
-      <w:proofErr w:type="spellEnd"/>
-      <w:r>
-        <w:t xml:space="preserve"> &lt;&lt; "[-] Invalid input, please try again!\n";</w:t>
-      </w:r>
-    </w:p>
-    <w:p>
-      <w:pPr>
-        <w:pStyle w:val="CodeStyle"/>
-        <w:keepLines/>
-        <w:jc w:val="both"/>
-      </w:pPr>
-      <w:r>
-        <w:t xml:space="preserve">            </w:t>
-      </w:r>
-      <w:proofErr w:type="spellStart"/>
-      <w:r>
-        <w:t>cin.clear</w:t>
-      </w:r>
-      <w:proofErr w:type="spellEnd"/>
-      <w:r>
-        <w:t>();</w:t>
+        <w:t xml:space="preserve">        if (!(cin &gt;&gt; token)) {</w:t>
+      </w:r>
+    </w:p>
+    <w:p>
+      <w:pPr>
+        <w:pStyle w:val="CodeStyle"/>
+        <w:keepLines/>
+        <w:jc w:val="both"/>
+      </w:pPr>
+      <w:r>
+        <w:t xml:space="preserve">            cout &lt;&lt; "[-] Invalid input, please try again!\n";</w:t>
+      </w:r>
+    </w:p>
+    <w:p>
+      <w:pPr>
+        <w:pStyle w:val="CodeStyle"/>
+        <w:keepLines/>
+        <w:jc w:val="both"/>
+      </w:pPr>
+      <w:r>
+        <w:t xml:space="preserve">            cin.clear();</w:t>
       </w:r>
     </w:p>
     <w:p>
@@ -7191,15 +5429,7 @@
         <w:jc w:val="both"/>
       </w:pPr>
       <w:r>
-        <w:t xml:space="preserve">        </w:t>
-      </w:r>
-      <w:proofErr w:type="spellStart"/>
-      <w:r>
-        <w:t>size_t</w:t>
-      </w:r>
-      <w:proofErr w:type="spellEnd"/>
-      <w:r>
-        <w:t xml:space="preserve"> pos = 0;</w:t>
+        <w:t xml:space="preserve">        size_t pos = 0;</w:t>
       </w:r>
     </w:p>
     <w:p>
@@ -7219,67 +5449,27 @@
         <w:jc w:val="both"/>
       </w:pPr>
       <w:r>
-        <w:t xml:space="preserve">            long </w:t>
-      </w:r>
-      <w:proofErr w:type="spellStart"/>
-      <w:r>
-        <w:t>long</w:t>
-      </w:r>
-      <w:proofErr w:type="spellEnd"/>
-      <w:r>
-        <w:t xml:space="preserve"> </w:t>
-      </w:r>
-      <w:proofErr w:type="spellStart"/>
-      <w:r>
-        <w:t>val</w:t>
-      </w:r>
-      <w:proofErr w:type="spellEnd"/>
-      <w:r>
-        <w:t xml:space="preserve"> = </w:t>
-      </w:r>
-      <w:proofErr w:type="spellStart"/>
-      <w:r>
-        <w:t>stoll</w:t>
-      </w:r>
-      <w:proofErr w:type="spellEnd"/>
-      <w:r>
-        <w:t>(token, &amp;pos);</w:t>
-      </w:r>
-    </w:p>
-    <w:p>
-      <w:pPr>
-        <w:pStyle w:val="CodeStyle"/>
-        <w:keepLines/>
-        <w:jc w:val="both"/>
-      </w:pPr>
-      <w:r>
-        <w:t xml:space="preserve">            if (pos != </w:t>
-      </w:r>
-      <w:proofErr w:type="spellStart"/>
-      <w:r>
-        <w:t>token.size</w:t>
-      </w:r>
-      <w:proofErr w:type="spellEnd"/>
-      <w:r>
-        <w:t>()) {</w:t>
-      </w:r>
-    </w:p>
-    <w:p>
-      <w:pPr>
-        <w:pStyle w:val="CodeStyle"/>
-        <w:keepLines/>
-        <w:jc w:val="both"/>
-      </w:pPr>
-      <w:r>
-        <w:t xml:space="preserve">                </w:t>
-      </w:r>
-      <w:proofErr w:type="spellStart"/>
-      <w:r>
-        <w:t>cout</w:t>
-      </w:r>
-      <w:proofErr w:type="spellEnd"/>
-      <w:r>
-        <w:t xml:space="preserve"> &lt;&lt; "[-] Invalid input, please try again!\n";</w:t>
+        <w:t xml:space="preserve">            long long val = stoll(token, &amp;pos);</w:t>
+      </w:r>
+    </w:p>
+    <w:p>
+      <w:pPr>
+        <w:pStyle w:val="CodeStyle"/>
+        <w:keepLines/>
+        <w:jc w:val="both"/>
+      </w:pPr>
+      <w:r>
+        <w:t xml:space="preserve">            if (pos != token.size()) {</w:t>
+      </w:r>
+    </w:p>
+    <w:p>
+      <w:pPr>
+        <w:pStyle w:val="CodeStyle"/>
+        <w:keepLines/>
+        <w:jc w:val="both"/>
+      </w:pPr>
+      <w:r>
+        <w:t xml:space="preserve">                cout &lt;&lt; "[-] Invalid input, please try again!\n";</w:t>
       </w:r>
     </w:p>
     <w:p>
@@ -7309,57 +5499,17 @@
         <w:jc w:val="both"/>
       </w:pPr>
       <w:r>
-        <w:t xml:space="preserve">            if (</w:t>
-      </w:r>
-      <w:proofErr w:type="spellStart"/>
-      <w:r>
-        <w:t>val</w:t>
-      </w:r>
-      <w:proofErr w:type="spellEnd"/>
-      <w:r>
-        <w:t xml:space="preserve"> &lt; </w:t>
-      </w:r>
-      <w:proofErr w:type="spellStart"/>
-      <w:r>
-        <w:t>numeric_limits</w:t>
-      </w:r>
-      <w:proofErr w:type="spellEnd"/>
-      <w:r>
-        <w:t xml:space="preserve">&lt;int&gt;::min() || </w:t>
-      </w:r>
-      <w:proofErr w:type="spellStart"/>
-      <w:r>
-        <w:t>val</w:t>
-      </w:r>
-      <w:proofErr w:type="spellEnd"/>
-      <w:r>
-        <w:t xml:space="preserve"> &gt; </w:t>
-      </w:r>
-      <w:proofErr w:type="spellStart"/>
-      <w:r>
-        <w:t>numeric_limits</w:t>
-      </w:r>
-      <w:proofErr w:type="spellEnd"/>
-      <w:r>
-        <w:t>&lt;int&gt;::max()) {</w:t>
-      </w:r>
-    </w:p>
-    <w:p>
-      <w:pPr>
-        <w:pStyle w:val="CodeStyle"/>
-        <w:keepLines/>
-        <w:jc w:val="both"/>
-      </w:pPr>
-      <w:r>
-        <w:t xml:space="preserve">                </w:t>
-      </w:r>
-      <w:proofErr w:type="spellStart"/>
-      <w:r>
-        <w:t>cout</w:t>
-      </w:r>
-      <w:proofErr w:type="spellEnd"/>
-      <w:r>
-        <w:t xml:space="preserve"> &lt;&lt; "[-] Number is out of int range, please try again!\n";</w:t>
+        <w:t xml:space="preserve">            if (val &lt; numeric_limits&lt;int&gt;::min() || val &gt; numeric_limits&lt;int&gt;::max()) {</w:t>
+      </w:r>
+    </w:p>
+    <w:p>
+      <w:pPr>
+        <w:pStyle w:val="CodeStyle"/>
+        <w:keepLines/>
+        <w:jc w:val="both"/>
+      </w:pPr>
+      <w:r>
+        <w:t xml:space="preserve">                cout &lt;&lt; "[-] Number is out of int range, please try again!\n";</w:t>
       </w:r>
     </w:p>
     <w:p>
@@ -7389,23 +5539,7 @@
         <w:jc w:val="both"/>
       </w:pPr>
       <w:r>
-        <w:t xml:space="preserve">            x = </w:t>
-      </w:r>
-      <w:proofErr w:type="spellStart"/>
-      <w:r>
-        <w:t>static_cast</w:t>
-      </w:r>
-      <w:proofErr w:type="spellEnd"/>
-      <w:r>
-        <w:t>&lt;int&gt;(</w:t>
-      </w:r>
-      <w:proofErr w:type="spellStart"/>
-      <w:r>
-        <w:t>val</w:t>
-      </w:r>
-      <w:proofErr w:type="spellEnd"/>
-      <w:r>
-        <w:t>);</w:t>
+        <w:t xml:space="preserve">            x = static_cast&lt;int&gt;(val);</w:t>
       </w:r>
     </w:p>
     <w:p>
@@ -7435,15 +5569,7 @@
         <w:jc w:val="both"/>
       </w:pPr>
       <w:r>
-        <w:t xml:space="preserve">            </w:t>
-      </w:r>
-      <w:proofErr w:type="spellStart"/>
-      <w:r>
-        <w:t>cout</w:t>
-      </w:r>
-      <w:proofErr w:type="spellEnd"/>
-      <w:r>
-        <w:t xml:space="preserve"> &lt;&lt; "[-] Invalid input, please try again!\n";</w:t>
+        <w:t xml:space="preserve">            cout &lt;&lt; "[-] Invalid input, please try again!\n";</w:t>
       </w:r>
     </w:p>
     <w:p>
@@ -7491,134 +5617,54 @@
         <w:jc w:val="both"/>
       </w:pPr>
       <w:r>
-        <w:t xml:space="preserve">void </w:t>
-      </w:r>
-      <w:proofErr w:type="spellStart"/>
-      <w:r>
-        <w:t>GenerateMatrix</w:t>
-      </w:r>
-      <w:proofErr w:type="spellEnd"/>
-      <w:r>
-        <w:t xml:space="preserve">(int** </w:t>
-      </w:r>
-      <w:proofErr w:type="spellStart"/>
-      <w:r>
-        <w:t>Arr</w:t>
-      </w:r>
-      <w:proofErr w:type="spellEnd"/>
-      <w:r>
-        <w:t>, int N, int M) {</w:t>
-      </w:r>
-    </w:p>
-    <w:p>
-      <w:pPr>
-        <w:pStyle w:val="CodeStyle"/>
-        <w:keepLines/>
-        <w:jc w:val="both"/>
-      </w:pPr>
-      <w:r>
-        <w:t xml:space="preserve">    </w:t>
-      </w:r>
-      <w:proofErr w:type="spellStart"/>
-      <w:r>
-        <w:t>random_device</w:t>
-      </w:r>
-      <w:proofErr w:type="spellEnd"/>
-      <w:r>
-        <w:t xml:space="preserve"> </w:t>
-      </w:r>
-      <w:proofErr w:type="spellStart"/>
-      <w:r>
-        <w:t>rd</w:t>
-      </w:r>
-      <w:proofErr w:type="spellEnd"/>
-      <w:r>
-        <w:t>;</w:t>
-      </w:r>
-    </w:p>
-    <w:p>
-      <w:pPr>
-        <w:pStyle w:val="CodeStyle"/>
-        <w:keepLines/>
-        <w:jc w:val="both"/>
-      </w:pPr>
-      <w:r>
-        <w:t xml:space="preserve">    mt19937 gen(</w:t>
-      </w:r>
-      <w:proofErr w:type="spellStart"/>
-      <w:r>
-        <w:t>rd</w:t>
-      </w:r>
-      <w:proofErr w:type="spellEnd"/>
-      <w:r>
-        <w:t>());</w:t>
-      </w:r>
-    </w:p>
-    <w:p>
-      <w:pPr>
-        <w:pStyle w:val="CodeStyle"/>
-        <w:keepLines/>
-        <w:jc w:val="both"/>
-      </w:pPr>
-      <w:r>
-        <w:t xml:space="preserve">    </w:t>
-      </w:r>
-      <w:proofErr w:type="spellStart"/>
-      <w:r>
-        <w:t>uniform_int_distribution</w:t>
-      </w:r>
-      <w:proofErr w:type="spellEnd"/>
-      <w:r>
-        <w:t xml:space="preserve">&lt;int&gt; </w:t>
-      </w:r>
-      <w:proofErr w:type="spellStart"/>
-      <w:r>
-        <w:t>dist</w:t>
-      </w:r>
-      <w:proofErr w:type="spellEnd"/>
-      <w:r>
-        <w:t>(0, 9999);</w:t>
-      </w:r>
-    </w:p>
-    <w:p>
-      <w:pPr>
-        <w:pStyle w:val="CodeStyle"/>
-        <w:keepLines/>
-        <w:jc w:val="both"/>
-      </w:pPr>
-    </w:p>
-    <w:p>
-      <w:pPr>
-        <w:pStyle w:val="CodeStyle"/>
-        <w:keepLines/>
-        <w:jc w:val="both"/>
-      </w:pPr>
-      <w:r>
-        <w:t xml:space="preserve">    for (int </w:t>
-      </w:r>
-      <w:proofErr w:type="spellStart"/>
-      <w:r>
-        <w:t>i</w:t>
-      </w:r>
-      <w:proofErr w:type="spellEnd"/>
-      <w:r>
-        <w:t xml:space="preserve"> = 0; </w:t>
-      </w:r>
-      <w:proofErr w:type="spellStart"/>
-      <w:r>
-        <w:t>i</w:t>
-      </w:r>
-      <w:proofErr w:type="spellEnd"/>
-      <w:r>
-        <w:t xml:space="preserve"> &lt; N; ++</w:t>
-      </w:r>
-      <w:proofErr w:type="spellStart"/>
-      <w:r>
-        <w:t>i</w:t>
-      </w:r>
-      <w:proofErr w:type="spellEnd"/>
-      <w:r>
-        <w:t>) {</w:t>
+        <w:t>void GenerateMatrix(int** Arr, int N, int M) {</w:t>
+      </w:r>
+    </w:p>
+    <w:p>
+      <w:pPr>
+        <w:pStyle w:val="CodeStyle"/>
+        <w:keepLines/>
+        <w:jc w:val="both"/>
+      </w:pPr>
+      <w:r>
+        <w:t xml:space="preserve">    random_device rd;</w:t>
+      </w:r>
+    </w:p>
+    <w:p>
+      <w:pPr>
+        <w:pStyle w:val="CodeStyle"/>
+        <w:keepLines/>
+        <w:jc w:val="both"/>
+      </w:pPr>
+      <w:r>
+        <w:t xml:space="preserve">    mt19937 gen(rd());</w:t>
+      </w:r>
+    </w:p>
+    <w:p>
+      <w:pPr>
+        <w:pStyle w:val="CodeStyle"/>
+        <w:keepLines/>
+        <w:jc w:val="both"/>
+      </w:pPr>
+      <w:r>
+        <w:t xml:space="preserve">    uniform_int_distribution&lt;int&gt; dist(0, 9999);</w:t>
+      </w:r>
+    </w:p>
+    <w:p>
+      <w:pPr>
+        <w:pStyle w:val="CodeStyle"/>
+        <w:keepLines/>
+        <w:jc w:val="both"/>
+      </w:pPr>
+    </w:p>
+    <w:p>
+      <w:pPr>
+        <w:pStyle w:val="CodeStyle"/>
+        <w:keepLines/>
+        <w:jc w:val="both"/>
+      </w:pPr>
+      <w:r>
+        <w:t xml:space="preserve">    for (int i = 0; i &lt; N; ++i) {</w:t>
       </w:r>
     </w:p>
     <w:p>
@@ -7638,31 +5684,7 @@
         <w:jc w:val="both"/>
       </w:pPr>
       <w:r>
-        <w:t xml:space="preserve">            </w:t>
-      </w:r>
-      <w:proofErr w:type="spellStart"/>
-      <w:r>
-        <w:t>Arr</w:t>
-      </w:r>
-      <w:proofErr w:type="spellEnd"/>
-      <w:r>
-        <w:t>[</w:t>
-      </w:r>
-      <w:proofErr w:type="spellStart"/>
-      <w:r>
-        <w:t>i</w:t>
-      </w:r>
-      <w:proofErr w:type="spellEnd"/>
-      <w:r>
-        <w:t xml:space="preserve">][j] = </w:t>
-      </w:r>
-      <w:proofErr w:type="spellStart"/>
-      <w:r>
-        <w:t>dist</w:t>
-      </w:r>
-      <w:proofErr w:type="spellEnd"/>
-      <w:r>
-        <w:t>(gen);</w:t>
+        <w:t xml:space="preserve">            Arr[i][j] = dist(gen);</w:t>
       </w:r>
     </w:p>
     <w:p>
@@ -7709,193 +5731,81 @@
         <w:jc w:val="both"/>
       </w:pPr>
       <w:r>
-        <w:t xml:space="preserve">vector&lt;int&gt; </w:t>
-      </w:r>
-      <w:proofErr w:type="spellStart"/>
-      <w:r>
-        <w:t>CopySort</w:t>
-      </w:r>
-      <w:proofErr w:type="spellEnd"/>
-      <w:r>
-        <w:t xml:space="preserve">(const vector&lt;int&gt;&amp; </w:t>
-      </w:r>
-      <w:proofErr w:type="spellStart"/>
-      <w:r>
-        <w:t>Arr</w:t>
-      </w:r>
-      <w:proofErr w:type="spellEnd"/>
-      <w:r>
-        <w:t>) {</w:t>
-      </w:r>
-    </w:p>
-    <w:p>
-      <w:pPr>
-        <w:pStyle w:val="CodeStyle"/>
-        <w:keepLines/>
-        <w:jc w:val="both"/>
-      </w:pPr>
-      <w:r>
-        <w:t xml:space="preserve">    vector&lt;int&gt; </w:t>
-      </w:r>
-      <w:proofErr w:type="spellStart"/>
-      <w:r>
-        <w:t>NewArray</w:t>
-      </w:r>
-      <w:proofErr w:type="spellEnd"/>
-      <w:r>
-        <w:t xml:space="preserve"> = </w:t>
-      </w:r>
-      <w:proofErr w:type="spellStart"/>
-      <w:r>
-        <w:t>Arr</w:t>
-      </w:r>
-      <w:proofErr w:type="spellEnd"/>
-      <w:r>
-        <w:t>;</w:t>
-      </w:r>
-    </w:p>
-    <w:p>
-      <w:pPr>
-        <w:pStyle w:val="CodeStyle"/>
-        <w:keepLines/>
-        <w:jc w:val="both"/>
-      </w:pPr>
-    </w:p>
-    <w:p>
-      <w:pPr>
-        <w:pStyle w:val="CodeStyle"/>
-        <w:keepLines/>
-        <w:jc w:val="both"/>
-      </w:pPr>
-      <w:r>
-        <w:t xml:space="preserve">    for (int </w:t>
-      </w:r>
-      <w:proofErr w:type="spellStart"/>
-      <w:r>
-        <w:t>i</w:t>
-      </w:r>
-      <w:proofErr w:type="spellEnd"/>
-      <w:r>
-        <w:t xml:space="preserve"> = 1; </w:t>
-      </w:r>
-      <w:proofErr w:type="spellStart"/>
-      <w:r>
-        <w:t>i</w:t>
-      </w:r>
-      <w:proofErr w:type="spellEnd"/>
-      <w:r>
-        <w:t xml:space="preserve"> &lt; </w:t>
-      </w:r>
-      <w:proofErr w:type="spellStart"/>
-      <w:r>
-        <w:t>NewArray.size</w:t>
-      </w:r>
-      <w:proofErr w:type="spellEnd"/>
-      <w:r>
-        <w:t>(); ++</w:t>
-      </w:r>
-      <w:proofErr w:type="spellStart"/>
-      <w:r>
-        <w:t>i</w:t>
-      </w:r>
-      <w:proofErr w:type="spellEnd"/>
-      <w:r>
-        <w:t>) {</w:t>
-      </w:r>
-    </w:p>
-    <w:p>
-      <w:pPr>
-        <w:pStyle w:val="CodeStyle"/>
-        <w:keepLines/>
-        <w:jc w:val="both"/>
-      </w:pPr>
-      <w:r>
-        <w:t xml:space="preserve">        int key = </w:t>
-      </w:r>
-      <w:proofErr w:type="spellStart"/>
-      <w:r>
-        <w:t>NewArray</w:t>
-      </w:r>
-      <w:proofErr w:type="spellEnd"/>
-      <w:r>
-        <w:t>[</w:t>
-      </w:r>
-      <w:proofErr w:type="spellStart"/>
-      <w:r>
-        <w:t>i</w:t>
-      </w:r>
-      <w:proofErr w:type="spellEnd"/>
-      <w:r>
-        <w:t>];</w:t>
-      </w:r>
-    </w:p>
-    <w:p>
-      <w:pPr>
-        <w:pStyle w:val="CodeStyle"/>
-        <w:keepLines/>
-        <w:jc w:val="both"/>
-      </w:pPr>
-      <w:r>
-        <w:t xml:space="preserve">        int j = </w:t>
-      </w:r>
-      <w:proofErr w:type="spellStart"/>
-      <w:r>
-        <w:t>i</w:t>
-      </w:r>
-      <w:proofErr w:type="spellEnd"/>
-      <w:r>
-        <w:t xml:space="preserve"> - 1;</w:t>
-      </w:r>
-    </w:p>
-    <w:p>
-      <w:pPr>
-        <w:pStyle w:val="CodeStyle"/>
-        <w:keepLines/>
-        <w:jc w:val="both"/>
-      </w:pPr>
-    </w:p>
-    <w:p>
-      <w:pPr>
-        <w:pStyle w:val="CodeStyle"/>
-        <w:keepLines/>
-        <w:jc w:val="both"/>
-      </w:pPr>
-      <w:r>
-        <w:t xml:space="preserve">        while (j &gt;= 0 &amp;&amp; </w:t>
-      </w:r>
-      <w:proofErr w:type="spellStart"/>
-      <w:r>
-        <w:t>NewArray</w:t>
-      </w:r>
-      <w:proofErr w:type="spellEnd"/>
-      <w:r>
-        <w:t>[j] &gt; key) {</w:t>
-      </w:r>
-    </w:p>
-    <w:p>
-      <w:pPr>
-        <w:pStyle w:val="CodeStyle"/>
-        <w:keepLines/>
-        <w:jc w:val="both"/>
-      </w:pPr>
-      <w:r>
-        <w:t xml:space="preserve">            </w:t>
-      </w:r>
-      <w:proofErr w:type="spellStart"/>
-      <w:r>
-        <w:t>NewArray</w:t>
-      </w:r>
-      <w:proofErr w:type="spellEnd"/>
-      <w:r>
-        <w:t xml:space="preserve">[j + 1] = </w:t>
-      </w:r>
-      <w:proofErr w:type="spellStart"/>
-      <w:r>
-        <w:t>NewArray</w:t>
-      </w:r>
-      <w:proofErr w:type="spellEnd"/>
-      <w:r>
-        <w:t>[j];</w:t>
+        <w:t>vector&lt;int&gt; CopySort(const vector&lt;int&gt;&amp; Arr) {</w:t>
+      </w:r>
+    </w:p>
+    <w:p>
+      <w:pPr>
+        <w:pStyle w:val="CodeStyle"/>
+        <w:keepLines/>
+        <w:jc w:val="both"/>
+      </w:pPr>
+      <w:r>
+        <w:t xml:space="preserve">    vector&lt;int&gt; NewArray = Arr;</w:t>
+      </w:r>
+    </w:p>
+    <w:p>
+      <w:pPr>
+        <w:pStyle w:val="CodeStyle"/>
+        <w:keepLines/>
+        <w:jc w:val="both"/>
+      </w:pPr>
+    </w:p>
+    <w:p>
+      <w:pPr>
+        <w:pStyle w:val="CodeStyle"/>
+        <w:keepLines/>
+        <w:jc w:val="both"/>
+      </w:pPr>
+      <w:r>
+        <w:t xml:space="preserve">    for (int i = 1; i &lt; NewArray.size(); ++i) {</w:t>
+      </w:r>
+    </w:p>
+    <w:p>
+      <w:pPr>
+        <w:pStyle w:val="CodeStyle"/>
+        <w:keepLines/>
+        <w:jc w:val="both"/>
+      </w:pPr>
+      <w:r>
+        <w:t xml:space="preserve">        int key = NewArray[i];</w:t>
+      </w:r>
+    </w:p>
+    <w:p>
+      <w:pPr>
+        <w:pStyle w:val="CodeStyle"/>
+        <w:keepLines/>
+        <w:jc w:val="both"/>
+      </w:pPr>
+      <w:r>
+        <w:t xml:space="preserve">        int j = i - 1;</w:t>
+      </w:r>
+    </w:p>
+    <w:p>
+      <w:pPr>
+        <w:pStyle w:val="CodeStyle"/>
+        <w:keepLines/>
+        <w:jc w:val="both"/>
+      </w:pPr>
+    </w:p>
+    <w:p>
+      <w:pPr>
+        <w:pStyle w:val="CodeStyle"/>
+        <w:keepLines/>
+        <w:jc w:val="both"/>
+      </w:pPr>
+      <w:r>
+        <w:t xml:space="preserve">        while (j &gt;= 0 &amp;&amp; NewArray[j] &gt; key) {</w:t>
+      </w:r>
+    </w:p>
+    <w:p>
+      <w:pPr>
+        <w:pStyle w:val="CodeStyle"/>
+        <w:keepLines/>
+        <w:jc w:val="both"/>
+      </w:pPr>
+      <w:r>
+        <w:t xml:space="preserve">            NewArray[j + 1] = NewArray[j];</w:t>
       </w:r>
     </w:p>
     <w:p>
@@ -7925,15 +5835,7 @@
         <w:jc w:val="both"/>
       </w:pPr>
       <w:r>
-        <w:t xml:space="preserve">        </w:t>
-      </w:r>
-      <w:proofErr w:type="spellStart"/>
-      <w:r>
-        <w:t>NewArray</w:t>
-      </w:r>
-      <w:proofErr w:type="spellEnd"/>
-      <w:r>
-        <w:t>[j + 1] = key;</w:t>
+        <w:t xml:space="preserve">        NewArray[j + 1] = key;</w:t>
       </w:r>
     </w:p>
     <w:p>
@@ -7960,15 +5862,7 @@
         <w:jc w:val="both"/>
       </w:pPr>
       <w:r>
-        <w:t xml:space="preserve">    return </w:t>
-      </w:r>
-      <w:proofErr w:type="spellStart"/>
-      <w:r>
-        <w:t>NewArray</w:t>
-      </w:r>
-      <w:proofErr w:type="spellEnd"/>
-      <w:r>
-        <w:t>;</w:t>
+        <w:t xml:space="preserve">    return NewArray;</w:t>
       </w:r>
     </w:p>
     <w:p>
@@ -7995,49 +5889,17 @@
         <w:jc w:val="both"/>
       </w:pPr>
       <w:r>
-        <w:t xml:space="preserve">void </w:t>
-      </w:r>
-      <w:proofErr w:type="spellStart"/>
-      <w:r>
-        <w:t>PrintMatrix</w:t>
-      </w:r>
-      <w:proofErr w:type="spellEnd"/>
-      <w:r>
-        <w:t>(int** A, int N, int M) {</w:t>
-      </w:r>
-    </w:p>
-    <w:p>
-      <w:pPr>
-        <w:pStyle w:val="CodeStyle"/>
-        <w:keepLines/>
-        <w:jc w:val="both"/>
-      </w:pPr>
-      <w:r>
-        <w:t xml:space="preserve">    for (int </w:t>
-      </w:r>
-      <w:proofErr w:type="spellStart"/>
-      <w:r>
-        <w:t>i</w:t>
-      </w:r>
-      <w:proofErr w:type="spellEnd"/>
-      <w:r>
-        <w:t xml:space="preserve"> = 0; </w:t>
-      </w:r>
-      <w:proofErr w:type="spellStart"/>
-      <w:r>
-        <w:t>i</w:t>
-      </w:r>
-      <w:proofErr w:type="spellEnd"/>
-      <w:r>
-        <w:t xml:space="preserve"> &lt; N; ++</w:t>
-      </w:r>
-      <w:proofErr w:type="spellStart"/>
-      <w:r>
-        <w:t>i</w:t>
-      </w:r>
-      <w:proofErr w:type="spellEnd"/>
-      <w:r>
-        <w:t>) {</w:t>
+        <w:t>void PrintMatrix(int** A, int N, int M) {</w:t>
+      </w:r>
+    </w:p>
+    <w:p>
+      <w:pPr>
+        <w:pStyle w:val="CodeStyle"/>
+        <w:keepLines/>
+        <w:jc w:val="both"/>
+      </w:pPr>
+      <w:r>
+        <w:t xml:space="preserve">    for (int i = 0; i &lt; N; ++i) {</w:t>
       </w:r>
     </w:p>
     <w:p>
@@ -8057,23 +5919,7 @@
         <w:jc w:val="both"/>
       </w:pPr>
       <w:r>
-        <w:t xml:space="preserve">            </w:t>
-      </w:r>
-      <w:proofErr w:type="spellStart"/>
-      <w:r>
-        <w:t>cout</w:t>
-      </w:r>
-      <w:proofErr w:type="spellEnd"/>
-      <w:r>
-        <w:t xml:space="preserve"> &lt;&lt; A[</w:t>
-      </w:r>
-      <w:proofErr w:type="spellStart"/>
-      <w:r>
-        <w:t>i</w:t>
-      </w:r>
-      <w:proofErr w:type="spellEnd"/>
-      <w:r>
-        <w:t>][j] &lt;&lt; "\t";</w:t>
+        <w:t xml:space="preserve">            cout &lt;&lt; A[i][j] &lt;&lt; "\t";</w:t>
       </w:r>
     </w:p>
     <w:p>
@@ -8093,15 +5939,7 @@
         <w:jc w:val="both"/>
       </w:pPr>
       <w:r>
-        <w:t xml:space="preserve">        </w:t>
-      </w:r>
-      <w:proofErr w:type="spellStart"/>
-      <w:r>
-        <w:t>cout</w:t>
-      </w:r>
-      <w:proofErr w:type="spellEnd"/>
-      <w:r>
-        <w:t xml:space="preserve"> &lt;&lt; "\n";</w:t>
+        <w:t xml:space="preserve">        cout &lt;&lt; "\n";</w:t>
       </w:r>
     </w:p>
     <w:p>
@@ -8121,15 +5959,7 @@
         <w:jc w:val="both"/>
       </w:pPr>
       <w:r>
-        <w:t xml:space="preserve">    </w:t>
-      </w:r>
-      <w:proofErr w:type="spellStart"/>
-      <w:r>
-        <w:t>cout</w:t>
-      </w:r>
-      <w:proofErr w:type="spellEnd"/>
-      <w:r>
-        <w:t xml:space="preserve"> &lt;&lt; "\n";</w:t>
+        <w:t xml:space="preserve">    cout &lt;&lt; "\n";</w:t>
       </w:r>
     </w:p>
     <w:p>
@@ -8156,41 +5986,17 @@
         <w:jc w:val="both"/>
       </w:pPr>
       <w:r>
-        <w:t xml:space="preserve">int </w:t>
-      </w:r>
-      <w:proofErr w:type="spellStart"/>
-      <w:r>
-        <w:t>GetHeight</w:t>
-      </w:r>
-      <w:proofErr w:type="spellEnd"/>
-      <w:r>
-        <w:t>(</w:t>
-      </w:r>
-      <w:proofErr w:type="spellStart"/>
-      <w:r>
-        <w:t>AVLNode</w:t>
-      </w:r>
-      <w:proofErr w:type="spellEnd"/>
-      <w:r>
-        <w:t>* node) {</w:t>
-      </w:r>
-    </w:p>
-    <w:p>
-      <w:pPr>
-        <w:pStyle w:val="CodeStyle"/>
-        <w:keepLines/>
-        <w:jc w:val="both"/>
-      </w:pPr>
-      <w:r>
-        <w:t xml:space="preserve">    if (node == </w:t>
-      </w:r>
-      <w:proofErr w:type="spellStart"/>
-      <w:r>
-        <w:t>nullptr</w:t>
-      </w:r>
-      <w:proofErr w:type="spellEnd"/>
-      <w:r>
-        <w:t>) return 0;</w:t>
+        <w:t>int GetHeight(AVLNode* node) {</w:t>
+      </w:r>
+    </w:p>
+    <w:p>
+      <w:pPr>
+        <w:pStyle w:val="CodeStyle"/>
+        <w:keepLines/>
+        <w:jc w:val="both"/>
+      </w:pPr>
+      <w:r>
+        <w:t xml:space="preserve">    if (node == nullptr) return 0;</w:t>
       </w:r>
     </w:p>
     <w:p>
@@ -8227,119 +6033,47 @@
         <w:jc w:val="both"/>
       </w:pPr>
       <w:r>
-        <w:t xml:space="preserve">void </w:t>
-      </w:r>
-      <w:proofErr w:type="spellStart"/>
-      <w:r>
-        <w:t>UpdateHeight</w:t>
-      </w:r>
-      <w:proofErr w:type="spellEnd"/>
-      <w:r>
-        <w:t>(</w:t>
-      </w:r>
-      <w:proofErr w:type="spellStart"/>
-      <w:r>
-        <w:t>AVLNode</w:t>
-      </w:r>
-      <w:proofErr w:type="spellEnd"/>
-      <w:r>
-        <w:t>* node) {</w:t>
-      </w:r>
-    </w:p>
-    <w:p>
-      <w:pPr>
-        <w:pStyle w:val="CodeStyle"/>
-        <w:keepLines/>
-        <w:jc w:val="both"/>
-      </w:pPr>
-      <w:r>
-        <w:t xml:space="preserve">    if (node != </w:t>
-      </w:r>
-      <w:proofErr w:type="spellStart"/>
-      <w:r>
-        <w:t>nullptr</w:t>
-      </w:r>
-      <w:proofErr w:type="spellEnd"/>
-      <w:r>
-        <w:t>) {</w:t>
-      </w:r>
-    </w:p>
-    <w:p>
-      <w:pPr>
-        <w:pStyle w:val="CodeStyle"/>
-        <w:keepLines/>
-        <w:jc w:val="both"/>
-      </w:pPr>
-      <w:r>
-        <w:t xml:space="preserve">        int </w:t>
-      </w:r>
-      <w:proofErr w:type="spellStart"/>
-      <w:r>
-        <w:t>LeftHeight</w:t>
-      </w:r>
-      <w:proofErr w:type="spellEnd"/>
-      <w:r>
-        <w:t xml:space="preserve"> = </w:t>
-      </w:r>
-      <w:proofErr w:type="spellStart"/>
-      <w:r>
-        <w:t>GetHeight</w:t>
-      </w:r>
-      <w:proofErr w:type="spellEnd"/>
-      <w:r>
-        <w:t>(node-&gt;left);</w:t>
-      </w:r>
-    </w:p>
-    <w:p>
-      <w:pPr>
-        <w:pStyle w:val="CodeStyle"/>
-        <w:keepLines/>
-        <w:jc w:val="both"/>
-      </w:pPr>
-      <w:r>
-        <w:t xml:space="preserve">        int </w:t>
-      </w:r>
-      <w:proofErr w:type="spellStart"/>
-      <w:r>
-        <w:t>RightHeight</w:t>
-      </w:r>
-      <w:proofErr w:type="spellEnd"/>
-      <w:r>
-        <w:t xml:space="preserve"> = </w:t>
-      </w:r>
-      <w:proofErr w:type="spellStart"/>
-      <w:r>
-        <w:t>GetHeight</w:t>
-      </w:r>
-      <w:proofErr w:type="spellEnd"/>
-      <w:r>
-        <w:t>(node-&gt;right);</w:t>
-      </w:r>
-    </w:p>
-    <w:p>
-      <w:pPr>
-        <w:pStyle w:val="CodeStyle"/>
-        <w:keepLines/>
-        <w:jc w:val="both"/>
-      </w:pPr>
-      <w:r>
-        <w:t xml:space="preserve">        node-&gt;height = 1 + max(</w:t>
-      </w:r>
-      <w:proofErr w:type="spellStart"/>
-      <w:r>
-        <w:t>LeftHeight</w:t>
-      </w:r>
-      <w:proofErr w:type="spellEnd"/>
-      <w:r>
-        <w:t xml:space="preserve">, </w:t>
-      </w:r>
-      <w:proofErr w:type="spellStart"/>
-      <w:r>
-        <w:t>RightHeight</w:t>
-      </w:r>
-      <w:proofErr w:type="spellEnd"/>
-      <w:r>
-        <w:t>);</w:t>
+        <w:t>void UpdateHeight(AVLNode* node) {</w:t>
+      </w:r>
+    </w:p>
+    <w:p>
+      <w:pPr>
+        <w:pStyle w:val="CodeStyle"/>
+        <w:keepLines/>
+        <w:jc w:val="both"/>
+      </w:pPr>
+      <w:r>
+        <w:t xml:space="preserve">    if (node != nullptr) {</w:t>
+      </w:r>
+    </w:p>
+    <w:p>
+      <w:pPr>
+        <w:pStyle w:val="CodeStyle"/>
+        <w:keepLines/>
+        <w:jc w:val="both"/>
+      </w:pPr>
+      <w:r>
+        <w:t xml:space="preserve">        int LeftHeight = GetHeight(node-&gt;left);</w:t>
+      </w:r>
+    </w:p>
+    <w:p>
+      <w:pPr>
+        <w:pStyle w:val="CodeStyle"/>
+        <w:keepLines/>
+        <w:jc w:val="both"/>
+      </w:pPr>
+      <w:r>
+        <w:t xml:space="preserve">        int RightHeight = GetHeight(node-&gt;right);</w:t>
+      </w:r>
+    </w:p>
+    <w:p>
+      <w:pPr>
+        <w:pStyle w:val="CodeStyle"/>
+        <w:keepLines/>
+        <w:jc w:val="both"/>
+      </w:pPr>
+      <w:r>
+        <w:t xml:space="preserve">        node-&gt;height = 1 + max(LeftHeight, RightHeight);</w:t>
       </w:r>
     </w:p>
     <w:p>
@@ -8376,67 +6110,27 @@
         <w:jc w:val="both"/>
       </w:pPr>
       <w:r>
-        <w:t xml:space="preserve">int </w:t>
-      </w:r>
-      <w:proofErr w:type="spellStart"/>
-      <w:r>
-        <w:t>GetBalance</w:t>
-      </w:r>
-      <w:proofErr w:type="spellEnd"/>
-      <w:r>
-        <w:t>(</w:t>
-      </w:r>
-      <w:proofErr w:type="spellStart"/>
-      <w:r>
-        <w:t>AVLNode</w:t>
-      </w:r>
-      <w:proofErr w:type="spellEnd"/>
-      <w:r>
-        <w:t>* node) {</w:t>
-      </w:r>
-    </w:p>
-    <w:p>
-      <w:pPr>
-        <w:pStyle w:val="CodeStyle"/>
-        <w:keepLines/>
-        <w:jc w:val="both"/>
-      </w:pPr>
-      <w:r>
-        <w:t xml:space="preserve">    if (node == </w:t>
-      </w:r>
-      <w:proofErr w:type="spellStart"/>
-      <w:r>
-        <w:t>nullptr</w:t>
-      </w:r>
-      <w:proofErr w:type="spellEnd"/>
-      <w:r>
-        <w:t>) return 0;</w:t>
-      </w:r>
-    </w:p>
-    <w:p>
-      <w:pPr>
-        <w:pStyle w:val="CodeStyle"/>
-        <w:keepLines/>
-        <w:jc w:val="both"/>
-      </w:pPr>
-      <w:r>
-        <w:t xml:space="preserve">    return </w:t>
-      </w:r>
-      <w:proofErr w:type="spellStart"/>
-      <w:r>
-        <w:t>GetHeight</w:t>
-      </w:r>
-      <w:proofErr w:type="spellEnd"/>
-      <w:r>
-        <w:t xml:space="preserve">(node-&gt;left) - </w:t>
-      </w:r>
-      <w:proofErr w:type="spellStart"/>
-      <w:r>
-        <w:t>GetHeight</w:t>
-      </w:r>
-      <w:proofErr w:type="spellEnd"/>
-      <w:r>
-        <w:t>(node-&gt;right);</w:t>
+        <w:t>int GetBalance(AVLNode* node) {</w:t>
+      </w:r>
+    </w:p>
+    <w:p>
+      <w:pPr>
+        <w:pStyle w:val="CodeStyle"/>
+        <w:keepLines/>
+        <w:jc w:val="both"/>
+      </w:pPr>
+      <w:r>
+        <w:t xml:space="preserve">    if (node == nullptr) return 0;</w:t>
+      </w:r>
+    </w:p>
+    <w:p>
+      <w:pPr>
+        <w:pStyle w:val="CodeStyle"/>
+        <w:keepLines/>
+        <w:jc w:val="both"/>
+      </w:pPr>
+      <w:r>
+        <w:t xml:space="preserve">    return GetHeight(node-&gt;left) - GetHeight(node-&gt;right);</w:t>
       </w:r>
     </w:p>
     <w:p>
@@ -8462,65 +6156,28 @@
         <w:keepLines/>
         <w:jc w:val="both"/>
       </w:pPr>
-      <w:proofErr w:type="spellStart"/>
-      <w:r>
-        <w:t>AVLNode</w:t>
-      </w:r>
-      <w:proofErr w:type="spellEnd"/>
-      <w:r>
-        <w:t xml:space="preserve">* </w:t>
-      </w:r>
-      <w:proofErr w:type="spellStart"/>
-      <w:r>
-        <w:t>RotateRight</w:t>
-      </w:r>
-      <w:proofErr w:type="spellEnd"/>
-      <w:r>
-        <w:t>(</w:t>
-      </w:r>
-      <w:proofErr w:type="spellStart"/>
-      <w:r>
-        <w:t>AVLNode</w:t>
-      </w:r>
-      <w:proofErr w:type="spellEnd"/>
-      <w:r>
-        <w:t>* y) {</w:t>
-      </w:r>
-    </w:p>
-    <w:p>
-      <w:pPr>
-        <w:pStyle w:val="CodeStyle"/>
-        <w:keepLines/>
-        <w:jc w:val="both"/>
-      </w:pPr>
-      <w:r>
-        <w:t xml:space="preserve">    </w:t>
-      </w:r>
-      <w:proofErr w:type="spellStart"/>
-      <w:r>
-        <w:t>AVLNode</w:t>
-      </w:r>
-      <w:proofErr w:type="spellEnd"/>
-      <w:r>
-        <w:t>* x = y-&gt;left;</w:t>
-      </w:r>
-    </w:p>
-    <w:p>
-      <w:pPr>
-        <w:pStyle w:val="CodeStyle"/>
-        <w:keepLines/>
-        <w:jc w:val="both"/>
-      </w:pPr>
-      <w:r>
-        <w:t xml:space="preserve">    </w:t>
-      </w:r>
-      <w:proofErr w:type="spellStart"/>
-      <w:r>
-        <w:t>AVLNode</w:t>
-      </w:r>
-      <w:proofErr w:type="spellEnd"/>
-      <w:r>
-        <w:t>* T2 = x-&gt;right;</w:t>
+      <w:r>
+        <w:t>AVLNode* RotateRight(AVLNode* y) {</w:t>
+      </w:r>
+    </w:p>
+    <w:p>
+      <w:pPr>
+        <w:pStyle w:val="CodeStyle"/>
+        <w:keepLines/>
+        <w:jc w:val="both"/>
+      </w:pPr>
+      <w:r>
+        <w:t xml:space="preserve">    AVLNode* x = y-&gt;left;</w:t>
+      </w:r>
+    </w:p>
+    <w:p>
+      <w:pPr>
+        <w:pStyle w:val="CodeStyle"/>
+        <w:keepLines/>
+        <w:jc w:val="both"/>
+      </w:pPr>
+      <w:r>
+        <w:t xml:space="preserve">    AVLNode* T2 = x-&gt;right;</w:t>
       </w:r>
     </w:p>
     <w:p>
@@ -8564,33 +6221,17 @@
         <w:jc w:val="both"/>
       </w:pPr>
       <w:r>
-        <w:t xml:space="preserve">    </w:t>
-      </w:r>
-      <w:proofErr w:type="spellStart"/>
-      <w:r>
-        <w:t>UpdateHeight</w:t>
-      </w:r>
-      <w:proofErr w:type="spellEnd"/>
-      <w:r>
-        <w:t>(y);</w:t>
-      </w:r>
-    </w:p>
-    <w:p>
-      <w:pPr>
-        <w:pStyle w:val="CodeStyle"/>
-        <w:keepLines/>
-        <w:jc w:val="both"/>
-      </w:pPr>
-      <w:r>
-        <w:t xml:space="preserve">    </w:t>
-      </w:r>
-      <w:proofErr w:type="spellStart"/>
-      <w:r>
-        <w:t>UpdateHeight</w:t>
-      </w:r>
-      <w:proofErr w:type="spellEnd"/>
-      <w:r>
-        <w:t>(x);</w:t>
+        <w:t xml:space="preserve">    UpdateHeight(y);</w:t>
+      </w:r>
+    </w:p>
+    <w:p>
+      <w:pPr>
+        <w:pStyle w:val="CodeStyle"/>
+        <w:keepLines/>
+        <w:jc w:val="both"/>
+      </w:pPr>
+      <w:r>
+        <w:t xml:space="preserve">    UpdateHeight(x);</w:t>
       </w:r>
     </w:p>
     <w:p>
@@ -8633,29 +6274,8 @@
         <w:keepLines/>
         <w:jc w:val="both"/>
       </w:pPr>
-      <w:proofErr w:type="spellStart"/>
-      <w:r>
-        <w:t>AVLNode</w:t>
-      </w:r>
-      <w:proofErr w:type="spellEnd"/>
-      <w:r>
-        <w:t xml:space="preserve">* </w:t>
-      </w:r>
-      <w:proofErr w:type="spellStart"/>
-      <w:r>
-        <w:t>RotateLeft</w:t>
-      </w:r>
-      <w:proofErr w:type="spellEnd"/>
-      <w:r>
-        <w:t>(</w:t>
-      </w:r>
-      <w:proofErr w:type="spellStart"/>
-      <w:r>
-        <w:t>AVLNode</w:t>
-      </w:r>
-      <w:proofErr w:type="spellEnd"/>
-      <w:r>
-        <w:t>* x) {</w:t>
+      <w:r>
+        <w:t>AVLNode* RotateLeft(AVLNode* x) {</w:t>
       </w:r>
     </w:p>
     <w:p>
@@ -8666,33 +6286,17 @@
       </w:pPr>
       <w:r>
         <w:lastRenderedPageBreak/>
-        <w:t xml:space="preserve">    </w:t>
-      </w:r>
-      <w:proofErr w:type="spellStart"/>
-      <w:r>
-        <w:t>AVLNode</w:t>
-      </w:r>
-      <w:proofErr w:type="spellEnd"/>
-      <w:r>
-        <w:t>* y = x-&gt;right;</w:t>
-      </w:r>
-    </w:p>
-    <w:p>
-      <w:pPr>
-        <w:pStyle w:val="CodeStyle"/>
-        <w:keepLines/>
-        <w:jc w:val="both"/>
-      </w:pPr>
-      <w:r>
-        <w:t xml:space="preserve">    </w:t>
-      </w:r>
-      <w:proofErr w:type="spellStart"/>
-      <w:r>
-        <w:t>AVLNode</w:t>
-      </w:r>
-      <w:proofErr w:type="spellEnd"/>
-      <w:r>
-        <w:t>* T2 = y-&gt;left;</w:t>
+        <w:t xml:space="preserve">    AVLNode* y = x-&gt;right;</w:t>
+      </w:r>
+    </w:p>
+    <w:p>
+      <w:pPr>
+        <w:pStyle w:val="CodeStyle"/>
+        <w:keepLines/>
+        <w:jc w:val="both"/>
+      </w:pPr>
+      <w:r>
+        <w:t xml:space="preserve">    AVLNode* T2 = y-&gt;left;</w:t>
       </w:r>
     </w:p>
     <w:p>
@@ -8736,33 +6340,17 @@
         <w:jc w:val="both"/>
       </w:pPr>
       <w:r>
-        <w:t xml:space="preserve">    </w:t>
-      </w:r>
-      <w:proofErr w:type="spellStart"/>
-      <w:r>
-        <w:t>UpdateHeight</w:t>
-      </w:r>
-      <w:proofErr w:type="spellEnd"/>
-      <w:r>
-        <w:t>(x);</w:t>
-      </w:r>
-    </w:p>
-    <w:p>
-      <w:pPr>
-        <w:pStyle w:val="CodeStyle"/>
-        <w:keepLines/>
-        <w:jc w:val="both"/>
-      </w:pPr>
-      <w:r>
-        <w:t xml:space="preserve">    </w:t>
-      </w:r>
-      <w:proofErr w:type="spellStart"/>
-      <w:r>
-        <w:t>UpdateHeight</w:t>
-      </w:r>
-      <w:proofErr w:type="spellEnd"/>
-      <w:r>
-        <w:t>(y);</w:t>
+        <w:t xml:space="preserve">    UpdateHeight(x);</w:t>
+      </w:r>
+    </w:p>
+    <w:p>
+      <w:pPr>
+        <w:pStyle w:val="CodeStyle"/>
+        <w:keepLines/>
+        <w:jc w:val="both"/>
+      </w:pPr>
+      <w:r>
+        <w:t xml:space="preserve">    UpdateHeight(y);</w:t>
       </w:r>
     </w:p>
     <w:p>
@@ -8805,65 +6393,28 @@
         <w:keepLines/>
         <w:jc w:val="both"/>
       </w:pPr>
-      <w:proofErr w:type="spellStart"/>
-      <w:r>
-        <w:t>AVLNode</w:t>
-      </w:r>
-      <w:proofErr w:type="spellEnd"/>
-      <w:r>
-        <w:t xml:space="preserve">* </w:t>
-      </w:r>
-      <w:proofErr w:type="spellStart"/>
-      <w:r>
-        <w:t>InsertAVL</w:t>
-      </w:r>
-      <w:proofErr w:type="spellEnd"/>
-      <w:r>
-        <w:t>(</w:t>
-      </w:r>
-      <w:proofErr w:type="spellStart"/>
-      <w:r>
-        <w:t>AVLNode</w:t>
-      </w:r>
-      <w:proofErr w:type="spellEnd"/>
-      <w:r>
-        <w:t>* node, int value) {</w:t>
-      </w:r>
-    </w:p>
-    <w:p>
-      <w:pPr>
-        <w:pStyle w:val="CodeStyle"/>
-        <w:keepLines/>
-        <w:jc w:val="both"/>
-      </w:pPr>
-      <w:r>
-        <w:t xml:space="preserve">    if (node == </w:t>
-      </w:r>
-      <w:proofErr w:type="spellStart"/>
-      <w:r>
-        <w:t>nullptr</w:t>
-      </w:r>
-      <w:proofErr w:type="spellEnd"/>
-      <w:r>
-        <w:t>) {</w:t>
-      </w:r>
-    </w:p>
-    <w:p>
-      <w:pPr>
-        <w:pStyle w:val="CodeStyle"/>
-        <w:keepLines/>
-        <w:jc w:val="both"/>
-      </w:pPr>
-      <w:r>
-        <w:t xml:space="preserve">        return new </w:t>
-      </w:r>
-      <w:proofErr w:type="spellStart"/>
-      <w:r>
-        <w:t>AVLNode</w:t>
-      </w:r>
-      <w:proofErr w:type="spellEnd"/>
-      <w:r>
-        <w:t>(value);</w:t>
+      <w:r>
+        <w:t>AVLNode* InsertAVL(AVLNode* node, int value) {</w:t>
+      </w:r>
+    </w:p>
+    <w:p>
+      <w:pPr>
+        <w:pStyle w:val="CodeStyle"/>
+        <w:keepLines/>
+        <w:jc w:val="both"/>
+      </w:pPr>
+      <w:r>
+        <w:t xml:space="preserve">    if (node == nullptr) {</w:t>
+      </w:r>
+    </w:p>
+    <w:p>
+      <w:pPr>
+        <w:pStyle w:val="CodeStyle"/>
+        <w:keepLines/>
+        <w:jc w:val="both"/>
+      </w:pPr>
+      <w:r>
+        <w:t xml:space="preserve">        return new AVLNode(value);</w:t>
       </w:r>
     </w:p>
     <w:p>
@@ -8900,15 +6451,7 @@
         <w:jc w:val="both"/>
       </w:pPr>
       <w:r>
-        <w:t xml:space="preserve">        node-&gt;left = </w:t>
-      </w:r>
-      <w:proofErr w:type="spellStart"/>
-      <w:r>
-        <w:t>InsertAVL</w:t>
-      </w:r>
-      <w:proofErr w:type="spellEnd"/>
-      <w:r>
-        <w:t>(node-&gt;left, value);</w:t>
+        <w:t xml:space="preserve">        node-&gt;left = InsertAVL(node-&gt;left, value);</w:t>
       </w:r>
     </w:p>
     <w:p>
@@ -8928,15 +6471,7 @@
         <w:jc w:val="both"/>
       </w:pPr>
       <w:r>
-        <w:t xml:space="preserve">        node-&gt;right = </w:t>
-      </w:r>
-      <w:proofErr w:type="spellStart"/>
-      <w:r>
-        <w:t>InsertAVL</w:t>
-      </w:r>
-      <w:proofErr w:type="spellEnd"/>
-      <w:r>
-        <w:t>(node-&gt;right, value);</w:t>
+        <w:t xml:space="preserve">        node-&gt;right = InsertAVL(node-&gt;right, value);</w:t>
       </w:r>
     </w:p>
     <w:p>
@@ -8993,33 +6528,17 @@
         <w:jc w:val="both"/>
       </w:pPr>
       <w:r>
-        <w:t xml:space="preserve">    </w:t>
-      </w:r>
-      <w:proofErr w:type="spellStart"/>
-      <w:r>
-        <w:t>UpdateHeight</w:t>
-      </w:r>
-      <w:proofErr w:type="spellEnd"/>
-      <w:r>
-        <w:t>(node);</w:t>
-      </w:r>
-    </w:p>
-    <w:p>
-      <w:pPr>
-        <w:pStyle w:val="CodeStyle"/>
-        <w:keepLines/>
-        <w:jc w:val="both"/>
-      </w:pPr>
-      <w:r>
-        <w:t xml:space="preserve">    int balance = </w:t>
-      </w:r>
-      <w:proofErr w:type="spellStart"/>
-      <w:r>
-        <w:t>GetBalance</w:t>
-      </w:r>
-      <w:proofErr w:type="spellEnd"/>
-      <w:r>
-        <w:t>(node);</w:t>
+        <w:t xml:space="preserve">    UpdateHeight(node);</w:t>
+      </w:r>
+    </w:p>
+    <w:p>
+      <w:pPr>
+        <w:pStyle w:val="CodeStyle"/>
+        <w:keepLines/>
+        <w:jc w:val="both"/>
+      </w:pPr>
+      <w:r>
+        <w:t xml:space="preserve">    int balance = GetBalance(node);</w:t>
       </w:r>
     </w:p>
     <w:p>
@@ -9046,15 +6565,7 @@
         <w:jc w:val="both"/>
       </w:pPr>
       <w:r>
-        <w:t xml:space="preserve">        return </w:t>
-      </w:r>
-      <w:proofErr w:type="spellStart"/>
-      <w:r>
-        <w:t>RotateRight</w:t>
-      </w:r>
-      <w:proofErr w:type="spellEnd"/>
-      <w:r>
-        <w:t>(node);</w:t>
+        <w:t xml:space="preserve">        return RotateRight(node);</w:t>
       </w:r>
     </w:p>
     <w:p>
@@ -9091,15 +6602,7 @@
         <w:jc w:val="both"/>
       </w:pPr>
       <w:r>
-        <w:t xml:space="preserve">        return </w:t>
-      </w:r>
-      <w:proofErr w:type="spellStart"/>
-      <w:r>
-        <w:t>RotateLeft</w:t>
-      </w:r>
-      <w:proofErr w:type="spellEnd"/>
-      <w:r>
-        <w:t>(node);</w:t>
+        <w:t xml:space="preserve">        return RotateLeft(node);</w:t>
       </w:r>
     </w:p>
     <w:p>
@@ -9136,33 +6639,17 @@
         <w:jc w:val="both"/>
       </w:pPr>
       <w:r>
-        <w:t xml:space="preserve">        node-&gt;left = </w:t>
-      </w:r>
-      <w:proofErr w:type="spellStart"/>
-      <w:r>
-        <w:t>RotateLeft</w:t>
-      </w:r>
-      <w:proofErr w:type="spellEnd"/>
-      <w:r>
-        <w:t>(node-&gt;left);</w:t>
-      </w:r>
-    </w:p>
-    <w:p>
-      <w:pPr>
-        <w:pStyle w:val="CodeStyle"/>
-        <w:keepLines/>
-        <w:jc w:val="both"/>
-      </w:pPr>
-      <w:r>
-        <w:t xml:space="preserve">        return </w:t>
-      </w:r>
-      <w:proofErr w:type="spellStart"/>
-      <w:r>
-        <w:t>RotateRight</w:t>
-      </w:r>
-      <w:proofErr w:type="spellEnd"/>
-      <w:r>
-        <w:t>(node);</w:t>
+        <w:t xml:space="preserve">        node-&gt;left = RotateLeft(node-&gt;left);</w:t>
+      </w:r>
+    </w:p>
+    <w:p>
+      <w:pPr>
+        <w:pStyle w:val="CodeStyle"/>
+        <w:keepLines/>
+        <w:jc w:val="both"/>
+      </w:pPr>
+      <w:r>
+        <w:t xml:space="preserve">        return RotateRight(node);</w:t>
       </w:r>
     </w:p>
     <w:p>
@@ -9199,33 +6686,17 @@
         <w:jc w:val="both"/>
       </w:pPr>
       <w:r>
-        <w:t xml:space="preserve">        node-&gt;right = </w:t>
-      </w:r>
-      <w:proofErr w:type="spellStart"/>
-      <w:r>
-        <w:t>RotateRight</w:t>
-      </w:r>
-      <w:proofErr w:type="spellEnd"/>
-      <w:r>
-        <w:t>(node-&gt;right);</w:t>
-      </w:r>
-    </w:p>
-    <w:p>
-      <w:pPr>
-        <w:pStyle w:val="CodeStyle"/>
-        <w:keepLines/>
-        <w:jc w:val="both"/>
-      </w:pPr>
-      <w:r>
-        <w:t xml:space="preserve">        return </w:t>
-      </w:r>
-      <w:proofErr w:type="spellStart"/>
-      <w:r>
-        <w:t>RotateLeft</w:t>
-      </w:r>
-      <w:proofErr w:type="spellEnd"/>
-      <w:r>
-        <w:t>(node);</w:t>
+        <w:t xml:space="preserve">        node-&gt;right = RotateRight(node-&gt;right);</w:t>
+      </w:r>
+    </w:p>
+    <w:p>
+      <w:pPr>
+        <w:pStyle w:val="CodeStyle"/>
+        <w:keepLines/>
+        <w:jc w:val="both"/>
+      </w:pPr>
+      <w:r>
+        <w:t xml:space="preserve">        return RotateLeft(node);</w:t>
       </w:r>
     </w:p>
     <w:p>
@@ -9279,66 +6750,34 @@
         <w:jc w:val="both"/>
       </w:pPr>
       <w:r>
-        <w:t xml:space="preserve">bool </w:t>
-      </w:r>
-      <w:proofErr w:type="spellStart"/>
-      <w:r>
-        <w:t>SearchAVL</w:t>
-      </w:r>
-      <w:proofErr w:type="spellEnd"/>
-      <w:r>
-        <w:t>(</w:t>
-      </w:r>
-      <w:proofErr w:type="spellStart"/>
-      <w:r>
-        <w:t>AVLNode</w:t>
-      </w:r>
-      <w:proofErr w:type="spellEnd"/>
-      <w:r>
-        <w:t>* root, int value, int&amp; comparisons) {</w:t>
-      </w:r>
-    </w:p>
-    <w:p>
-      <w:pPr>
-        <w:pStyle w:val="CodeStyle"/>
-        <w:keepLines/>
-        <w:jc w:val="both"/>
-      </w:pPr>
-      <w:r>
-        <w:t xml:space="preserve">    </w:t>
-      </w:r>
-      <w:proofErr w:type="spellStart"/>
-      <w:r>
-        <w:t>AVLNode</w:t>
-      </w:r>
-      <w:proofErr w:type="spellEnd"/>
-      <w:r>
-        <w:t>* current = root;</w:t>
-      </w:r>
-    </w:p>
-    <w:p>
-      <w:pPr>
-        <w:pStyle w:val="CodeStyle"/>
-        <w:keepLines/>
-        <w:jc w:val="both"/>
-      </w:pPr>
-    </w:p>
-    <w:p>
-      <w:pPr>
-        <w:pStyle w:val="CodeStyle"/>
-        <w:keepLines/>
-        <w:jc w:val="both"/>
-      </w:pPr>
-      <w:r>
-        <w:t xml:space="preserve">    while (current != </w:t>
-      </w:r>
-      <w:proofErr w:type="spellStart"/>
-      <w:r>
-        <w:t>nullptr</w:t>
-      </w:r>
-      <w:proofErr w:type="spellEnd"/>
-      <w:r>
-        <w:t>) {</w:t>
+        <w:t>bool SearchAVL(AVLNode* root, int value, int&amp; comparisons) {</w:t>
+      </w:r>
+    </w:p>
+    <w:p>
+      <w:pPr>
+        <w:pStyle w:val="CodeStyle"/>
+        <w:keepLines/>
+        <w:jc w:val="both"/>
+      </w:pPr>
+      <w:r>
+        <w:t xml:space="preserve">    AVLNode* current = root;</w:t>
+      </w:r>
+    </w:p>
+    <w:p>
+      <w:pPr>
+        <w:pStyle w:val="CodeStyle"/>
+        <w:keepLines/>
+        <w:jc w:val="both"/>
+      </w:pPr>
+    </w:p>
+    <w:p>
+      <w:pPr>
+        <w:pStyle w:val="CodeStyle"/>
+        <w:keepLines/>
+        <w:jc w:val="both"/>
+      </w:pPr>
+      <w:r>
+        <w:t xml:space="preserve">    while (current != nullptr) {</w:t>
       </w:r>
     </w:p>
     <w:p>
@@ -9479,118 +6918,54 @@
         <w:jc w:val="both"/>
       </w:pPr>
       <w:r>
-        <w:t xml:space="preserve">void </w:t>
-      </w:r>
-      <w:proofErr w:type="spellStart"/>
-      <w:r>
-        <w:t>PrintInOrder</w:t>
-      </w:r>
-      <w:proofErr w:type="spellEnd"/>
-      <w:r>
-        <w:t>(</w:t>
-      </w:r>
-      <w:proofErr w:type="spellStart"/>
-      <w:r>
-        <w:t>AVLNode</w:t>
-      </w:r>
-      <w:proofErr w:type="spellEnd"/>
-      <w:r>
-        <w:t>* root) {</w:t>
-      </w:r>
-    </w:p>
-    <w:p>
-      <w:pPr>
-        <w:pStyle w:val="CodeStyle"/>
-        <w:keepLines/>
-        <w:jc w:val="both"/>
-      </w:pPr>
-      <w:r>
-        <w:t xml:space="preserve">    if (root == </w:t>
-      </w:r>
-      <w:proofErr w:type="spellStart"/>
-      <w:r>
-        <w:t>nullptr</w:t>
-      </w:r>
-      <w:proofErr w:type="spellEnd"/>
-      <w:r>
-        <w:t>) return;</w:t>
-      </w:r>
-    </w:p>
-    <w:p>
-      <w:pPr>
-        <w:pStyle w:val="CodeStyle"/>
-        <w:keepLines/>
-        <w:jc w:val="both"/>
-      </w:pPr>
-    </w:p>
-    <w:p>
-      <w:pPr>
-        <w:pStyle w:val="CodeStyle"/>
-        <w:keepLines/>
-        <w:jc w:val="both"/>
-      </w:pPr>
-      <w:r>
-        <w:t xml:space="preserve">    </w:t>
-      </w:r>
-      <w:proofErr w:type="spellStart"/>
-      <w:r>
-        <w:t>PrintInOrder</w:t>
-      </w:r>
-      <w:proofErr w:type="spellEnd"/>
-      <w:r>
-        <w:t>(root-&gt;left);</w:t>
-      </w:r>
-    </w:p>
-    <w:p>
-      <w:pPr>
-        <w:pStyle w:val="CodeStyle"/>
-        <w:keepLines/>
-        <w:jc w:val="both"/>
-      </w:pPr>
-      <w:r>
-        <w:t xml:space="preserve">    for (int </w:t>
-      </w:r>
-      <w:proofErr w:type="spellStart"/>
-      <w:r>
-        <w:t>i</w:t>
-      </w:r>
-      <w:proofErr w:type="spellEnd"/>
-      <w:r>
-        <w:t xml:space="preserve"> = 0; </w:t>
-      </w:r>
-      <w:proofErr w:type="spellStart"/>
-      <w:r>
-        <w:t>i</w:t>
-      </w:r>
-      <w:proofErr w:type="spellEnd"/>
-      <w:r>
-        <w:t xml:space="preserve"> &lt; root-&gt;count; ++</w:t>
-      </w:r>
-      <w:proofErr w:type="spellStart"/>
-      <w:r>
-        <w:t>i</w:t>
-      </w:r>
-      <w:proofErr w:type="spellEnd"/>
-      <w:r>
-        <w:t>) {</w:t>
-      </w:r>
-    </w:p>
-    <w:p>
-      <w:pPr>
-        <w:pStyle w:val="CodeStyle"/>
-        <w:keepLines/>
-        <w:jc w:val="both"/>
-      </w:pPr>
-      <w:r>
-        <w:t xml:space="preserve">        </w:t>
-      </w:r>
-      <w:proofErr w:type="spellStart"/>
-      <w:r>
-        <w:t>cout</w:t>
-      </w:r>
-      <w:proofErr w:type="spellEnd"/>
-      <w:r>
-        <w:t xml:space="preserve"> &lt;&lt; root-&gt;value &lt;&lt; "\t";</w:t>
+        <w:t>void PrintInOrder(AVLNode* root) {</w:t>
+      </w:r>
+    </w:p>
+    <w:p>
+      <w:pPr>
+        <w:pStyle w:val="CodeStyle"/>
+        <w:keepLines/>
+        <w:jc w:val="both"/>
+      </w:pPr>
+      <w:r>
+        <w:t xml:space="preserve">    if (root == nullptr) return;</w:t>
+      </w:r>
+    </w:p>
+    <w:p>
+      <w:pPr>
+        <w:pStyle w:val="CodeStyle"/>
+        <w:keepLines/>
+        <w:jc w:val="both"/>
+      </w:pPr>
+    </w:p>
+    <w:p>
+      <w:pPr>
+        <w:pStyle w:val="CodeStyle"/>
+        <w:keepLines/>
+        <w:jc w:val="both"/>
+      </w:pPr>
+      <w:r>
+        <w:t xml:space="preserve">    PrintInOrder(root-&gt;left);</w:t>
+      </w:r>
+    </w:p>
+    <w:p>
+      <w:pPr>
+        <w:pStyle w:val="CodeStyle"/>
+        <w:keepLines/>
+        <w:jc w:val="both"/>
+      </w:pPr>
+      <w:r>
+        <w:t xml:space="preserve">    for (int i = 0; i &lt; root-&gt;count; ++i) {</w:t>
+      </w:r>
+    </w:p>
+    <w:p>
+      <w:pPr>
+        <w:pStyle w:val="CodeStyle"/>
+        <w:keepLines/>
+        <w:jc w:val="both"/>
+      </w:pPr>
+      <w:r>
+        <w:t xml:space="preserve">        cout &lt;&lt; root-&gt;value &lt;&lt; "\t";</w:t>
       </w:r>
     </w:p>
     <w:p>
@@ -9611,15 +6986,7 @@
       </w:pPr>
       <w:r>
         <w:lastRenderedPageBreak/>
-        <w:t xml:space="preserve">    </w:t>
-      </w:r>
-      <w:proofErr w:type="spellStart"/>
-      <w:r>
-        <w:t>PrintInOrder</w:t>
-      </w:r>
-      <w:proofErr w:type="spellEnd"/>
-      <w:r>
-        <w:t>(root-&gt;right);</w:t>
+        <w:t xml:space="preserve">    PrintInOrder(root-&gt;right);</w:t>
       </w:r>
     </w:p>
     <w:p>
@@ -9646,100 +7013,44 @@
         <w:jc w:val="both"/>
       </w:pPr>
       <w:r>
-        <w:t xml:space="preserve">void </w:t>
-      </w:r>
-      <w:proofErr w:type="spellStart"/>
-      <w:r>
-        <w:t>PrintPreOrder</w:t>
-      </w:r>
-      <w:proofErr w:type="spellEnd"/>
-      <w:r>
-        <w:t>(</w:t>
-      </w:r>
-      <w:proofErr w:type="spellStart"/>
-      <w:r>
-        <w:t>AVLNode</w:t>
-      </w:r>
-      <w:proofErr w:type="spellEnd"/>
-      <w:r>
-        <w:t>* root) {</w:t>
-      </w:r>
-    </w:p>
-    <w:p>
-      <w:pPr>
-        <w:pStyle w:val="CodeStyle"/>
-        <w:keepLines/>
-        <w:jc w:val="both"/>
-      </w:pPr>
-      <w:r>
-        <w:t xml:space="preserve">    if (root == </w:t>
-      </w:r>
-      <w:proofErr w:type="spellStart"/>
-      <w:r>
-        <w:t>nullptr</w:t>
-      </w:r>
-      <w:proofErr w:type="spellEnd"/>
-      <w:r>
-        <w:t>) return;</w:t>
-      </w:r>
-    </w:p>
-    <w:p>
-      <w:pPr>
-        <w:pStyle w:val="CodeStyle"/>
-        <w:keepLines/>
-        <w:jc w:val="both"/>
-      </w:pPr>
-    </w:p>
-    <w:p>
-      <w:pPr>
-        <w:pStyle w:val="CodeStyle"/>
-        <w:keepLines/>
-        <w:jc w:val="both"/>
-      </w:pPr>
-      <w:r>
-        <w:t xml:space="preserve">    for (int </w:t>
-      </w:r>
-      <w:proofErr w:type="spellStart"/>
-      <w:r>
-        <w:t>i</w:t>
-      </w:r>
-      <w:proofErr w:type="spellEnd"/>
-      <w:r>
-        <w:t xml:space="preserve"> = 0; </w:t>
-      </w:r>
-      <w:proofErr w:type="spellStart"/>
-      <w:r>
-        <w:t>i</w:t>
-      </w:r>
-      <w:proofErr w:type="spellEnd"/>
-      <w:r>
-        <w:t xml:space="preserve"> &lt; root-&gt;count; ++</w:t>
-      </w:r>
-      <w:proofErr w:type="spellStart"/>
-      <w:r>
-        <w:t>i</w:t>
-      </w:r>
-      <w:proofErr w:type="spellEnd"/>
-      <w:r>
-        <w:t>) {</w:t>
-      </w:r>
-    </w:p>
-    <w:p>
-      <w:pPr>
-        <w:pStyle w:val="CodeStyle"/>
-        <w:keepLines/>
-        <w:jc w:val="both"/>
-      </w:pPr>
-      <w:r>
-        <w:t xml:space="preserve">        </w:t>
-      </w:r>
-      <w:proofErr w:type="spellStart"/>
-      <w:r>
-        <w:t>cout</w:t>
-      </w:r>
-      <w:proofErr w:type="spellEnd"/>
-      <w:r>
-        <w:t xml:space="preserve"> &lt;&lt; root-&gt;value &lt;&lt; "\t";</w:t>
+        <w:t>void PrintPreOrder(AVLNode* root) {</w:t>
+      </w:r>
+    </w:p>
+    <w:p>
+      <w:pPr>
+        <w:pStyle w:val="CodeStyle"/>
+        <w:keepLines/>
+        <w:jc w:val="both"/>
+      </w:pPr>
+      <w:r>
+        <w:t xml:space="preserve">    if (root == nullptr) return;</w:t>
+      </w:r>
+    </w:p>
+    <w:p>
+      <w:pPr>
+        <w:pStyle w:val="CodeStyle"/>
+        <w:keepLines/>
+        <w:jc w:val="both"/>
+      </w:pPr>
+    </w:p>
+    <w:p>
+      <w:pPr>
+        <w:pStyle w:val="CodeStyle"/>
+        <w:keepLines/>
+        <w:jc w:val="both"/>
+      </w:pPr>
+      <w:r>
+        <w:t xml:space="preserve">    for (int i = 0; i &lt; root-&gt;count; ++i) {</w:t>
+      </w:r>
+    </w:p>
+    <w:p>
+      <w:pPr>
+        <w:pStyle w:val="CodeStyle"/>
+        <w:keepLines/>
+        <w:jc w:val="both"/>
+      </w:pPr>
+      <w:r>
+        <w:t xml:space="preserve">        cout &lt;&lt; root-&gt;value &lt;&lt; "\t";</w:t>
       </w:r>
     </w:p>
     <w:p>
@@ -9759,33 +7070,17 @@
         <w:jc w:val="both"/>
       </w:pPr>
       <w:r>
-        <w:t xml:space="preserve">    </w:t>
-      </w:r>
-      <w:proofErr w:type="spellStart"/>
-      <w:r>
-        <w:t>PrintPreOrder</w:t>
-      </w:r>
-      <w:proofErr w:type="spellEnd"/>
-      <w:r>
-        <w:t>(root-&gt;left);</w:t>
-      </w:r>
-    </w:p>
-    <w:p>
-      <w:pPr>
-        <w:pStyle w:val="CodeStyle"/>
-        <w:keepLines/>
-        <w:jc w:val="both"/>
-      </w:pPr>
-      <w:r>
-        <w:t xml:space="preserve">    </w:t>
-      </w:r>
-      <w:proofErr w:type="spellStart"/>
-      <w:r>
-        <w:t>PrintPreOrder</w:t>
-      </w:r>
-      <w:proofErr w:type="spellEnd"/>
-      <w:r>
-        <w:t>(root-&gt;right);</w:t>
+        <w:t xml:space="preserve">    PrintPreOrder(root-&gt;left);</w:t>
+      </w:r>
+    </w:p>
+    <w:p>
+      <w:pPr>
+        <w:pStyle w:val="CodeStyle"/>
+        <w:keepLines/>
+        <w:jc w:val="both"/>
+      </w:pPr>
+      <w:r>
+        <w:t xml:space="preserve">    PrintPreOrder(root-&gt;right);</w:t>
       </w:r>
     </w:p>
     <w:p>
@@ -9812,136 +7107,64 @@
         <w:jc w:val="both"/>
       </w:pPr>
       <w:r>
-        <w:t xml:space="preserve">void </w:t>
-      </w:r>
-      <w:proofErr w:type="spellStart"/>
-      <w:r>
-        <w:t>PrintPostOrder</w:t>
-      </w:r>
-      <w:proofErr w:type="spellEnd"/>
-      <w:r>
-        <w:t>(</w:t>
-      </w:r>
-      <w:proofErr w:type="spellStart"/>
-      <w:r>
-        <w:t>AVLNode</w:t>
-      </w:r>
-      <w:proofErr w:type="spellEnd"/>
-      <w:r>
-        <w:t>* root) {</w:t>
-      </w:r>
-    </w:p>
-    <w:p>
-      <w:pPr>
-        <w:pStyle w:val="CodeStyle"/>
-        <w:keepLines/>
-        <w:jc w:val="both"/>
-      </w:pPr>
-      <w:r>
-        <w:t xml:space="preserve">    if (root == </w:t>
-      </w:r>
-      <w:proofErr w:type="spellStart"/>
-      <w:r>
-        <w:t>nullptr</w:t>
-      </w:r>
-      <w:proofErr w:type="spellEnd"/>
-      <w:r>
-        <w:t>) return;</w:t>
-      </w:r>
-    </w:p>
-    <w:p>
-      <w:pPr>
-        <w:pStyle w:val="CodeStyle"/>
-        <w:keepLines/>
-        <w:jc w:val="both"/>
-      </w:pPr>
-    </w:p>
-    <w:p>
-      <w:pPr>
-        <w:pStyle w:val="CodeStyle"/>
-        <w:keepLines/>
-        <w:jc w:val="both"/>
-      </w:pPr>
-      <w:r>
-        <w:t xml:space="preserve">    </w:t>
-      </w:r>
-      <w:proofErr w:type="spellStart"/>
-      <w:r>
-        <w:t>PrintPostOrder</w:t>
-      </w:r>
-      <w:proofErr w:type="spellEnd"/>
-      <w:r>
-        <w:t>(root-&gt;left);</w:t>
-      </w:r>
-    </w:p>
-    <w:p>
-      <w:pPr>
-        <w:pStyle w:val="CodeStyle"/>
-        <w:keepLines/>
-        <w:jc w:val="both"/>
-      </w:pPr>
-      <w:r>
-        <w:t xml:space="preserve">    </w:t>
-      </w:r>
-      <w:proofErr w:type="spellStart"/>
-      <w:r>
-        <w:t>PrintPostOrder</w:t>
-      </w:r>
-      <w:proofErr w:type="spellEnd"/>
-      <w:r>
-        <w:t>(root-&gt;right);</w:t>
-      </w:r>
-    </w:p>
-    <w:p>
-      <w:pPr>
-        <w:pStyle w:val="CodeStyle"/>
-        <w:keepLines/>
-        <w:jc w:val="both"/>
-      </w:pPr>
-      <w:r>
-        <w:t xml:space="preserve">    for (int </w:t>
-      </w:r>
-      <w:proofErr w:type="spellStart"/>
-      <w:r>
-        <w:t>i</w:t>
-      </w:r>
-      <w:proofErr w:type="spellEnd"/>
-      <w:r>
-        <w:t xml:space="preserve"> = 0; </w:t>
-      </w:r>
-      <w:proofErr w:type="spellStart"/>
-      <w:r>
-        <w:t>i</w:t>
-      </w:r>
-      <w:proofErr w:type="spellEnd"/>
-      <w:r>
-        <w:t xml:space="preserve"> &lt; root-&gt;count; ++</w:t>
-      </w:r>
-      <w:proofErr w:type="spellStart"/>
-      <w:r>
-        <w:t>i</w:t>
-      </w:r>
-      <w:proofErr w:type="spellEnd"/>
-      <w:r>
-        <w:t>) {</w:t>
-      </w:r>
-    </w:p>
-    <w:p>
-      <w:pPr>
-        <w:pStyle w:val="CodeStyle"/>
-        <w:keepLines/>
-        <w:jc w:val="both"/>
-      </w:pPr>
-      <w:r>
-        <w:t xml:space="preserve">        </w:t>
-      </w:r>
-      <w:proofErr w:type="spellStart"/>
-      <w:r>
-        <w:t>cout</w:t>
-      </w:r>
-      <w:proofErr w:type="spellEnd"/>
-      <w:r>
-        <w:t xml:space="preserve"> &lt;&lt; root-&gt;value &lt;&lt; "\t";</w:t>
+        <w:t>void PrintPostOrder(AVLNode* root) {</w:t>
+      </w:r>
+    </w:p>
+    <w:p>
+      <w:pPr>
+        <w:pStyle w:val="CodeStyle"/>
+        <w:keepLines/>
+        <w:jc w:val="both"/>
+      </w:pPr>
+      <w:r>
+        <w:t xml:space="preserve">    if (root == nullptr) return;</w:t>
+      </w:r>
+    </w:p>
+    <w:p>
+      <w:pPr>
+        <w:pStyle w:val="CodeStyle"/>
+        <w:keepLines/>
+        <w:jc w:val="both"/>
+      </w:pPr>
+    </w:p>
+    <w:p>
+      <w:pPr>
+        <w:pStyle w:val="CodeStyle"/>
+        <w:keepLines/>
+        <w:jc w:val="both"/>
+      </w:pPr>
+      <w:r>
+        <w:t xml:space="preserve">    PrintPostOrder(root-&gt;left);</w:t>
+      </w:r>
+    </w:p>
+    <w:p>
+      <w:pPr>
+        <w:pStyle w:val="CodeStyle"/>
+        <w:keepLines/>
+        <w:jc w:val="both"/>
+      </w:pPr>
+      <w:r>
+        <w:t xml:space="preserve">    PrintPostOrder(root-&gt;right);</w:t>
+      </w:r>
+    </w:p>
+    <w:p>
+      <w:pPr>
+        <w:pStyle w:val="CodeStyle"/>
+        <w:keepLines/>
+        <w:jc w:val="both"/>
+      </w:pPr>
+      <w:r>
+        <w:t xml:space="preserve">    for (int i = 0; i &lt; root-&gt;count; ++i) {</w:t>
+      </w:r>
+    </w:p>
+    <w:p>
+      <w:pPr>
+        <w:pStyle w:val="CodeStyle"/>
+        <w:keepLines/>
+        <w:jc w:val="both"/>
+      </w:pPr>
+      <w:r>
+        <w:t xml:space="preserve">        cout &lt;&lt; root-&gt;value &lt;&lt; "\t";</w:t>
       </w:r>
     </w:p>
     <w:p>
@@ -9978,84 +7201,44 @@
         <w:jc w:val="both"/>
       </w:pPr>
       <w:r>
-        <w:t xml:space="preserve">void </w:t>
-      </w:r>
-      <w:proofErr w:type="spellStart"/>
-      <w:r>
-        <w:t>DeleteTree</w:t>
-      </w:r>
-      <w:proofErr w:type="spellEnd"/>
-      <w:r>
-        <w:t>(</w:t>
-      </w:r>
-      <w:proofErr w:type="spellStart"/>
-      <w:r>
-        <w:t>AVLNode</w:t>
-      </w:r>
-      <w:proofErr w:type="spellEnd"/>
-      <w:r>
-        <w:t>* root) {</w:t>
-      </w:r>
-    </w:p>
-    <w:p>
-      <w:pPr>
-        <w:pStyle w:val="CodeStyle"/>
-        <w:keepLines/>
-        <w:jc w:val="both"/>
-      </w:pPr>
-      <w:r>
-        <w:t xml:space="preserve">    if (root == </w:t>
-      </w:r>
-      <w:proofErr w:type="spellStart"/>
-      <w:r>
-        <w:t>nullptr</w:t>
-      </w:r>
-      <w:proofErr w:type="spellEnd"/>
-      <w:r>
-        <w:t>) return;</w:t>
-      </w:r>
-    </w:p>
-    <w:p>
-      <w:pPr>
-        <w:pStyle w:val="CodeStyle"/>
-        <w:keepLines/>
-        <w:jc w:val="both"/>
-      </w:pPr>
-    </w:p>
-    <w:p>
-      <w:pPr>
-        <w:pStyle w:val="CodeStyle"/>
-        <w:keepLines/>
-        <w:jc w:val="both"/>
-      </w:pPr>
-      <w:r>
-        <w:t xml:space="preserve">    </w:t>
-      </w:r>
-      <w:proofErr w:type="spellStart"/>
-      <w:r>
-        <w:t>DeleteTree</w:t>
-      </w:r>
-      <w:proofErr w:type="spellEnd"/>
-      <w:r>
-        <w:t>(root-&gt;left);</w:t>
-      </w:r>
-    </w:p>
-    <w:p>
-      <w:pPr>
-        <w:pStyle w:val="CodeStyle"/>
-        <w:keepLines/>
-        <w:jc w:val="both"/>
-      </w:pPr>
-      <w:r>
-        <w:t xml:space="preserve">    </w:t>
-      </w:r>
-      <w:proofErr w:type="spellStart"/>
-      <w:r>
-        <w:t>DeleteTree</w:t>
-      </w:r>
-      <w:proofErr w:type="spellEnd"/>
-      <w:r>
-        <w:t>(root-&gt;right);</w:t>
+        <w:t>void DeleteTree(AVLNode* root) {</w:t>
+      </w:r>
+    </w:p>
+    <w:p>
+      <w:pPr>
+        <w:pStyle w:val="CodeStyle"/>
+        <w:keepLines/>
+        <w:jc w:val="both"/>
+      </w:pPr>
+      <w:r>
+        <w:t xml:space="preserve">    if (root == nullptr) return;</w:t>
+      </w:r>
+    </w:p>
+    <w:p>
+      <w:pPr>
+        <w:pStyle w:val="CodeStyle"/>
+        <w:keepLines/>
+        <w:jc w:val="both"/>
+      </w:pPr>
+    </w:p>
+    <w:p>
+      <w:pPr>
+        <w:pStyle w:val="CodeStyle"/>
+        <w:keepLines/>
+        <w:jc w:val="both"/>
+      </w:pPr>
+      <w:r>
+        <w:t xml:space="preserve">    DeleteTree(root-&gt;left);</w:t>
+      </w:r>
+    </w:p>
+    <w:p>
+      <w:pPr>
+        <w:pStyle w:val="CodeStyle"/>
+        <w:keepLines/>
+        <w:jc w:val="both"/>
+      </w:pPr>
+      <w:r>
+        <w:t xml:space="preserve">    DeleteTree(root-&gt;right);</w:t>
       </w:r>
     </w:p>
     <w:p>
